--- a/report.docx
+++ b/report.docx
@@ -521,7 +521,8 @@
     </w:p>
     <w:p>
       <w:pPr>
-        <w:ind w:firstLine="851"/>
+        <w:ind w:firstLine="709"/>
+        <w:jc w:val="both"/>
         <w:rPr>
           <w:rFonts w:ascii="Times New Roman" w:hAnsi="Times New Roman" w:cs="Times New Roman"/>
           <w:b/>
@@ -550,6 +551,7 @@
           <w:numId w:val="1"/>
         </w:numPr>
         <w:spacing w:line="259" w:lineRule="auto"/>
+        <w:ind w:left="0" w:firstLine="709"/>
         <w:jc w:val="both"/>
         <w:rPr>
           <w:rFonts w:ascii="Times New Roman" w:hAnsi="Times New Roman" w:cs="Times New Roman"/>
@@ -610,6 +612,7 @@
           <w:numId w:val="1"/>
         </w:numPr>
         <w:spacing w:line="259" w:lineRule="auto"/>
+        <w:ind w:left="0" w:firstLine="709"/>
         <w:jc w:val="both"/>
         <w:rPr>
           <w:rFonts w:ascii="Times New Roman" w:hAnsi="Times New Roman" w:cs="Times New Roman"/>
@@ -643,6 +646,7 @@
           <w:numId w:val="1"/>
         </w:numPr>
         <w:spacing w:line="259" w:lineRule="auto"/>
+        <w:ind w:left="0" w:firstLine="709"/>
         <w:jc w:val="both"/>
         <w:rPr>
           <w:rFonts w:ascii="Times New Roman" w:hAnsi="Times New Roman" w:cs="Times New Roman"/>
@@ -667,6 +671,7 @@
           <w:numId w:val="1"/>
         </w:numPr>
         <w:spacing w:line="259" w:lineRule="auto"/>
+        <w:ind w:left="0" w:firstLine="709"/>
         <w:jc w:val="both"/>
         <w:rPr>
           <w:rFonts w:ascii="Times New Roman" w:hAnsi="Times New Roman" w:cs="Times New Roman"/>
@@ -727,6 +732,7 @@
           <w:numId w:val="1"/>
         </w:numPr>
         <w:spacing w:line="259" w:lineRule="auto"/>
+        <w:ind w:left="0" w:firstLine="709"/>
         <w:jc w:val="both"/>
         <w:rPr>
           <w:rFonts w:ascii="Times New Roman" w:hAnsi="Times New Roman" w:cs="Times New Roman"/>
@@ -766,6 +772,7 @@
     </w:p>
     <w:p>
       <w:pPr>
+        <w:ind w:firstLine="709"/>
         <w:rPr>
           <w:rFonts w:ascii="Times New Roman" w:hAnsi="Times New Roman" w:cs="Times New Roman"/>
           <w:i/>
@@ -788,6 +795,7 @@
     </w:p>
     <w:p>
       <w:pPr>
+        <w:ind w:firstLine="709"/>
         <w:jc w:val="center"/>
         <w:rPr>
           <w:rFonts w:ascii="Times New Roman" w:hAnsi="Times New Roman" w:cs="Times New Roman"/>
@@ -841,6 +849,7 @@
     </w:p>
     <w:p>
       <w:pPr>
+        <w:ind w:firstLine="709"/>
         <w:jc w:val="center"/>
         <w:rPr>
           <w:rFonts w:ascii="Times New Roman" w:hAnsi="Times New Roman" w:cs="Times New Roman"/>
@@ -906,20 +915,22 @@
     </w:p>
     <w:p>
       <w:pPr>
-        <w:jc w:val="center"/>
-        <w:rPr>
-          <w:rFonts w:ascii="Times New Roman" w:hAnsi="Times New Roman" w:cs="Times New Roman"/>
-          <w:b/>
-          <w:bCs/>
-          <w:i/>
-          <w:sz w:val="28"/>
-          <w:szCs w:val="28"/>
-        </w:rPr>
-      </w:pPr>
-    </w:p>
-    <w:p>
-      <w:pPr>
-        <w:ind w:firstLine="709"/>
+        <w:ind w:firstLine="709"/>
+        <w:jc w:val="both"/>
+        <w:rPr>
+          <w:rFonts w:ascii="Times New Roman" w:hAnsi="Times New Roman" w:cs="Times New Roman"/>
+          <w:b/>
+          <w:bCs/>
+          <w:i/>
+          <w:sz w:val="28"/>
+          <w:szCs w:val="28"/>
+        </w:rPr>
+      </w:pPr>
+    </w:p>
+    <w:p>
+      <w:pPr>
+        <w:ind w:firstLine="709"/>
+        <w:jc w:val="both"/>
         <w:rPr>
           <w:rFonts w:ascii="Times New Roman" w:hAnsi="Times New Roman" w:cs="Times New Roman"/>
           <w:iCs/>
@@ -999,6 +1010,7 @@
     </w:p>
     <w:p>
       <w:pPr>
+        <w:ind w:firstLine="709"/>
         <w:jc w:val="center"/>
         <w:rPr>
           <w:rFonts w:ascii="Times New Roman" w:hAnsi="Times New Roman" w:cs="Times New Roman"/>
@@ -1060,6 +1072,7 @@
     </w:p>
     <w:p>
       <w:pPr>
+        <w:ind w:firstLine="709"/>
         <w:jc w:val="center"/>
         <w:rPr>
           <w:rFonts w:ascii="Times New Roman" w:hAnsi="Times New Roman" w:cs="Times New Roman"/>
@@ -1097,6 +1110,7 @@
     </w:p>
     <w:p>
       <w:pPr>
+        <w:ind w:firstLine="709"/>
         <w:jc w:val="center"/>
         <w:rPr>
           <w:rFonts w:ascii="Times New Roman" w:hAnsi="Times New Roman" w:cs="Times New Roman"/>
@@ -1111,6 +1125,7 @@
     <w:p>
       <w:pPr>
         <w:ind w:firstLine="709"/>
+        <w:jc w:val="both"/>
         <w:rPr>
           <w:rFonts w:ascii="Times New Roman" w:hAnsi="Times New Roman" w:cs="Times New Roman"/>
           <w:iCs/>
@@ -1175,36 +1190,48 @@
           <w:sz w:val="28"/>
           <w:szCs w:val="28"/>
         </w:rPr>
+        <w:t>develop</w:t>
+      </w:r>
+      <w:proofErr w:type="spellEnd"/>
+      <w:r>
+        <w:rPr>
+          <w:rFonts w:ascii="Times New Roman" w:hAnsi="Times New Roman" w:cs="Times New Roman"/>
+          <w:iCs/>
+          <w:sz w:val="28"/>
+          <w:szCs w:val="28"/>
+        </w:rPr>
+        <w:t xml:space="preserve">. Це </w:t>
+      </w:r>
+      <w:r>
+        <w:rPr>
+          <w:rFonts w:ascii="Times New Roman" w:hAnsi="Times New Roman" w:cs="Times New Roman"/>
+          <w:iCs/>
+          <w:sz w:val="28"/>
+          <w:szCs w:val="28"/>
+        </w:rPr>
         <w:lastRenderedPageBreak/>
-        <w:t>develop</w:t>
-      </w:r>
-      <w:proofErr w:type="spellEnd"/>
-      <w:r>
-        <w:rPr>
-          <w:rFonts w:ascii="Times New Roman" w:hAnsi="Times New Roman" w:cs="Times New Roman"/>
-          <w:iCs/>
-          <w:sz w:val="28"/>
-          <w:szCs w:val="28"/>
-        </w:rPr>
-        <w:t>. Це дозволяє безпечно інтегрувати новий функціонал, не порушуючи працездатність стабільної версії проєкту.</w:t>
-      </w:r>
-    </w:p>
-    <w:p>
-      <w:pPr>
-        <w:jc w:val="center"/>
-        <w:rPr>
-          <w:rFonts w:ascii="Times New Roman" w:hAnsi="Times New Roman" w:cs="Times New Roman"/>
-          <w:b/>
-          <w:bCs/>
-          <w:i/>
-          <w:sz w:val="28"/>
-          <w:szCs w:val="28"/>
-          <w:lang w:val="ru-UA"/>
-        </w:rPr>
-      </w:pPr>
-    </w:p>
-    <w:p>
-      <w:pPr>
+        <w:t>дозволяє безпечно інтегрувати новий функціонал, не порушуючи працездатність стабільної версії проєкту.</w:t>
+      </w:r>
+    </w:p>
+    <w:p>
+      <w:pPr>
+        <w:ind w:firstLine="709"/>
+        <w:jc w:val="both"/>
+        <w:rPr>
+          <w:rFonts w:ascii="Times New Roman" w:hAnsi="Times New Roman" w:cs="Times New Roman"/>
+          <w:b/>
+          <w:bCs/>
+          <w:i/>
+          <w:sz w:val="28"/>
+          <w:szCs w:val="28"/>
+          <w:lang w:val="ru-UA"/>
+        </w:rPr>
+      </w:pPr>
+    </w:p>
+    <w:p>
+      <w:pPr>
+        <w:ind w:firstLine="709"/>
+        <w:jc w:val="both"/>
         <w:rPr>
           <w:rFonts w:ascii="Times New Roman" w:hAnsi="Times New Roman" w:cs="Times New Roman"/>
           <w:sz w:val="28"/>
@@ -1240,6 +1267,8 @@
     </w:p>
     <w:p>
       <w:pPr>
+        <w:ind w:firstLine="709"/>
+        <w:jc w:val="both"/>
         <w:rPr>
           <w:rFonts w:ascii="Times New Roman" w:hAnsi="Times New Roman" w:cs="Times New Roman"/>
           <w:sz w:val="28"/>
@@ -1279,6 +1308,8 @@
           <w:ilvl w:val="0"/>
           <w:numId w:val="2"/>
         </w:numPr>
+        <w:ind w:left="0" w:firstLine="709"/>
+        <w:jc w:val="both"/>
         <w:rPr>
           <w:rFonts w:ascii="Times New Roman" w:hAnsi="Times New Roman" w:cs="Times New Roman"/>
           <w:sz w:val="28"/>
@@ -1372,6 +1403,8 @@
           <w:ilvl w:val="0"/>
           <w:numId w:val="2"/>
         </w:numPr>
+        <w:ind w:left="0" w:firstLine="709"/>
+        <w:jc w:val="both"/>
         <w:rPr>
           <w:rFonts w:ascii="Times New Roman" w:hAnsi="Times New Roman" w:cs="Times New Roman"/>
           <w:sz w:val="28"/>
@@ -1429,6 +1462,8 @@
           <w:ilvl w:val="0"/>
           <w:numId w:val="2"/>
         </w:numPr>
+        <w:ind w:left="0" w:firstLine="709"/>
+        <w:jc w:val="both"/>
         <w:rPr>
           <w:rFonts w:ascii="Times New Roman" w:hAnsi="Times New Roman" w:cs="Times New Roman"/>
           <w:sz w:val="28"/>
@@ -1558,6 +1593,8 @@
           <w:ilvl w:val="0"/>
           <w:numId w:val="2"/>
         </w:numPr>
+        <w:ind w:left="0" w:firstLine="709"/>
+        <w:jc w:val="both"/>
         <w:rPr>
           <w:rFonts w:ascii="Times New Roman" w:hAnsi="Times New Roman" w:cs="Times New Roman"/>
           <w:sz w:val="28"/>
@@ -1585,16 +1622,20 @@
     </w:p>
     <w:p>
       <w:pPr>
-        <w:rPr>
-          <w:rFonts w:ascii="Times New Roman" w:hAnsi="Times New Roman" w:cs="Times New Roman"/>
-          <w:sz w:val="28"/>
-          <w:szCs w:val="28"/>
-          <w:lang w:val="ru-UA"/>
-        </w:rPr>
-      </w:pPr>
-    </w:p>
-    <w:p>
-      <w:pPr>
+        <w:ind w:firstLine="709"/>
+        <w:jc w:val="both"/>
+        <w:rPr>
+          <w:rFonts w:ascii="Times New Roman" w:hAnsi="Times New Roman" w:cs="Times New Roman"/>
+          <w:sz w:val="28"/>
+          <w:szCs w:val="28"/>
+          <w:lang w:val="ru-UA"/>
+        </w:rPr>
+      </w:pPr>
+    </w:p>
+    <w:p>
+      <w:pPr>
+        <w:ind w:firstLine="709"/>
+        <w:jc w:val="both"/>
         <w:rPr>
           <w:rFonts w:ascii="Times New Roman" w:hAnsi="Times New Roman" w:cs="Times New Roman"/>
           <w:sz w:val="28"/>
@@ -1612,6 +1653,8 @@
     </w:p>
     <w:p>
       <w:pPr>
+        <w:ind w:firstLine="709"/>
+        <w:jc w:val="both"/>
         <w:rPr>
           <w:rFonts w:ascii="Times New Roman" w:hAnsi="Times New Roman" w:cs="Times New Roman"/>
           <w:sz w:val="28"/>
@@ -1633,6 +1676,8 @@
           <w:ilvl w:val="0"/>
           <w:numId w:val="3"/>
         </w:numPr>
+        <w:ind w:left="0" w:firstLine="709"/>
+        <w:jc w:val="both"/>
         <w:rPr>
           <w:rFonts w:ascii="Times New Roman" w:hAnsi="Times New Roman" w:cs="Times New Roman"/>
           <w:sz w:val="28"/>
@@ -1682,6 +1727,8 @@
           <w:ilvl w:val="0"/>
           <w:numId w:val="3"/>
         </w:numPr>
+        <w:ind w:left="0" w:firstLine="709"/>
+        <w:jc w:val="both"/>
         <w:rPr>
           <w:rFonts w:ascii="Times New Roman" w:hAnsi="Times New Roman" w:cs="Times New Roman"/>
           <w:sz w:val="28"/>
@@ -1731,6 +1778,8 @@
           <w:ilvl w:val="0"/>
           <w:numId w:val="3"/>
         </w:numPr>
+        <w:ind w:left="0" w:firstLine="709"/>
+        <w:jc w:val="both"/>
         <w:rPr>
           <w:rFonts w:ascii="Times New Roman" w:hAnsi="Times New Roman" w:cs="Times New Roman"/>
           <w:sz w:val="28"/>
@@ -1762,6 +1811,8 @@
           <w:ilvl w:val="0"/>
           <w:numId w:val="3"/>
         </w:numPr>
+        <w:ind w:left="0" w:firstLine="709"/>
+        <w:jc w:val="both"/>
         <w:rPr>
           <w:rFonts w:ascii="Times New Roman" w:hAnsi="Times New Roman" w:cs="Times New Roman"/>
           <w:sz w:val="28"/>
@@ -1811,6 +1862,8 @@
           <w:ilvl w:val="0"/>
           <w:numId w:val="3"/>
         </w:numPr>
+        <w:ind w:left="0" w:firstLine="709"/>
+        <w:jc w:val="both"/>
         <w:rPr>
           <w:rFonts w:ascii="Times New Roman" w:hAnsi="Times New Roman" w:cs="Times New Roman"/>
           <w:sz w:val="28"/>
@@ -1838,6 +1891,8 @@
     </w:p>
     <w:p>
       <w:pPr>
+        <w:ind w:firstLine="709"/>
+        <w:jc w:val="both"/>
         <w:rPr>
           <w:rFonts w:ascii="Times New Roman" w:hAnsi="Times New Roman" w:cs="Times New Roman"/>
           <w:sz w:val="28"/>
@@ -1859,6 +1914,8 @@
           <w:ilvl w:val="0"/>
           <w:numId w:val="4"/>
         </w:numPr>
+        <w:ind w:left="0" w:firstLine="709"/>
+        <w:jc w:val="both"/>
         <w:rPr>
           <w:rFonts w:ascii="Times New Roman" w:hAnsi="Times New Roman" w:cs="Times New Roman"/>
           <w:sz w:val="28"/>
@@ -1890,19 +1947,22 @@
           <w:ilvl w:val="0"/>
           <w:numId w:val="4"/>
         </w:numPr>
-        <w:rPr>
-          <w:rFonts w:ascii="Times New Roman" w:hAnsi="Times New Roman" w:cs="Times New Roman"/>
-          <w:sz w:val="28"/>
-          <w:szCs w:val="28"/>
-        </w:rPr>
-      </w:pPr>
-      <w:proofErr w:type="spellStart"/>
-      <w:r>
-        <w:rPr>
-          <w:rFonts w:ascii="Times New Roman" w:hAnsi="Times New Roman" w:cs="Times New Roman"/>
-          <w:sz w:val="28"/>
-          <w:szCs w:val="28"/>
-        </w:rPr>
+        <w:ind w:left="0" w:firstLine="709"/>
+        <w:jc w:val="both"/>
+        <w:rPr>
+          <w:rFonts w:ascii="Times New Roman" w:hAnsi="Times New Roman" w:cs="Times New Roman"/>
+          <w:sz w:val="28"/>
+          <w:szCs w:val="28"/>
+        </w:rPr>
+      </w:pPr>
+      <w:proofErr w:type="spellStart"/>
+      <w:r>
+        <w:rPr>
+          <w:rFonts w:ascii="Times New Roman" w:hAnsi="Times New Roman" w:cs="Times New Roman"/>
+          <w:sz w:val="28"/>
+          <w:szCs w:val="28"/>
+        </w:rPr>
+        <w:lastRenderedPageBreak/>
         <w:t>isAdult</w:t>
       </w:r>
       <w:proofErr w:type="spellEnd"/>
@@ -1921,33 +1981,38 @@
           <w:ilvl w:val="0"/>
           <w:numId w:val="4"/>
         </w:numPr>
-        <w:rPr>
-          <w:rFonts w:ascii="Times New Roman" w:hAnsi="Times New Roman" w:cs="Times New Roman"/>
-          <w:sz w:val="28"/>
-          <w:szCs w:val="28"/>
-        </w:rPr>
-      </w:pPr>
-      <w:r>
-        <w:rPr>
-          <w:rFonts w:ascii="Times New Roman" w:hAnsi="Times New Roman" w:cs="Times New Roman"/>
-          <w:sz w:val="28"/>
-          <w:szCs w:val="28"/>
-        </w:rPr>
-        <w:lastRenderedPageBreak/>
+        <w:ind w:left="0" w:firstLine="709"/>
+        <w:jc w:val="both"/>
+        <w:rPr>
+          <w:rFonts w:ascii="Times New Roman" w:hAnsi="Times New Roman" w:cs="Times New Roman"/>
+          <w:sz w:val="28"/>
+          <w:szCs w:val="28"/>
+        </w:rPr>
+      </w:pPr>
+      <w:r>
+        <w:rPr>
+          <w:rFonts w:ascii="Times New Roman" w:hAnsi="Times New Roman" w:cs="Times New Roman"/>
+          <w:sz w:val="28"/>
+          <w:szCs w:val="28"/>
+        </w:rPr>
         <w:t>Технічні метадані: Деякі внутрішні ідентифікатори, що не несуть бізнес-цінності для обраних 6 питань.</w:t>
       </w:r>
     </w:p>
     <w:p>
       <w:pPr>
-        <w:rPr>
-          <w:rFonts w:ascii="Times New Roman" w:hAnsi="Times New Roman" w:cs="Times New Roman"/>
-          <w:sz w:val="28"/>
-          <w:szCs w:val="28"/>
-        </w:rPr>
-      </w:pPr>
-    </w:p>
-    <w:p>
-      <w:pPr>
+        <w:ind w:firstLine="709"/>
+        <w:jc w:val="both"/>
+        <w:rPr>
+          <w:rFonts w:ascii="Times New Roman" w:hAnsi="Times New Roman" w:cs="Times New Roman"/>
+          <w:sz w:val="28"/>
+          <w:szCs w:val="28"/>
+        </w:rPr>
+      </w:pPr>
+    </w:p>
+    <w:p>
+      <w:pPr>
+        <w:ind w:firstLine="709"/>
+        <w:jc w:val="both"/>
         <w:rPr>
           <w:rFonts w:ascii="Times New Roman" w:hAnsi="Times New Roman" w:cs="Times New Roman"/>
           <w:sz w:val="28"/>
@@ -1965,6 +2030,8 @@
     </w:p>
     <w:p>
       <w:pPr>
+        <w:ind w:firstLine="709"/>
+        <w:jc w:val="both"/>
         <w:rPr>
           <w:rFonts w:ascii="Times New Roman" w:hAnsi="Times New Roman" w:cs="Times New Roman"/>
           <w:sz w:val="28"/>
@@ -2004,6 +2071,8 @@
           <w:ilvl w:val="0"/>
           <w:numId w:val="5"/>
         </w:numPr>
+        <w:ind w:left="0" w:firstLine="709"/>
+        <w:jc w:val="both"/>
         <w:rPr>
           <w:rFonts w:ascii="Times New Roman" w:hAnsi="Times New Roman" w:cs="Times New Roman"/>
           <w:sz w:val="28"/>
@@ -2035,6 +2104,8 @@
           <w:ilvl w:val="0"/>
           <w:numId w:val="5"/>
         </w:numPr>
+        <w:ind w:left="0" w:firstLine="709"/>
+        <w:jc w:val="both"/>
         <w:rPr>
           <w:rFonts w:ascii="Times New Roman" w:hAnsi="Times New Roman" w:cs="Times New Roman"/>
           <w:sz w:val="28"/>
@@ -2084,6 +2155,8 @@
           <w:ilvl w:val="0"/>
           <w:numId w:val="5"/>
         </w:numPr>
+        <w:ind w:left="0" w:firstLine="709"/>
+        <w:jc w:val="both"/>
         <w:rPr>
           <w:rFonts w:ascii="Times New Roman" w:hAnsi="Times New Roman" w:cs="Times New Roman"/>
           <w:sz w:val="28"/>
@@ -2133,6 +2206,8 @@
           <w:ilvl w:val="0"/>
           <w:numId w:val="5"/>
         </w:numPr>
+        <w:ind w:left="0" w:firstLine="709"/>
+        <w:jc w:val="both"/>
         <w:rPr>
           <w:rFonts w:ascii="Times New Roman" w:hAnsi="Times New Roman" w:cs="Times New Roman"/>
           <w:sz w:val="28"/>
@@ -2178,16 +2253,19 @@
     </w:p>
     <w:p>
       <w:pPr>
-        <w:rPr>
-          <w:rFonts w:ascii="Times New Roman" w:hAnsi="Times New Roman" w:cs="Times New Roman"/>
-          <w:sz w:val="28"/>
-          <w:szCs w:val="28"/>
-          <w:lang w:val="ru-UA"/>
-        </w:rPr>
-      </w:pPr>
-    </w:p>
-    <w:p>
-      <w:pPr>
+        <w:ind w:firstLine="709"/>
+        <w:jc w:val="both"/>
+        <w:rPr>
+          <w:rFonts w:ascii="Times New Roman" w:hAnsi="Times New Roman" w:cs="Times New Roman"/>
+          <w:sz w:val="28"/>
+          <w:szCs w:val="28"/>
+          <w:lang w:val="ru-UA"/>
+        </w:rPr>
+      </w:pPr>
+    </w:p>
+    <w:p>
+      <w:pPr>
+        <w:ind w:firstLine="709"/>
         <w:rPr>
           <w:rFonts w:ascii="Times New Roman" w:hAnsi="Times New Roman" w:cs="Times New Roman"/>
           <w:i/>
@@ -2249,16 +2327,18 @@
     </w:p>
     <w:p>
       <w:pPr>
-        <w:rPr>
-          <w:rFonts w:ascii="Times New Roman" w:hAnsi="Times New Roman" w:cs="Times New Roman"/>
-          <w:sz w:val="28"/>
-          <w:szCs w:val="28"/>
-          <w:lang w:val="ru-UA"/>
-        </w:rPr>
-      </w:pPr>
-    </w:p>
-    <w:p>
-      <w:pPr>
+        <w:ind w:firstLine="709"/>
+        <w:rPr>
+          <w:rFonts w:ascii="Times New Roman" w:hAnsi="Times New Roman" w:cs="Times New Roman"/>
+          <w:sz w:val="28"/>
+          <w:szCs w:val="28"/>
+          <w:lang w:val="ru-UA"/>
+        </w:rPr>
+      </w:pPr>
+    </w:p>
+    <w:p>
+      <w:pPr>
+        <w:ind w:firstLine="709"/>
         <w:rPr>
           <w:rFonts w:ascii="Times New Roman" w:hAnsi="Times New Roman" w:cs="Times New Roman"/>
           <w:sz w:val="28"/>
@@ -2313,6 +2393,7 @@
     </w:p>
     <w:p>
       <w:pPr>
+        <w:ind w:firstLine="709"/>
         <w:jc w:val="center"/>
         <w:rPr>
           <w:rFonts w:ascii="Times New Roman" w:hAnsi="Times New Roman" w:cs="Times New Roman"/>
@@ -2366,6 +2447,7 @@
     </w:p>
     <w:p>
       <w:pPr>
+        <w:ind w:firstLine="709"/>
         <w:jc w:val="center"/>
         <w:rPr>
           <w:rFonts w:ascii="Times New Roman" w:hAnsi="Times New Roman" w:cs="Times New Roman"/>
@@ -2394,6 +2476,7 @@
           <w:sz w:val="28"/>
           <w:szCs w:val="28"/>
         </w:rPr>
+        <w:lastRenderedPageBreak/>
         <w:t xml:space="preserve">Оскільки проєкт вимагає стабільного та ізольованого середовища для роботи </w:t>
       </w:r>
       <w:proofErr w:type="spellStart"/>
@@ -2430,16 +2513,7 @@
           <w:sz w:val="28"/>
           <w:szCs w:val="28"/>
         </w:rPr>
-        <w:t xml:space="preserve">. На етапі </w:t>
-      </w:r>
-      <w:r>
-        <w:rPr>
-          <w:rFonts w:ascii="Times New Roman" w:hAnsi="Times New Roman" w:cs="Times New Roman"/>
-          <w:sz w:val="28"/>
-          <w:szCs w:val="28"/>
-        </w:rPr>
-        <w:lastRenderedPageBreak/>
-        <w:t xml:space="preserve">налаштування виконано перевірку працездатності </w:t>
+        <w:t xml:space="preserve">. На етапі налаштування виконано перевірку працездатності </w:t>
       </w:r>
       <w:proofErr w:type="spellStart"/>
       <w:r>
@@ -2491,6 +2565,7 @@
     </w:p>
     <w:p>
       <w:pPr>
+        <w:ind w:firstLine="709"/>
         <w:jc w:val="center"/>
         <w:rPr>
           <w:rFonts w:ascii="Times New Roman" w:hAnsi="Times New Roman" w:cs="Times New Roman"/>
@@ -2552,6 +2627,7 @@
     </w:p>
     <w:p>
       <w:pPr>
+        <w:ind w:firstLine="709"/>
         <w:jc w:val="center"/>
         <w:rPr>
           <w:rFonts w:ascii="Times New Roman" w:hAnsi="Times New Roman" w:cs="Times New Roman"/>
@@ -2578,6 +2654,7 @@
     </w:p>
     <w:p>
       <w:pPr>
+        <w:ind w:firstLine="709"/>
         <w:jc w:val="center"/>
         <w:rPr>
           <w:rFonts w:ascii="Times New Roman" w:hAnsi="Times New Roman" w:cs="Times New Roman"/>
@@ -2719,16 +2796,17 @@
     </w:p>
     <w:p>
       <w:pPr>
-        <w:ind w:left="709" w:hanging="709"/>
-        <w:rPr>
-          <w:rFonts w:ascii="Times New Roman" w:hAnsi="Times New Roman" w:cs="Times New Roman"/>
-          <w:sz w:val="28"/>
-          <w:szCs w:val="28"/>
-        </w:rPr>
-      </w:pPr>
-    </w:p>
-    <w:p>
-      <w:pPr>
+        <w:ind w:firstLine="709"/>
+        <w:rPr>
+          <w:rFonts w:ascii="Times New Roman" w:hAnsi="Times New Roman" w:cs="Times New Roman"/>
+          <w:sz w:val="28"/>
+          <w:szCs w:val="28"/>
+        </w:rPr>
+      </w:pPr>
+    </w:p>
+    <w:p>
+      <w:pPr>
+        <w:ind w:firstLine="709"/>
         <w:jc w:val="center"/>
         <w:rPr>
           <w:rFonts w:ascii="Times New Roman" w:hAnsi="Times New Roman" w:cs="Times New Roman"/>
@@ -2791,6 +2869,7 @@
     </w:p>
     <w:p>
       <w:pPr>
+        <w:ind w:firstLine="709"/>
         <w:jc w:val="center"/>
         <w:rPr>
           <w:rFonts w:ascii="Times New Roman" w:hAnsi="Times New Roman" w:cs="Times New Roman"/>
@@ -2955,6 +3034,7 @@
     </w:p>
     <w:p>
       <w:pPr>
+        <w:ind w:firstLine="709"/>
         <w:jc w:val="both"/>
         <w:rPr>
           <w:rFonts w:ascii="Times New Roman" w:hAnsi="Times New Roman" w:cs="Times New Roman"/>
@@ -3032,6 +3112,7 @@
     </w:p>
     <w:p>
       <w:pPr>
+        <w:ind w:firstLine="709"/>
         <w:rPr>
           <w:rFonts w:ascii="Times New Roman" w:hAnsi="Times New Roman" w:cs="Times New Roman"/>
           <w:sz w:val="28"/>
@@ -3047,6 +3128,7 @@
           <w:szCs w:val="28"/>
           <w:lang w:val="ru-UA"/>
         </w:rPr>
+        <w:lastRenderedPageBreak/>
         <w:drawing>
           <wp:inline distT="0" distB="0" distL="0" distR="0" wp14:anchorId="53C5C20E" wp14:editId="753832F6">
             <wp:extent cx="6120765" cy="643255"/>
@@ -3086,6 +3168,7 @@
     </w:p>
     <w:p>
       <w:pPr>
+        <w:ind w:firstLine="709"/>
         <w:jc w:val="center"/>
         <w:rPr>
           <w:rFonts w:ascii="Times New Roman" w:hAnsi="Times New Roman" w:cs="Times New Roman"/>
@@ -3108,7 +3191,6 @@
           <w:sz w:val="28"/>
           <w:szCs w:val="28"/>
         </w:rPr>
-        <w:lastRenderedPageBreak/>
         <w:t xml:space="preserve">Рис. </w:t>
       </w:r>
       <w:r>
@@ -3305,6 +3387,7 @@
     </w:p>
     <w:p>
       <w:pPr>
+        <w:ind w:firstLine="709"/>
         <w:rPr>
           <w:rFonts w:ascii="Times New Roman" w:hAnsi="Times New Roman" w:cs="Times New Roman"/>
           <w:i/>
@@ -3327,6 +3410,7 @@
     </w:p>
     <w:p>
       <w:pPr>
+        <w:ind w:firstLine="709"/>
         <w:rPr>
           <w:rFonts w:ascii="Times New Roman" w:hAnsi="Times New Roman" w:cs="Times New Roman"/>
           <w:i/>
@@ -3339,6 +3423,7 @@
     </w:p>
     <w:p>
       <w:pPr>
+        <w:ind w:firstLine="709"/>
         <w:rPr>
           <w:rFonts w:ascii="Times New Roman" w:hAnsi="Times New Roman" w:cs="Times New Roman"/>
           <w:sz w:val="28"/>
@@ -3402,6 +3487,7 @@
     </w:p>
     <w:p>
       <w:pPr>
+        <w:ind w:firstLine="709"/>
         <w:jc w:val="center"/>
         <w:rPr>
           <w:rFonts w:ascii="Times New Roman" w:hAnsi="Times New Roman" w:cs="Times New Roman"/>
@@ -3479,6 +3565,7 @@
     </w:p>
     <w:p>
       <w:pPr>
+        <w:ind w:firstLine="709"/>
         <w:jc w:val="center"/>
         <w:rPr>
           <w:rFonts w:ascii="Times New Roman" w:hAnsi="Times New Roman" w:cs="Times New Roman"/>
@@ -3620,6 +3707,7 @@
     </w:p>
     <w:p>
       <w:pPr>
+        <w:ind w:firstLine="709"/>
         <w:jc w:val="center"/>
         <w:rPr>
           <w:rFonts w:ascii="Times New Roman" w:hAnsi="Times New Roman" w:cs="Times New Roman"/>
@@ -3682,6 +3770,7 @@
     </w:p>
     <w:p>
       <w:pPr>
+        <w:ind w:firstLine="709"/>
         <w:jc w:val="center"/>
         <w:rPr>
           <w:rFonts w:ascii="Times New Roman" w:hAnsi="Times New Roman" w:cs="Times New Roman"/>
@@ -3708,6 +3797,7 @@
     </w:p>
     <w:p>
       <w:pPr>
+        <w:ind w:firstLine="709"/>
         <w:jc w:val="center"/>
         <w:rPr>
           <w:rFonts w:ascii="Times New Roman" w:hAnsi="Times New Roman" w:cs="Times New Roman"/>
@@ -3806,6 +3896,7 @@
     </w:p>
     <w:p>
       <w:pPr>
+        <w:ind w:firstLine="709"/>
         <w:jc w:val="center"/>
         <w:rPr>
           <w:rFonts w:ascii="Times New Roman" w:hAnsi="Times New Roman" w:cs="Times New Roman"/>
@@ -3867,6 +3958,7 @@
     </w:p>
     <w:p>
       <w:pPr>
+        <w:ind w:firstLine="709"/>
         <w:jc w:val="center"/>
         <w:rPr>
           <w:rFonts w:ascii="Times New Roman" w:hAnsi="Times New Roman" w:cs="Times New Roman"/>
@@ -3931,6 +4023,7 @@
     </w:p>
     <w:p>
       <w:pPr>
+        <w:ind w:firstLine="709"/>
         <w:jc w:val="center"/>
         <w:rPr>
           <w:rFonts w:ascii="Times New Roman" w:hAnsi="Times New Roman" w:cs="Times New Roman"/>
@@ -3951,6 +4044,7 @@
           <w:rFonts w:ascii="Times New Roman" w:hAnsi="Times New Roman" w:cs="Times New Roman"/>
           <w:sz w:val="28"/>
           <w:szCs w:val="28"/>
+          <w:lang w:val="en-US"/>
         </w:rPr>
       </w:pPr>
       <w:r>
@@ -3980,6 +4074,5864 @@
         </w:rPr>
         <w:t xml:space="preserve"> низькі (1-2) або максимальні (10) оцінки є статистичною рідкістю.</w:t>
       </w:r>
+    </w:p>
+    <w:p>
+      <w:pPr>
+        <w:ind w:firstLine="709"/>
+        <w:jc w:val="both"/>
+        <w:rPr>
+          <w:rFonts w:ascii="Times New Roman" w:hAnsi="Times New Roman" w:cs="Times New Roman"/>
+          <w:sz w:val="28"/>
+          <w:szCs w:val="28"/>
+          <w:lang w:val="en-US"/>
+        </w:rPr>
+      </w:pPr>
+    </w:p>
+    <w:p>
+      <w:pPr>
+        <w:ind w:firstLine="709"/>
+        <w:rPr>
+          <w:rFonts w:ascii="Times New Roman" w:hAnsi="Times New Roman" w:cs="Times New Roman"/>
+          <w:i/>
+          <w:sz w:val="28"/>
+          <w:szCs w:val="28"/>
+          <w:u w:val="single"/>
+        </w:rPr>
+      </w:pPr>
+      <w:r>
+        <w:rPr>
+          <w:rFonts w:ascii="Times New Roman" w:hAnsi="Times New Roman" w:cs="Times New Roman"/>
+          <w:i/>
+          <w:sz w:val="28"/>
+          <w:szCs w:val="28"/>
+          <w:u w:val="single"/>
+        </w:rPr>
+        <w:t xml:space="preserve">Етап </w:t>
+      </w:r>
+      <w:r>
+        <w:rPr>
+          <w:rFonts w:ascii="Times New Roman" w:hAnsi="Times New Roman" w:cs="Times New Roman"/>
+          <w:i/>
+          <w:sz w:val="28"/>
+          <w:szCs w:val="28"/>
+          <w:u w:val="single"/>
+        </w:rPr>
+        <w:t>попередньої обробки даних</w:t>
+      </w:r>
+      <w:r>
+        <w:rPr>
+          <w:rFonts w:ascii="Times New Roman" w:hAnsi="Times New Roman" w:cs="Times New Roman"/>
+          <w:i/>
+          <w:sz w:val="28"/>
+          <w:szCs w:val="28"/>
+          <w:u w:val="single"/>
+        </w:rPr>
+        <w:t>:</w:t>
+      </w:r>
+    </w:p>
+    <w:p>
+      <w:pPr>
+        <w:rPr>
+          <w:rFonts w:ascii="Times New Roman" w:hAnsi="Times New Roman" w:cs="Times New Roman"/>
+          <w:i/>
+          <w:sz w:val="28"/>
+          <w:szCs w:val="28"/>
+          <w:u w:val="single"/>
+        </w:rPr>
+      </w:pPr>
+    </w:p>
+    <w:p>
+      <w:pPr>
+        <w:ind w:firstLine="709"/>
+        <w:jc w:val="both"/>
+        <w:rPr>
+          <w:rFonts w:ascii="Times New Roman" w:hAnsi="Times New Roman" w:cs="Times New Roman"/>
+          <w:iCs/>
+          <w:sz w:val="28"/>
+          <w:szCs w:val="28"/>
+        </w:rPr>
+      </w:pPr>
+      <w:r>
+        <w:rPr>
+          <w:rFonts w:ascii="Times New Roman" w:hAnsi="Times New Roman" w:cs="Times New Roman"/>
+          <w:iCs/>
+          <w:sz w:val="28"/>
+          <w:szCs w:val="28"/>
+        </w:rPr>
+        <w:t>На етапі попередньої обробки даних здійснюється очищення, нормалізація та підготовка «сирих» наборів даних для їх подальшого використання у складних аналітичних запитах та вітринах даних. У межах цього етапу програмно реалізовано наступний конвеєр (</w:t>
+      </w:r>
+      <w:proofErr w:type="spellStart"/>
+      <w:r>
+        <w:rPr>
+          <w:rFonts w:ascii="Times New Roman" w:hAnsi="Times New Roman" w:cs="Times New Roman"/>
+          <w:iCs/>
+          <w:sz w:val="28"/>
+          <w:szCs w:val="28"/>
+        </w:rPr>
+        <w:t>pipeline</w:t>
+      </w:r>
+      <w:proofErr w:type="spellEnd"/>
+      <w:r>
+        <w:rPr>
+          <w:rFonts w:ascii="Times New Roman" w:hAnsi="Times New Roman" w:cs="Times New Roman"/>
+          <w:iCs/>
+          <w:sz w:val="28"/>
+          <w:szCs w:val="28"/>
+        </w:rPr>
+        <w:t>) трансформацій:</w:t>
+      </w:r>
+    </w:p>
+    <w:p>
+      <w:pPr>
+        <w:numPr>
+          <w:ilvl w:val="0"/>
+          <w:numId w:val="13"/>
+        </w:numPr>
+        <w:ind w:left="0" w:firstLine="709"/>
+        <w:jc w:val="both"/>
+        <w:rPr>
+          <w:rFonts w:ascii="Times New Roman" w:hAnsi="Times New Roman" w:cs="Times New Roman"/>
+          <w:iCs/>
+          <w:sz w:val="28"/>
+          <w:szCs w:val="28"/>
+        </w:rPr>
+      </w:pPr>
+      <w:r>
+        <w:rPr>
+          <w:rFonts w:ascii="Times New Roman" w:hAnsi="Times New Roman" w:cs="Times New Roman"/>
+          <w:b/>
+          <w:bCs/>
+          <w:iCs/>
+          <w:sz w:val="28"/>
+          <w:szCs w:val="28"/>
+        </w:rPr>
+        <w:t>Отримання загальної статистики:</w:t>
+      </w:r>
+      <w:r>
+        <w:rPr>
+          <w:rFonts w:ascii="Times New Roman" w:hAnsi="Times New Roman" w:cs="Times New Roman"/>
+          <w:iCs/>
+          <w:sz w:val="28"/>
+          <w:szCs w:val="28"/>
+        </w:rPr>
+        <w:t xml:space="preserve"> Для первинного розуміння масиву даних за допомогою методу .</w:t>
+      </w:r>
+      <w:proofErr w:type="spellStart"/>
+      <w:r>
+        <w:rPr>
+          <w:rFonts w:ascii="Times New Roman" w:hAnsi="Times New Roman" w:cs="Times New Roman"/>
+          <w:iCs/>
+          <w:sz w:val="28"/>
+          <w:szCs w:val="28"/>
+        </w:rPr>
+        <w:t>summary</w:t>
+      </w:r>
+      <w:proofErr w:type="spellEnd"/>
+      <w:r>
+        <w:rPr>
+          <w:rFonts w:ascii="Times New Roman" w:hAnsi="Times New Roman" w:cs="Times New Roman"/>
+          <w:iCs/>
+          <w:sz w:val="28"/>
+          <w:szCs w:val="28"/>
+        </w:rPr>
+        <w:t>() було згенеровано статистику для числових ознак в обох таблицях. Це дозволило автоматично розрахувати кількість записів, середні значення, мінімум, максимум та медіану для рейтингів, років випуску і тривалості фільмів.</w:t>
+      </w:r>
+    </w:p>
+    <w:p>
+      <w:pPr>
+        <w:numPr>
+          <w:ilvl w:val="0"/>
+          <w:numId w:val="13"/>
+        </w:numPr>
+        <w:ind w:left="0" w:firstLine="709"/>
+        <w:jc w:val="both"/>
+        <w:rPr>
+          <w:rFonts w:ascii="Times New Roman" w:hAnsi="Times New Roman" w:cs="Times New Roman"/>
+          <w:iCs/>
+          <w:sz w:val="28"/>
+          <w:szCs w:val="28"/>
+        </w:rPr>
+      </w:pPr>
+      <w:proofErr w:type="spellStart"/>
+      <w:r>
+        <w:rPr>
+          <w:rFonts w:ascii="Times New Roman" w:hAnsi="Times New Roman" w:cs="Times New Roman"/>
+          <w:b/>
+          <w:bCs/>
+          <w:iCs/>
+          <w:sz w:val="28"/>
+          <w:szCs w:val="28"/>
+        </w:rPr>
+        <w:t>Парсинг</w:t>
+      </w:r>
+      <w:proofErr w:type="spellEnd"/>
+      <w:r>
+        <w:rPr>
+          <w:rFonts w:ascii="Times New Roman" w:hAnsi="Times New Roman" w:cs="Times New Roman"/>
+          <w:b/>
+          <w:bCs/>
+          <w:iCs/>
+          <w:sz w:val="28"/>
+          <w:szCs w:val="28"/>
+        </w:rPr>
+        <w:t xml:space="preserve"> та типізація даних:</w:t>
+      </w:r>
+      <w:r>
+        <w:rPr>
+          <w:rFonts w:ascii="Times New Roman" w:hAnsi="Times New Roman" w:cs="Times New Roman"/>
+          <w:iCs/>
+          <w:sz w:val="28"/>
+          <w:szCs w:val="28"/>
+        </w:rPr>
+        <w:t xml:space="preserve"> Текстові заглушки, специфічні для формату IMDB (наприклад, символи \N замість відсутніх значень), було виявлено та програмно замінено на системні значення типу </w:t>
+      </w:r>
+      <w:proofErr w:type="spellStart"/>
+      <w:r>
+        <w:rPr>
+          <w:rFonts w:ascii="Times New Roman" w:hAnsi="Times New Roman" w:cs="Times New Roman"/>
+          <w:iCs/>
+          <w:sz w:val="28"/>
+          <w:szCs w:val="28"/>
+        </w:rPr>
+        <w:t>Null</w:t>
+      </w:r>
+      <w:proofErr w:type="spellEnd"/>
+      <w:r>
+        <w:rPr>
+          <w:rFonts w:ascii="Times New Roman" w:hAnsi="Times New Roman" w:cs="Times New Roman"/>
+          <w:iCs/>
+          <w:sz w:val="28"/>
+          <w:szCs w:val="28"/>
+        </w:rPr>
+        <w:t xml:space="preserve">. Після цього колонки були приведені до правильних типів даних: </w:t>
+      </w:r>
+      <w:proofErr w:type="spellStart"/>
+      <w:r>
+        <w:rPr>
+          <w:rFonts w:ascii="Times New Roman" w:hAnsi="Times New Roman" w:cs="Times New Roman"/>
+          <w:iCs/>
+          <w:sz w:val="28"/>
+          <w:szCs w:val="28"/>
+        </w:rPr>
+        <w:t>startYear</w:t>
+      </w:r>
+      <w:proofErr w:type="spellEnd"/>
+      <w:r>
+        <w:rPr>
+          <w:rFonts w:ascii="Times New Roman" w:hAnsi="Times New Roman" w:cs="Times New Roman"/>
+          <w:iCs/>
+          <w:sz w:val="28"/>
+          <w:szCs w:val="28"/>
+        </w:rPr>
+        <w:t xml:space="preserve"> та </w:t>
+      </w:r>
+      <w:proofErr w:type="spellStart"/>
+      <w:r>
+        <w:rPr>
+          <w:rFonts w:ascii="Times New Roman" w:hAnsi="Times New Roman" w:cs="Times New Roman"/>
+          <w:iCs/>
+          <w:sz w:val="28"/>
+          <w:szCs w:val="28"/>
+        </w:rPr>
+        <w:t>runtimeMinutes</w:t>
+      </w:r>
+      <w:proofErr w:type="spellEnd"/>
+      <w:r>
+        <w:rPr>
+          <w:rFonts w:ascii="Times New Roman" w:hAnsi="Times New Roman" w:cs="Times New Roman"/>
+          <w:iCs/>
+          <w:sz w:val="28"/>
+          <w:szCs w:val="28"/>
+        </w:rPr>
+        <w:t xml:space="preserve"> </w:t>
+      </w:r>
+      <w:r>
+        <w:rPr>
+          <w:rFonts w:ascii="Times New Roman" w:hAnsi="Times New Roman" w:cs="Times New Roman"/>
+          <w:iCs/>
+          <w:sz w:val="28"/>
+          <w:szCs w:val="28"/>
+        </w:rPr>
+        <w:t>–</w:t>
+      </w:r>
+      <w:r>
+        <w:rPr>
+          <w:rFonts w:ascii="Times New Roman" w:hAnsi="Times New Roman" w:cs="Times New Roman"/>
+          <w:iCs/>
+          <w:sz w:val="28"/>
+          <w:szCs w:val="28"/>
+        </w:rPr>
+        <w:t xml:space="preserve"> до </w:t>
+      </w:r>
+      <w:proofErr w:type="spellStart"/>
+      <w:r>
+        <w:rPr>
+          <w:rFonts w:ascii="Times New Roman" w:hAnsi="Times New Roman" w:cs="Times New Roman"/>
+          <w:iCs/>
+          <w:sz w:val="28"/>
+          <w:szCs w:val="28"/>
+        </w:rPr>
+        <w:t>цілочисельного</w:t>
+      </w:r>
+      <w:proofErr w:type="spellEnd"/>
+      <w:r>
+        <w:rPr>
+          <w:rFonts w:ascii="Times New Roman" w:hAnsi="Times New Roman" w:cs="Times New Roman"/>
+          <w:iCs/>
+          <w:sz w:val="28"/>
+          <w:szCs w:val="28"/>
+        </w:rPr>
+        <w:t xml:space="preserve"> формату (</w:t>
+      </w:r>
+      <w:proofErr w:type="spellStart"/>
+      <w:r>
+        <w:rPr>
+          <w:rFonts w:ascii="Times New Roman" w:hAnsi="Times New Roman" w:cs="Times New Roman"/>
+          <w:iCs/>
+          <w:sz w:val="28"/>
+          <w:szCs w:val="28"/>
+        </w:rPr>
+        <w:t>IntegerType</w:t>
+      </w:r>
+      <w:proofErr w:type="spellEnd"/>
+      <w:r>
+        <w:rPr>
+          <w:rFonts w:ascii="Times New Roman" w:hAnsi="Times New Roman" w:cs="Times New Roman"/>
+          <w:iCs/>
+          <w:sz w:val="28"/>
+          <w:szCs w:val="28"/>
+        </w:rPr>
+        <w:t xml:space="preserve">), а ознака </w:t>
+      </w:r>
+      <w:proofErr w:type="spellStart"/>
+      <w:r>
+        <w:rPr>
+          <w:rFonts w:ascii="Times New Roman" w:hAnsi="Times New Roman" w:cs="Times New Roman"/>
+          <w:iCs/>
+          <w:sz w:val="28"/>
+          <w:szCs w:val="28"/>
+        </w:rPr>
+        <w:t>isAdult</w:t>
+      </w:r>
+      <w:proofErr w:type="spellEnd"/>
+      <w:r>
+        <w:rPr>
+          <w:rFonts w:ascii="Times New Roman" w:hAnsi="Times New Roman" w:cs="Times New Roman"/>
+          <w:iCs/>
+          <w:sz w:val="28"/>
+          <w:szCs w:val="28"/>
+        </w:rPr>
+        <w:t xml:space="preserve"> </w:t>
+      </w:r>
+      <w:r>
+        <w:rPr>
+          <w:rFonts w:ascii="Times New Roman" w:hAnsi="Times New Roman" w:cs="Times New Roman"/>
+          <w:iCs/>
+          <w:sz w:val="28"/>
+          <w:szCs w:val="28"/>
+        </w:rPr>
+        <w:t>–</w:t>
+      </w:r>
+      <w:r>
+        <w:rPr>
+          <w:rFonts w:ascii="Times New Roman" w:hAnsi="Times New Roman" w:cs="Times New Roman"/>
+          <w:iCs/>
+          <w:sz w:val="28"/>
+          <w:szCs w:val="28"/>
+        </w:rPr>
+        <w:t xml:space="preserve"> до логічного (</w:t>
+      </w:r>
+      <w:proofErr w:type="spellStart"/>
+      <w:r>
+        <w:rPr>
+          <w:rFonts w:ascii="Times New Roman" w:hAnsi="Times New Roman" w:cs="Times New Roman"/>
+          <w:iCs/>
+          <w:sz w:val="28"/>
+          <w:szCs w:val="28"/>
+        </w:rPr>
+        <w:t>BooleanType</w:t>
+      </w:r>
+      <w:proofErr w:type="spellEnd"/>
+      <w:r>
+        <w:rPr>
+          <w:rFonts w:ascii="Times New Roman" w:hAnsi="Times New Roman" w:cs="Times New Roman"/>
+          <w:iCs/>
+          <w:sz w:val="28"/>
+          <w:szCs w:val="28"/>
+        </w:rPr>
+        <w:t>).</w:t>
+      </w:r>
+    </w:p>
+    <w:p>
+      <w:pPr>
+        <w:numPr>
+          <w:ilvl w:val="0"/>
+          <w:numId w:val="13"/>
+        </w:numPr>
+        <w:ind w:left="0" w:firstLine="709"/>
+        <w:jc w:val="both"/>
+        <w:rPr>
+          <w:rFonts w:ascii="Times New Roman" w:hAnsi="Times New Roman" w:cs="Times New Roman"/>
+          <w:iCs/>
+          <w:sz w:val="28"/>
+          <w:szCs w:val="28"/>
+        </w:rPr>
+      </w:pPr>
+      <w:r>
+        <w:rPr>
+          <w:rFonts w:ascii="Times New Roman" w:hAnsi="Times New Roman" w:cs="Times New Roman"/>
+          <w:b/>
+          <w:bCs/>
+          <w:iCs/>
+          <w:sz w:val="28"/>
+          <w:szCs w:val="28"/>
+        </w:rPr>
+        <w:t>Вилучення неінформативних ознак:</w:t>
+      </w:r>
+      <w:r>
+        <w:rPr>
+          <w:rFonts w:ascii="Times New Roman" w:hAnsi="Times New Roman" w:cs="Times New Roman"/>
+          <w:iCs/>
+          <w:sz w:val="28"/>
+          <w:szCs w:val="28"/>
+        </w:rPr>
+        <w:t xml:space="preserve"> З метою оптимізації використання оперативної пам'яті (RAM) під час роботи розподіленого кластера, з таблиці було видалено колонки, що не несуть аналітичної цінності для поставлених бізнес-питань. Зокрема, вилучено колонку </w:t>
+      </w:r>
+      <w:proofErr w:type="spellStart"/>
+      <w:r>
+        <w:rPr>
+          <w:rFonts w:ascii="Times New Roman" w:hAnsi="Times New Roman" w:cs="Times New Roman"/>
+          <w:iCs/>
+          <w:sz w:val="28"/>
+          <w:szCs w:val="28"/>
+        </w:rPr>
+        <w:t>endYear</w:t>
+      </w:r>
+      <w:proofErr w:type="spellEnd"/>
+      <w:r>
+        <w:rPr>
+          <w:rFonts w:ascii="Times New Roman" w:hAnsi="Times New Roman" w:cs="Times New Roman"/>
+          <w:iCs/>
+          <w:sz w:val="28"/>
+          <w:szCs w:val="28"/>
+        </w:rPr>
+        <w:t xml:space="preserve"> (яка переважно є порожньою для повнометражного кіно) та </w:t>
+      </w:r>
+      <w:proofErr w:type="spellStart"/>
+      <w:r>
+        <w:rPr>
+          <w:rFonts w:ascii="Times New Roman" w:hAnsi="Times New Roman" w:cs="Times New Roman"/>
+          <w:iCs/>
+          <w:sz w:val="28"/>
+          <w:szCs w:val="28"/>
+        </w:rPr>
+        <w:t>originalTitle</w:t>
+      </w:r>
+      <w:proofErr w:type="spellEnd"/>
+      <w:r>
+        <w:rPr>
+          <w:rFonts w:ascii="Times New Roman" w:hAnsi="Times New Roman" w:cs="Times New Roman"/>
+          <w:iCs/>
+          <w:sz w:val="28"/>
+          <w:szCs w:val="28"/>
+        </w:rPr>
+        <w:t>.</w:t>
+      </w:r>
+    </w:p>
+    <w:p>
+      <w:pPr>
+        <w:numPr>
+          <w:ilvl w:val="0"/>
+          <w:numId w:val="13"/>
+        </w:numPr>
+        <w:ind w:left="0" w:firstLine="709"/>
+        <w:jc w:val="both"/>
+        <w:rPr>
+          <w:rFonts w:ascii="Times New Roman" w:hAnsi="Times New Roman" w:cs="Times New Roman"/>
+          <w:iCs/>
+          <w:sz w:val="28"/>
+          <w:szCs w:val="28"/>
+        </w:rPr>
+      </w:pPr>
+      <w:r>
+        <w:rPr>
+          <w:rFonts w:ascii="Times New Roman" w:hAnsi="Times New Roman" w:cs="Times New Roman"/>
+          <w:b/>
+          <w:bCs/>
+          <w:iCs/>
+          <w:sz w:val="28"/>
+          <w:szCs w:val="28"/>
+        </w:rPr>
+        <w:t>Обробка дублікатів та пропусків:</w:t>
+      </w:r>
+      <w:r>
+        <w:rPr>
+          <w:rFonts w:ascii="Times New Roman" w:hAnsi="Times New Roman" w:cs="Times New Roman"/>
+          <w:iCs/>
+          <w:sz w:val="28"/>
+          <w:szCs w:val="28"/>
+        </w:rPr>
+        <w:t xml:space="preserve"> Для забезпечення цілісності даних (</w:t>
+      </w:r>
+      <w:proofErr w:type="spellStart"/>
+      <w:r>
+        <w:rPr>
+          <w:rFonts w:ascii="Times New Roman" w:hAnsi="Times New Roman" w:cs="Times New Roman"/>
+          <w:iCs/>
+          <w:sz w:val="28"/>
+          <w:szCs w:val="28"/>
+        </w:rPr>
+        <w:t>Data</w:t>
+      </w:r>
+      <w:proofErr w:type="spellEnd"/>
+      <w:r>
+        <w:rPr>
+          <w:rFonts w:ascii="Times New Roman" w:hAnsi="Times New Roman" w:cs="Times New Roman"/>
+          <w:iCs/>
+          <w:sz w:val="28"/>
+          <w:szCs w:val="28"/>
+        </w:rPr>
+        <w:t xml:space="preserve"> </w:t>
+      </w:r>
+      <w:proofErr w:type="spellStart"/>
+      <w:r>
+        <w:rPr>
+          <w:rFonts w:ascii="Times New Roman" w:hAnsi="Times New Roman" w:cs="Times New Roman"/>
+          <w:iCs/>
+          <w:sz w:val="28"/>
+          <w:szCs w:val="28"/>
+        </w:rPr>
+        <w:t>Integrity</w:t>
+      </w:r>
+      <w:proofErr w:type="spellEnd"/>
+      <w:r>
+        <w:rPr>
+          <w:rFonts w:ascii="Times New Roman" w:hAnsi="Times New Roman" w:cs="Times New Roman"/>
+          <w:iCs/>
+          <w:sz w:val="28"/>
+          <w:szCs w:val="28"/>
+        </w:rPr>
+        <w:t>) таблиці були перевірені на наявність повних або часткових дублікатів, які успішно видалено за допомогою методу .</w:t>
+      </w:r>
+      <w:proofErr w:type="spellStart"/>
+      <w:r>
+        <w:rPr>
+          <w:rFonts w:ascii="Times New Roman" w:hAnsi="Times New Roman" w:cs="Times New Roman"/>
+          <w:iCs/>
+          <w:sz w:val="28"/>
+          <w:szCs w:val="28"/>
+        </w:rPr>
+        <w:t>dropDuplicates</w:t>
+      </w:r>
+      <w:proofErr w:type="spellEnd"/>
+      <w:r>
+        <w:rPr>
+          <w:rFonts w:ascii="Times New Roman" w:hAnsi="Times New Roman" w:cs="Times New Roman"/>
+          <w:iCs/>
+          <w:sz w:val="28"/>
+          <w:szCs w:val="28"/>
+        </w:rPr>
+        <w:t xml:space="preserve">() з орієнтацією на унікальний ідентифікатор </w:t>
+      </w:r>
+      <w:proofErr w:type="spellStart"/>
+      <w:r>
+        <w:rPr>
+          <w:rFonts w:ascii="Times New Roman" w:hAnsi="Times New Roman" w:cs="Times New Roman"/>
+          <w:iCs/>
+          <w:sz w:val="28"/>
+          <w:szCs w:val="28"/>
+        </w:rPr>
+        <w:t>tconst</w:t>
+      </w:r>
+      <w:proofErr w:type="spellEnd"/>
+      <w:r>
+        <w:rPr>
+          <w:rFonts w:ascii="Times New Roman" w:hAnsi="Times New Roman" w:cs="Times New Roman"/>
+          <w:iCs/>
+          <w:sz w:val="28"/>
+          <w:szCs w:val="28"/>
+        </w:rPr>
+        <w:t>. Записи із критичними пропусками в ключових полях (рік випуску, тривалість, жанр) були відфільтровані методом .</w:t>
+      </w:r>
+      <w:proofErr w:type="spellStart"/>
+      <w:r>
+        <w:rPr>
+          <w:rFonts w:ascii="Times New Roman" w:hAnsi="Times New Roman" w:cs="Times New Roman"/>
+          <w:iCs/>
+          <w:sz w:val="28"/>
+          <w:szCs w:val="28"/>
+        </w:rPr>
+        <w:t>dropna</w:t>
+      </w:r>
+      <w:proofErr w:type="spellEnd"/>
+      <w:r>
+        <w:rPr>
+          <w:rFonts w:ascii="Times New Roman" w:hAnsi="Times New Roman" w:cs="Times New Roman"/>
+          <w:iCs/>
+          <w:sz w:val="28"/>
+          <w:szCs w:val="28"/>
+        </w:rPr>
+        <w:t>().</w:t>
+      </w:r>
+    </w:p>
+    <w:p>
+      <w:pPr>
+        <w:jc w:val="center"/>
+        <w:rPr>
+          <w:rFonts w:ascii="Times New Roman" w:hAnsi="Times New Roman" w:cs="Times New Roman"/>
+          <w:sz w:val="28"/>
+          <w:szCs w:val="28"/>
+          <w:lang w:val="ru-UA"/>
+        </w:rPr>
+      </w:pPr>
+      <w:r>
+        <w:rPr>
+          <w:rFonts w:ascii="Times New Roman" w:hAnsi="Times New Roman" w:cs="Times New Roman"/>
+          <w:noProof/>
+          <w:sz w:val="28"/>
+          <w:szCs w:val="28"/>
+          <w:lang w:val="en-US"/>
+        </w:rPr>
+        <w:lastRenderedPageBreak/>
+        <w:drawing>
+          <wp:inline distT="0" distB="0" distL="0" distR="0" wp14:anchorId="0D533255" wp14:editId="3F8A2FB4">
+            <wp:extent cx="5994400" cy="4963306"/>
+            <wp:effectExtent l="0" t="0" r="6350" b="8890"/>
+            <wp:docPr id="987295078" name="Рисунок 1"/>
+            <wp:cNvGraphicFramePr>
+              <a:graphicFrameLocks xmlns:a="http://schemas.openxmlformats.org/drawingml/2006/main" noChangeAspect="1"/>
+            </wp:cNvGraphicFramePr>
+            <a:graphic xmlns:a="http://schemas.openxmlformats.org/drawingml/2006/main">
+              <a:graphicData uri="http://schemas.openxmlformats.org/drawingml/2006/picture">
+                <pic:pic xmlns:pic="http://schemas.openxmlformats.org/drawingml/2006/picture">
+                  <pic:nvPicPr>
+                    <pic:cNvPr id="987295078" name=""/>
+                    <pic:cNvPicPr/>
+                  </pic:nvPicPr>
+                  <pic:blipFill>
+                    <a:blip r:embed="rId15"/>
+                    <a:stretch>
+                      <a:fillRect/>
+                    </a:stretch>
+                  </pic:blipFill>
+                  <pic:spPr>
+                    <a:xfrm>
+                      <a:off x="0" y="0"/>
+                      <a:ext cx="6002723" cy="4970197"/>
+                    </a:xfrm>
+                    <a:prstGeom prst="rect">
+                      <a:avLst/>
+                    </a:prstGeom>
+                  </pic:spPr>
+                </pic:pic>
+              </a:graphicData>
+            </a:graphic>
+          </wp:inline>
+        </w:drawing>
+      </w:r>
+    </w:p>
+    <w:p>
+      <w:pPr>
+        <w:jc w:val="center"/>
+        <w:rPr>
+          <w:rFonts w:ascii="Times New Roman" w:hAnsi="Times New Roman" w:cs="Times New Roman"/>
+          <w:b/>
+          <w:bCs/>
+          <w:i/>
+          <w:iCs/>
+          <w:sz w:val="28"/>
+          <w:szCs w:val="28"/>
+        </w:rPr>
+      </w:pPr>
+      <w:r>
+        <w:rPr>
+          <w:rFonts w:ascii="Times New Roman" w:hAnsi="Times New Roman" w:cs="Times New Roman"/>
+          <w:b/>
+          <w:bCs/>
+          <w:i/>
+          <w:iCs/>
+          <w:sz w:val="28"/>
+          <w:szCs w:val="28"/>
+          <w:lang w:val="ru-UA"/>
+        </w:rPr>
+        <w:t xml:space="preserve">Рис. 10. </w:t>
+      </w:r>
+      <w:r>
+        <w:rPr>
+          <w:rFonts w:ascii="Times New Roman" w:hAnsi="Times New Roman" w:cs="Times New Roman"/>
+          <w:b/>
+          <w:bCs/>
+          <w:i/>
+          <w:iCs/>
+          <w:sz w:val="28"/>
+          <w:szCs w:val="28"/>
+        </w:rPr>
+        <w:t>Аналіз результатів попередньої обробки даних</w:t>
+      </w:r>
+    </w:p>
+    <w:p>
+      <w:pPr>
+        <w:jc w:val="center"/>
+        <w:rPr>
+          <w:rFonts w:ascii="Times New Roman" w:hAnsi="Times New Roman" w:cs="Times New Roman"/>
+          <w:b/>
+          <w:bCs/>
+          <w:i/>
+          <w:iCs/>
+          <w:sz w:val="28"/>
+          <w:szCs w:val="28"/>
+          <w:lang w:val="ru-UA"/>
+        </w:rPr>
+      </w:pPr>
+    </w:p>
+    <w:p>
+      <w:pPr>
+        <w:ind w:firstLine="709"/>
+        <w:jc w:val="both"/>
+        <w:rPr>
+          <w:rFonts w:ascii="Times New Roman" w:hAnsi="Times New Roman" w:cs="Times New Roman"/>
+          <w:sz w:val="28"/>
+          <w:szCs w:val="28"/>
+        </w:rPr>
+      </w:pPr>
+      <w:r>
+        <w:rPr>
+          <w:rFonts w:ascii="Times New Roman" w:hAnsi="Times New Roman" w:cs="Times New Roman"/>
+          <w:sz w:val="28"/>
+          <w:szCs w:val="28"/>
+          <w:lang w:val="ru-UA"/>
+        </w:rPr>
+        <w:t xml:space="preserve">1. </w:t>
+      </w:r>
+      <w:r>
+        <w:rPr>
+          <w:rFonts w:ascii="Times New Roman" w:hAnsi="Times New Roman" w:cs="Times New Roman"/>
+          <w:b/>
+          <w:bCs/>
+          <w:sz w:val="28"/>
+          <w:szCs w:val="28"/>
+        </w:rPr>
+        <w:t>Статистична інформація (Пункти 1–2):</w:t>
+      </w:r>
+      <w:r>
+        <w:rPr>
+          <w:rFonts w:ascii="Times New Roman" w:hAnsi="Times New Roman" w:cs="Times New Roman"/>
+          <w:sz w:val="28"/>
+          <w:szCs w:val="28"/>
+        </w:rPr>
+        <w:t xml:space="preserve"> &gt; * Для таблиці </w:t>
+      </w:r>
+      <w:proofErr w:type="spellStart"/>
+      <w:r>
+        <w:rPr>
+          <w:rFonts w:ascii="Times New Roman" w:hAnsi="Times New Roman" w:cs="Times New Roman"/>
+          <w:sz w:val="28"/>
+          <w:szCs w:val="28"/>
+        </w:rPr>
+        <w:t>Basics</w:t>
+      </w:r>
+      <w:proofErr w:type="spellEnd"/>
+      <w:r>
+        <w:rPr>
+          <w:rFonts w:ascii="Times New Roman" w:hAnsi="Times New Roman" w:cs="Times New Roman"/>
+          <w:sz w:val="28"/>
+          <w:szCs w:val="28"/>
+        </w:rPr>
+        <w:t xml:space="preserve"> було проаналізовано </w:t>
+      </w:r>
+      <w:r>
+        <w:rPr>
+          <w:rFonts w:ascii="Times New Roman" w:hAnsi="Times New Roman" w:cs="Times New Roman"/>
+          <w:b/>
+          <w:bCs/>
+          <w:sz w:val="28"/>
+          <w:szCs w:val="28"/>
+        </w:rPr>
+        <w:t>4 074 100</w:t>
+      </w:r>
+      <w:r>
+        <w:rPr>
+          <w:rFonts w:ascii="Times New Roman" w:hAnsi="Times New Roman" w:cs="Times New Roman"/>
+          <w:sz w:val="28"/>
+          <w:szCs w:val="28"/>
+        </w:rPr>
+        <w:t xml:space="preserve"> записів. Середній рік випуску контенту </w:t>
+      </w:r>
+      <w:r>
+        <w:rPr>
+          <w:rFonts w:ascii="Times New Roman" w:hAnsi="Times New Roman" w:cs="Times New Roman"/>
+          <w:sz w:val="28"/>
+          <w:szCs w:val="28"/>
+          <w:lang w:val="ru-UA"/>
+        </w:rPr>
+        <w:t>–</w:t>
+      </w:r>
+      <w:r>
+        <w:rPr>
+          <w:rFonts w:ascii="Times New Roman" w:hAnsi="Times New Roman" w:cs="Times New Roman"/>
+          <w:sz w:val="28"/>
+          <w:szCs w:val="28"/>
+        </w:rPr>
+        <w:t xml:space="preserve"> </w:t>
+      </w:r>
+      <w:r>
+        <w:rPr>
+          <w:rFonts w:ascii="Times New Roman" w:hAnsi="Times New Roman" w:cs="Times New Roman"/>
+          <w:b/>
+          <w:bCs/>
+          <w:sz w:val="28"/>
+          <w:szCs w:val="28"/>
+        </w:rPr>
+        <w:t>2004</w:t>
+      </w:r>
+      <w:r>
+        <w:rPr>
+          <w:rFonts w:ascii="Times New Roman" w:hAnsi="Times New Roman" w:cs="Times New Roman"/>
+          <w:sz w:val="28"/>
+          <w:szCs w:val="28"/>
+        </w:rPr>
+        <w:t xml:space="preserve">, що свідчить про переважання сучасного </w:t>
+      </w:r>
+      <w:proofErr w:type="spellStart"/>
+      <w:r>
+        <w:rPr>
+          <w:rFonts w:ascii="Times New Roman" w:hAnsi="Times New Roman" w:cs="Times New Roman"/>
+          <w:sz w:val="28"/>
+          <w:szCs w:val="28"/>
+        </w:rPr>
+        <w:t>медіаконтенту</w:t>
+      </w:r>
+      <w:proofErr w:type="spellEnd"/>
+      <w:r>
+        <w:rPr>
+          <w:rFonts w:ascii="Times New Roman" w:hAnsi="Times New Roman" w:cs="Times New Roman"/>
+          <w:sz w:val="28"/>
+          <w:szCs w:val="28"/>
+        </w:rPr>
+        <w:t xml:space="preserve"> в наборі даних. Мінімальний рік (</w:t>
+      </w:r>
+      <w:r>
+        <w:rPr>
+          <w:rFonts w:ascii="Times New Roman" w:hAnsi="Times New Roman" w:cs="Times New Roman"/>
+          <w:b/>
+          <w:bCs/>
+          <w:sz w:val="28"/>
+          <w:szCs w:val="28"/>
+        </w:rPr>
+        <w:t>1874</w:t>
+      </w:r>
+      <w:r>
+        <w:rPr>
+          <w:rFonts w:ascii="Times New Roman" w:hAnsi="Times New Roman" w:cs="Times New Roman"/>
+          <w:sz w:val="28"/>
+          <w:szCs w:val="28"/>
+        </w:rPr>
+        <w:t>) та максимальний (</w:t>
+      </w:r>
+      <w:r>
+        <w:rPr>
+          <w:rFonts w:ascii="Times New Roman" w:hAnsi="Times New Roman" w:cs="Times New Roman"/>
+          <w:b/>
+          <w:bCs/>
+          <w:sz w:val="28"/>
+          <w:szCs w:val="28"/>
+        </w:rPr>
+        <w:t>2030</w:t>
+      </w:r>
+      <w:r>
+        <w:rPr>
+          <w:rFonts w:ascii="Times New Roman" w:hAnsi="Times New Roman" w:cs="Times New Roman"/>
+          <w:sz w:val="28"/>
+          <w:szCs w:val="28"/>
+        </w:rPr>
+        <w:t>) вказують на наявність як історичних архівних записів, так і анонсованих майбутніх проєктів.</w:t>
+      </w:r>
+    </w:p>
+    <w:p>
+      <w:pPr>
+        <w:numPr>
+          <w:ilvl w:val="0"/>
+          <w:numId w:val="6"/>
+        </w:numPr>
+        <w:jc w:val="both"/>
+        <w:rPr>
+          <w:rFonts w:ascii="Times New Roman" w:hAnsi="Times New Roman" w:cs="Times New Roman"/>
+          <w:sz w:val="28"/>
+          <w:szCs w:val="28"/>
+        </w:rPr>
+      </w:pPr>
+      <w:r>
+        <w:rPr>
+          <w:rFonts w:ascii="Times New Roman" w:hAnsi="Times New Roman" w:cs="Times New Roman"/>
+          <w:sz w:val="28"/>
+          <w:szCs w:val="28"/>
+        </w:rPr>
+        <w:t xml:space="preserve">Показник </w:t>
+      </w:r>
+      <w:proofErr w:type="spellStart"/>
+      <w:r>
+        <w:rPr>
+          <w:rFonts w:ascii="Times New Roman" w:hAnsi="Times New Roman" w:cs="Times New Roman"/>
+          <w:sz w:val="28"/>
+          <w:szCs w:val="28"/>
+        </w:rPr>
+        <w:t>runtimeMinutes</w:t>
+      </w:r>
+      <w:proofErr w:type="spellEnd"/>
+      <w:r>
+        <w:rPr>
+          <w:rFonts w:ascii="Times New Roman" w:hAnsi="Times New Roman" w:cs="Times New Roman"/>
+          <w:sz w:val="28"/>
+          <w:szCs w:val="28"/>
+        </w:rPr>
+        <w:t xml:space="preserve"> має середнє значення </w:t>
+      </w:r>
+      <w:r>
+        <w:rPr>
+          <w:rFonts w:ascii="Times New Roman" w:hAnsi="Times New Roman" w:cs="Times New Roman"/>
+          <w:b/>
+          <w:bCs/>
+          <w:sz w:val="28"/>
+          <w:szCs w:val="28"/>
+        </w:rPr>
+        <w:t>45 хвилин</w:t>
+      </w:r>
+      <w:r>
+        <w:rPr>
+          <w:rFonts w:ascii="Times New Roman" w:hAnsi="Times New Roman" w:cs="Times New Roman"/>
+          <w:sz w:val="28"/>
+          <w:szCs w:val="28"/>
+        </w:rPr>
+        <w:t>, проте максимальне значення (</w:t>
+      </w:r>
+      <w:r>
+        <w:rPr>
+          <w:rFonts w:ascii="Times New Roman" w:hAnsi="Times New Roman" w:cs="Times New Roman"/>
+          <w:b/>
+          <w:bCs/>
+          <w:sz w:val="28"/>
+          <w:szCs w:val="28"/>
+        </w:rPr>
+        <w:t>3 692 080 хв</w:t>
+      </w:r>
+      <w:r>
+        <w:rPr>
+          <w:rFonts w:ascii="Times New Roman" w:hAnsi="Times New Roman" w:cs="Times New Roman"/>
+          <w:sz w:val="28"/>
+          <w:szCs w:val="28"/>
+        </w:rPr>
+        <w:t>) вказує на наявність аномалій (</w:t>
+      </w:r>
+      <w:proofErr w:type="spellStart"/>
+      <w:r>
+        <w:rPr>
+          <w:rFonts w:ascii="Times New Roman" w:hAnsi="Times New Roman" w:cs="Times New Roman"/>
+          <w:sz w:val="28"/>
+          <w:szCs w:val="28"/>
+        </w:rPr>
+        <w:t>outliers</w:t>
+      </w:r>
+      <w:proofErr w:type="spellEnd"/>
+      <w:r>
+        <w:rPr>
+          <w:rFonts w:ascii="Times New Roman" w:hAnsi="Times New Roman" w:cs="Times New Roman"/>
+          <w:sz w:val="28"/>
+          <w:szCs w:val="28"/>
+        </w:rPr>
+        <w:t>) у сирих даних IMDB, які потребуватимуть додаткової фільтрації на етапі глибокої аналітики.</w:t>
+      </w:r>
+    </w:p>
+    <w:p>
+      <w:pPr>
+        <w:numPr>
+          <w:ilvl w:val="0"/>
+          <w:numId w:val="6"/>
+        </w:numPr>
+        <w:jc w:val="both"/>
+        <w:rPr>
+          <w:rFonts w:ascii="Times New Roman" w:hAnsi="Times New Roman" w:cs="Times New Roman"/>
+          <w:sz w:val="28"/>
+          <w:szCs w:val="28"/>
+        </w:rPr>
+      </w:pPr>
+      <w:r>
+        <w:rPr>
+          <w:rFonts w:ascii="Times New Roman" w:hAnsi="Times New Roman" w:cs="Times New Roman"/>
+          <w:sz w:val="28"/>
+          <w:szCs w:val="28"/>
+        </w:rPr>
+        <w:t xml:space="preserve">У таблиці </w:t>
+      </w:r>
+      <w:proofErr w:type="spellStart"/>
+      <w:r>
+        <w:rPr>
+          <w:rFonts w:ascii="Times New Roman" w:hAnsi="Times New Roman" w:cs="Times New Roman"/>
+          <w:sz w:val="28"/>
+          <w:szCs w:val="28"/>
+        </w:rPr>
+        <w:t>Ratings</w:t>
+      </w:r>
+      <w:proofErr w:type="spellEnd"/>
+      <w:r>
+        <w:rPr>
+          <w:rFonts w:ascii="Times New Roman" w:hAnsi="Times New Roman" w:cs="Times New Roman"/>
+          <w:sz w:val="28"/>
+          <w:szCs w:val="28"/>
+        </w:rPr>
+        <w:t xml:space="preserve"> зафіксовано </w:t>
+      </w:r>
+      <w:r>
+        <w:rPr>
+          <w:rFonts w:ascii="Times New Roman" w:hAnsi="Times New Roman" w:cs="Times New Roman"/>
+          <w:b/>
+          <w:bCs/>
+          <w:sz w:val="28"/>
+          <w:szCs w:val="28"/>
+        </w:rPr>
+        <w:t>1 640 037</w:t>
+      </w:r>
+      <w:r>
+        <w:rPr>
+          <w:rFonts w:ascii="Times New Roman" w:hAnsi="Times New Roman" w:cs="Times New Roman"/>
+          <w:sz w:val="28"/>
+          <w:szCs w:val="28"/>
+        </w:rPr>
+        <w:t xml:space="preserve"> унікальних оцінок. Середній рейтинг складає </w:t>
+      </w:r>
+      <w:r>
+        <w:rPr>
+          <w:rFonts w:ascii="Times New Roman" w:hAnsi="Times New Roman" w:cs="Times New Roman"/>
+          <w:b/>
+          <w:bCs/>
+          <w:sz w:val="28"/>
+          <w:szCs w:val="28"/>
+        </w:rPr>
+        <w:t>6.96</w:t>
+      </w:r>
+      <w:r>
+        <w:rPr>
+          <w:rFonts w:ascii="Times New Roman" w:hAnsi="Times New Roman" w:cs="Times New Roman"/>
+          <w:sz w:val="28"/>
+          <w:szCs w:val="28"/>
+        </w:rPr>
+        <w:t xml:space="preserve">, а медіана (50%) </w:t>
+      </w:r>
+      <w:r>
+        <w:rPr>
+          <w:rFonts w:ascii="Times New Roman" w:hAnsi="Times New Roman" w:cs="Times New Roman"/>
+          <w:sz w:val="28"/>
+          <w:szCs w:val="28"/>
+          <w:lang w:val="ru-UA"/>
+        </w:rPr>
+        <w:t>–</w:t>
+      </w:r>
+      <w:r>
+        <w:rPr>
+          <w:rFonts w:ascii="Times New Roman" w:hAnsi="Times New Roman" w:cs="Times New Roman"/>
+          <w:sz w:val="28"/>
+          <w:szCs w:val="28"/>
+        </w:rPr>
+        <w:t xml:space="preserve"> </w:t>
+      </w:r>
+      <w:r>
+        <w:rPr>
+          <w:rFonts w:ascii="Times New Roman" w:hAnsi="Times New Roman" w:cs="Times New Roman"/>
+          <w:b/>
+          <w:bCs/>
+          <w:sz w:val="28"/>
+          <w:szCs w:val="28"/>
+        </w:rPr>
+        <w:t>7.2</w:t>
+      </w:r>
+      <w:r>
+        <w:rPr>
+          <w:rFonts w:ascii="Times New Roman" w:hAnsi="Times New Roman" w:cs="Times New Roman"/>
+          <w:sz w:val="28"/>
+          <w:szCs w:val="28"/>
+        </w:rPr>
+        <w:t xml:space="preserve">, що підтверджує позитивне зміщення оцінок користувачів (більшість фільмів оцінюються вище середнього). Максимальна кількість голосів за один об'єкт сягає </w:t>
+      </w:r>
+      <w:r>
+        <w:rPr>
+          <w:rFonts w:ascii="Times New Roman" w:hAnsi="Times New Roman" w:cs="Times New Roman"/>
+          <w:b/>
+          <w:bCs/>
+          <w:sz w:val="28"/>
+          <w:szCs w:val="28"/>
+        </w:rPr>
+        <w:t>3.16 млн</w:t>
+      </w:r>
+      <w:r>
+        <w:rPr>
+          <w:rFonts w:ascii="Times New Roman" w:hAnsi="Times New Roman" w:cs="Times New Roman"/>
+          <w:sz w:val="28"/>
+          <w:szCs w:val="28"/>
+        </w:rPr>
+        <w:t>.</w:t>
+      </w:r>
+    </w:p>
+    <w:p>
+      <w:pPr>
+        <w:ind w:firstLine="709"/>
+        <w:jc w:val="both"/>
+        <w:rPr>
+          <w:rFonts w:ascii="Times New Roman" w:hAnsi="Times New Roman" w:cs="Times New Roman"/>
+          <w:sz w:val="28"/>
+          <w:szCs w:val="28"/>
+        </w:rPr>
+      </w:pPr>
+      <w:r>
+        <w:rPr>
+          <w:rFonts w:ascii="Times New Roman" w:hAnsi="Times New Roman" w:cs="Times New Roman"/>
+          <w:b/>
+          <w:bCs/>
+          <w:sz w:val="28"/>
+          <w:szCs w:val="28"/>
+          <w:lang w:val="ru-UA"/>
+        </w:rPr>
+        <w:t xml:space="preserve">2. </w:t>
+      </w:r>
+      <w:r>
+        <w:rPr>
+          <w:rFonts w:ascii="Times New Roman" w:hAnsi="Times New Roman" w:cs="Times New Roman"/>
+          <w:b/>
+          <w:bCs/>
+          <w:sz w:val="28"/>
+          <w:szCs w:val="28"/>
+        </w:rPr>
+        <w:t>Трансформація та очищення (Пункти 3–5):</w:t>
+      </w:r>
+    </w:p>
+    <w:p>
+      <w:pPr>
+        <w:numPr>
+          <w:ilvl w:val="0"/>
+          <w:numId w:val="7"/>
+        </w:numPr>
+        <w:jc w:val="both"/>
+        <w:rPr>
+          <w:rFonts w:ascii="Times New Roman" w:hAnsi="Times New Roman" w:cs="Times New Roman"/>
+          <w:sz w:val="28"/>
+          <w:szCs w:val="28"/>
+        </w:rPr>
+      </w:pPr>
+      <w:r>
+        <w:rPr>
+          <w:rFonts w:ascii="Times New Roman" w:hAnsi="Times New Roman" w:cs="Times New Roman"/>
+          <w:b/>
+          <w:bCs/>
+          <w:sz w:val="28"/>
+          <w:szCs w:val="28"/>
+        </w:rPr>
+        <w:lastRenderedPageBreak/>
+        <w:t>Типізація:</w:t>
+      </w:r>
+      <w:r>
+        <w:rPr>
+          <w:rFonts w:ascii="Times New Roman" w:hAnsi="Times New Roman" w:cs="Times New Roman"/>
+          <w:sz w:val="28"/>
+          <w:szCs w:val="28"/>
+        </w:rPr>
+        <w:t xml:space="preserve"> Ознаки </w:t>
+      </w:r>
+      <w:proofErr w:type="spellStart"/>
+      <w:r>
+        <w:rPr>
+          <w:rFonts w:ascii="Times New Roman" w:hAnsi="Times New Roman" w:cs="Times New Roman"/>
+          <w:sz w:val="28"/>
+          <w:szCs w:val="28"/>
+        </w:rPr>
+        <w:t>startYear</w:t>
+      </w:r>
+      <w:proofErr w:type="spellEnd"/>
+      <w:r>
+        <w:rPr>
+          <w:rFonts w:ascii="Times New Roman" w:hAnsi="Times New Roman" w:cs="Times New Roman"/>
+          <w:sz w:val="28"/>
+          <w:szCs w:val="28"/>
+        </w:rPr>
+        <w:t xml:space="preserve"> та </w:t>
+      </w:r>
+      <w:proofErr w:type="spellStart"/>
+      <w:r>
+        <w:rPr>
+          <w:rFonts w:ascii="Times New Roman" w:hAnsi="Times New Roman" w:cs="Times New Roman"/>
+          <w:sz w:val="28"/>
+          <w:szCs w:val="28"/>
+        </w:rPr>
+        <w:t>runtimeMinutes</w:t>
+      </w:r>
+      <w:proofErr w:type="spellEnd"/>
+      <w:r>
+        <w:rPr>
+          <w:rFonts w:ascii="Times New Roman" w:hAnsi="Times New Roman" w:cs="Times New Roman"/>
+          <w:sz w:val="28"/>
+          <w:szCs w:val="28"/>
+        </w:rPr>
+        <w:t xml:space="preserve"> були успішно </w:t>
+      </w:r>
+      <w:proofErr w:type="spellStart"/>
+      <w:r>
+        <w:rPr>
+          <w:rFonts w:ascii="Times New Roman" w:hAnsi="Times New Roman" w:cs="Times New Roman"/>
+          <w:sz w:val="28"/>
+          <w:szCs w:val="28"/>
+        </w:rPr>
+        <w:t>розпарсені</w:t>
+      </w:r>
+      <w:proofErr w:type="spellEnd"/>
+      <w:r>
+        <w:rPr>
+          <w:rFonts w:ascii="Times New Roman" w:hAnsi="Times New Roman" w:cs="Times New Roman"/>
+          <w:sz w:val="28"/>
+          <w:szCs w:val="28"/>
+        </w:rPr>
+        <w:t xml:space="preserve"> та приведені до типу </w:t>
+      </w:r>
+      <w:proofErr w:type="spellStart"/>
+      <w:r>
+        <w:rPr>
+          <w:rFonts w:ascii="Times New Roman" w:hAnsi="Times New Roman" w:cs="Times New Roman"/>
+          <w:sz w:val="28"/>
+          <w:szCs w:val="28"/>
+        </w:rPr>
+        <w:t>IntegerType</w:t>
+      </w:r>
+      <w:proofErr w:type="spellEnd"/>
+      <w:r>
+        <w:rPr>
+          <w:rFonts w:ascii="Times New Roman" w:hAnsi="Times New Roman" w:cs="Times New Roman"/>
+          <w:sz w:val="28"/>
+          <w:szCs w:val="28"/>
+        </w:rPr>
+        <w:t xml:space="preserve">. Поле </w:t>
+      </w:r>
+      <w:proofErr w:type="spellStart"/>
+      <w:r>
+        <w:rPr>
+          <w:rFonts w:ascii="Times New Roman" w:hAnsi="Times New Roman" w:cs="Times New Roman"/>
+          <w:sz w:val="28"/>
+          <w:szCs w:val="28"/>
+        </w:rPr>
+        <w:t>isAdult</w:t>
+      </w:r>
+      <w:proofErr w:type="spellEnd"/>
+      <w:r>
+        <w:rPr>
+          <w:rFonts w:ascii="Times New Roman" w:hAnsi="Times New Roman" w:cs="Times New Roman"/>
+          <w:sz w:val="28"/>
+          <w:szCs w:val="28"/>
+        </w:rPr>
+        <w:t xml:space="preserve"> конвертовано у </w:t>
+      </w:r>
+      <w:proofErr w:type="spellStart"/>
+      <w:r>
+        <w:rPr>
+          <w:rFonts w:ascii="Times New Roman" w:hAnsi="Times New Roman" w:cs="Times New Roman"/>
+          <w:sz w:val="28"/>
+          <w:szCs w:val="28"/>
+        </w:rPr>
+        <w:t>BooleanType</w:t>
+      </w:r>
+      <w:proofErr w:type="spellEnd"/>
+      <w:r>
+        <w:rPr>
+          <w:rFonts w:ascii="Times New Roman" w:hAnsi="Times New Roman" w:cs="Times New Roman"/>
+          <w:sz w:val="28"/>
+          <w:szCs w:val="28"/>
+        </w:rPr>
+        <w:t xml:space="preserve"> для зручності логічних фільтрів.</w:t>
+      </w:r>
+    </w:p>
+    <w:p>
+      <w:pPr>
+        <w:numPr>
+          <w:ilvl w:val="0"/>
+          <w:numId w:val="7"/>
+        </w:numPr>
+        <w:jc w:val="both"/>
+        <w:rPr>
+          <w:rFonts w:ascii="Times New Roman" w:hAnsi="Times New Roman" w:cs="Times New Roman"/>
+          <w:sz w:val="28"/>
+          <w:szCs w:val="28"/>
+        </w:rPr>
+      </w:pPr>
+      <w:r>
+        <w:rPr>
+          <w:rFonts w:ascii="Times New Roman" w:hAnsi="Times New Roman" w:cs="Times New Roman"/>
+          <w:b/>
+          <w:bCs/>
+          <w:sz w:val="28"/>
+          <w:szCs w:val="28"/>
+        </w:rPr>
+        <w:t>Інформативність:</w:t>
+      </w:r>
+      <w:r>
+        <w:rPr>
+          <w:rFonts w:ascii="Times New Roman" w:hAnsi="Times New Roman" w:cs="Times New Roman"/>
+          <w:sz w:val="28"/>
+          <w:szCs w:val="28"/>
+        </w:rPr>
+        <w:t xml:space="preserve"> Вилучено ознаки </w:t>
+      </w:r>
+      <w:proofErr w:type="spellStart"/>
+      <w:r>
+        <w:rPr>
+          <w:rFonts w:ascii="Times New Roman" w:hAnsi="Times New Roman" w:cs="Times New Roman"/>
+          <w:sz w:val="28"/>
+          <w:szCs w:val="28"/>
+        </w:rPr>
+        <w:t>endYear</w:t>
+      </w:r>
+      <w:proofErr w:type="spellEnd"/>
+      <w:r>
+        <w:rPr>
+          <w:rFonts w:ascii="Times New Roman" w:hAnsi="Times New Roman" w:cs="Times New Roman"/>
+          <w:sz w:val="28"/>
+          <w:szCs w:val="28"/>
+        </w:rPr>
+        <w:t xml:space="preserve"> та </w:t>
+      </w:r>
+      <w:proofErr w:type="spellStart"/>
+      <w:r>
+        <w:rPr>
+          <w:rFonts w:ascii="Times New Roman" w:hAnsi="Times New Roman" w:cs="Times New Roman"/>
+          <w:sz w:val="28"/>
+          <w:szCs w:val="28"/>
+        </w:rPr>
+        <w:t>originalTitle</w:t>
+      </w:r>
+      <w:proofErr w:type="spellEnd"/>
+      <w:r>
+        <w:rPr>
+          <w:rFonts w:ascii="Times New Roman" w:hAnsi="Times New Roman" w:cs="Times New Roman"/>
+          <w:sz w:val="28"/>
+          <w:szCs w:val="28"/>
+        </w:rPr>
+        <w:t>. Як видно з фінальної перевірки (</w:t>
+      </w:r>
+      <w:proofErr w:type="spellStart"/>
+      <w:r>
+        <w:rPr>
+          <w:rFonts w:ascii="Times New Roman" w:hAnsi="Times New Roman" w:cs="Times New Roman"/>
+          <w:sz w:val="28"/>
+          <w:szCs w:val="28"/>
+        </w:rPr>
+        <w:t>DataFrame</w:t>
+      </w:r>
+      <w:proofErr w:type="spellEnd"/>
+      <w:r>
+        <w:rPr>
+          <w:rFonts w:ascii="Times New Roman" w:hAnsi="Times New Roman" w:cs="Times New Roman"/>
+          <w:sz w:val="28"/>
+          <w:szCs w:val="28"/>
+        </w:rPr>
+        <w:t xml:space="preserve"> </w:t>
+      </w:r>
+      <w:proofErr w:type="spellStart"/>
+      <w:r>
+        <w:rPr>
+          <w:rFonts w:ascii="Times New Roman" w:hAnsi="Times New Roman" w:cs="Times New Roman"/>
+          <w:sz w:val="28"/>
+          <w:szCs w:val="28"/>
+        </w:rPr>
+        <w:t>Basics</w:t>
+      </w:r>
+      <w:proofErr w:type="spellEnd"/>
+      <w:r>
+        <w:rPr>
+          <w:rFonts w:ascii="Times New Roman" w:hAnsi="Times New Roman" w:cs="Times New Roman"/>
+          <w:sz w:val="28"/>
+          <w:szCs w:val="28"/>
+        </w:rPr>
+        <w:t>), таблиця стала компактнішою, залишивши лише бізнес-релевантні поля: назву, тип, рік, тривалість та жанри.</w:t>
+      </w:r>
+    </w:p>
+    <w:p>
+      <w:pPr>
+        <w:numPr>
+          <w:ilvl w:val="0"/>
+          <w:numId w:val="7"/>
+        </w:numPr>
+        <w:jc w:val="both"/>
+        <w:rPr>
+          <w:rFonts w:ascii="Times New Roman" w:hAnsi="Times New Roman" w:cs="Times New Roman"/>
+          <w:sz w:val="28"/>
+          <w:szCs w:val="28"/>
+        </w:rPr>
+      </w:pPr>
+      <w:r>
+        <w:rPr>
+          <w:rFonts w:ascii="Times New Roman" w:hAnsi="Times New Roman" w:cs="Times New Roman"/>
+          <w:b/>
+          <w:bCs/>
+          <w:sz w:val="28"/>
+          <w:szCs w:val="28"/>
+        </w:rPr>
+        <w:t>Пропуски та дублікати:</w:t>
+      </w:r>
+      <w:r>
+        <w:rPr>
+          <w:rFonts w:ascii="Times New Roman" w:hAnsi="Times New Roman" w:cs="Times New Roman"/>
+          <w:sz w:val="28"/>
+          <w:szCs w:val="28"/>
+        </w:rPr>
+        <w:t xml:space="preserve"> За допомогою методів </w:t>
+      </w:r>
+      <w:proofErr w:type="spellStart"/>
+      <w:r>
+        <w:rPr>
+          <w:rFonts w:ascii="Times New Roman" w:hAnsi="Times New Roman" w:cs="Times New Roman"/>
+          <w:sz w:val="28"/>
+          <w:szCs w:val="28"/>
+        </w:rPr>
+        <w:t>dropDuplicates</w:t>
+      </w:r>
+      <w:proofErr w:type="spellEnd"/>
+      <w:r>
+        <w:rPr>
+          <w:rFonts w:ascii="Times New Roman" w:hAnsi="Times New Roman" w:cs="Times New Roman"/>
+          <w:sz w:val="28"/>
+          <w:szCs w:val="28"/>
+        </w:rPr>
+        <w:t xml:space="preserve">() за ключем </w:t>
+      </w:r>
+      <w:proofErr w:type="spellStart"/>
+      <w:r>
+        <w:rPr>
+          <w:rFonts w:ascii="Times New Roman" w:hAnsi="Times New Roman" w:cs="Times New Roman"/>
+          <w:sz w:val="28"/>
+          <w:szCs w:val="28"/>
+        </w:rPr>
+        <w:t>tconst</w:t>
+      </w:r>
+      <w:proofErr w:type="spellEnd"/>
+      <w:r>
+        <w:rPr>
+          <w:rFonts w:ascii="Times New Roman" w:hAnsi="Times New Roman" w:cs="Times New Roman"/>
+          <w:sz w:val="28"/>
+          <w:szCs w:val="28"/>
+        </w:rPr>
+        <w:t xml:space="preserve"> та </w:t>
+      </w:r>
+      <w:proofErr w:type="spellStart"/>
+      <w:r>
+        <w:rPr>
+          <w:rFonts w:ascii="Times New Roman" w:hAnsi="Times New Roman" w:cs="Times New Roman"/>
+          <w:sz w:val="28"/>
+          <w:szCs w:val="28"/>
+        </w:rPr>
+        <w:t>dropna</w:t>
+      </w:r>
+      <w:proofErr w:type="spellEnd"/>
+      <w:r>
+        <w:rPr>
+          <w:rFonts w:ascii="Times New Roman" w:hAnsi="Times New Roman" w:cs="Times New Roman"/>
+          <w:sz w:val="28"/>
+          <w:szCs w:val="28"/>
+        </w:rPr>
+        <w:t xml:space="preserve">() було </w:t>
+      </w:r>
+      <w:proofErr w:type="spellStart"/>
+      <w:r>
+        <w:rPr>
+          <w:rFonts w:ascii="Times New Roman" w:hAnsi="Times New Roman" w:cs="Times New Roman"/>
+          <w:sz w:val="28"/>
+          <w:szCs w:val="28"/>
+        </w:rPr>
+        <w:t>усунено</w:t>
+      </w:r>
+      <w:proofErr w:type="spellEnd"/>
+      <w:r>
+        <w:rPr>
+          <w:rFonts w:ascii="Times New Roman" w:hAnsi="Times New Roman" w:cs="Times New Roman"/>
+          <w:sz w:val="28"/>
+          <w:szCs w:val="28"/>
+        </w:rPr>
+        <w:t xml:space="preserve"> ризики подвійного врахування фільмів та видалено записи з критичними пропусками в роках або жанрах.</w:t>
+      </w:r>
+    </w:p>
+    <w:p>
+      <w:pPr>
+        <w:ind w:firstLine="709"/>
+        <w:jc w:val="both"/>
+        <w:rPr>
+          <w:rFonts w:ascii="Times New Roman" w:hAnsi="Times New Roman" w:cs="Times New Roman"/>
+          <w:sz w:val="28"/>
+          <w:szCs w:val="28"/>
+          <w:lang w:val="ru-UA"/>
+        </w:rPr>
+      </w:pPr>
+    </w:p>
+    <w:p>
+      <w:pPr>
+        <w:ind w:firstLine="709"/>
+        <w:jc w:val="both"/>
+        <w:rPr>
+          <w:rFonts w:ascii="Times New Roman" w:hAnsi="Times New Roman" w:cs="Times New Roman"/>
+          <w:i/>
+          <w:sz w:val="28"/>
+          <w:szCs w:val="28"/>
+          <w:u w:val="single"/>
+          <w:lang w:val="ru-UA"/>
+        </w:rPr>
+      </w:pPr>
+      <w:r>
+        <w:rPr>
+          <w:rFonts w:ascii="Times New Roman" w:hAnsi="Times New Roman" w:cs="Times New Roman"/>
+          <w:i/>
+          <w:sz w:val="28"/>
+          <w:szCs w:val="28"/>
+          <w:u w:val="single"/>
+        </w:rPr>
+        <w:t xml:space="preserve">Етап </w:t>
+      </w:r>
+      <w:r>
+        <w:rPr>
+          <w:rFonts w:ascii="Times New Roman" w:hAnsi="Times New Roman" w:cs="Times New Roman"/>
+          <w:i/>
+          <w:sz w:val="28"/>
+          <w:szCs w:val="28"/>
+          <w:u w:val="single"/>
+        </w:rPr>
+        <w:t>трансформації</w:t>
+      </w:r>
+      <w:r>
+        <w:rPr>
+          <w:rFonts w:ascii="Times New Roman" w:hAnsi="Times New Roman" w:cs="Times New Roman"/>
+          <w:i/>
+          <w:sz w:val="28"/>
+          <w:szCs w:val="28"/>
+          <w:u w:val="single"/>
+        </w:rPr>
+        <w:t>:</w:t>
+      </w:r>
+    </w:p>
+    <w:p>
+      <w:pPr>
+        <w:ind w:firstLine="709"/>
+        <w:jc w:val="both"/>
+        <w:rPr>
+          <w:rFonts w:ascii="Times New Roman" w:hAnsi="Times New Roman" w:cs="Times New Roman"/>
+          <w:i/>
+          <w:sz w:val="28"/>
+          <w:szCs w:val="28"/>
+          <w:u w:val="single"/>
+          <w:lang w:val="ru-UA"/>
+        </w:rPr>
+      </w:pPr>
+    </w:p>
+    <w:p>
+      <w:pPr>
+        <w:pStyle w:val="a9"/>
+        <w:numPr>
+          <w:ilvl w:val="0"/>
+          <w:numId w:val="10"/>
+        </w:numPr>
+        <w:ind w:left="0" w:firstLine="709"/>
+        <w:jc w:val="both"/>
+        <w:rPr>
+          <w:rFonts w:ascii="Times New Roman" w:hAnsi="Times New Roman" w:cs="Times New Roman"/>
+          <w:sz w:val="28"/>
+          <w:szCs w:val="28"/>
+        </w:rPr>
+      </w:pPr>
+      <w:r>
+        <w:rPr>
+          <w:rFonts w:ascii="Times New Roman" w:hAnsi="Times New Roman" w:cs="Times New Roman"/>
+          <w:b/>
+          <w:bCs/>
+          <w:sz w:val="28"/>
+          <w:szCs w:val="28"/>
+        </w:rPr>
+        <w:t>[</w:t>
+      </w:r>
+      <w:proofErr w:type="spellStart"/>
+      <w:r>
+        <w:rPr>
+          <w:rFonts w:ascii="Times New Roman" w:hAnsi="Times New Roman" w:cs="Times New Roman"/>
+          <w:b/>
+          <w:bCs/>
+          <w:sz w:val="28"/>
+          <w:szCs w:val="28"/>
+        </w:rPr>
+        <w:t>Filter</w:t>
+      </w:r>
+      <w:proofErr w:type="spellEnd"/>
+      <w:r>
+        <w:rPr>
+          <w:rFonts w:ascii="Times New Roman" w:hAnsi="Times New Roman" w:cs="Times New Roman"/>
+          <w:b/>
+          <w:bCs/>
+          <w:sz w:val="28"/>
+          <w:szCs w:val="28"/>
+        </w:rPr>
+        <w:t xml:space="preserve">, </w:t>
+      </w:r>
+      <w:proofErr w:type="spellStart"/>
+      <w:r>
+        <w:rPr>
+          <w:rFonts w:ascii="Times New Roman" w:hAnsi="Times New Roman" w:cs="Times New Roman"/>
+          <w:b/>
+          <w:bCs/>
+          <w:sz w:val="28"/>
+          <w:szCs w:val="28"/>
+        </w:rPr>
+        <w:t>Join</w:t>
+      </w:r>
+      <w:proofErr w:type="spellEnd"/>
+      <w:r>
+        <w:rPr>
+          <w:rFonts w:ascii="Times New Roman" w:hAnsi="Times New Roman" w:cs="Times New Roman"/>
+          <w:b/>
+          <w:bCs/>
+          <w:sz w:val="28"/>
+          <w:szCs w:val="28"/>
+        </w:rPr>
+        <w:t>]</w:t>
+      </w:r>
+      <w:r>
+        <w:rPr>
+          <w:rFonts w:ascii="Times New Roman" w:hAnsi="Times New Roman" w:cs="Times New Roman"/>
+          <w:sz w:val="28"/>
+          <w:szCs w:val="28"/>
+        </w:rPr>
+        <w:t xml:space="preserve"> Які 10 найпопулярніших повнометражних фільмів ("</w:t>
+      </w:r>
+      <w:proofErr w:type="spellStart"/>
+      <w:r>
+        <w:rPr>
+          <w:rFonts w:ascii="Times New Roman" w:hAnsi="Times New Roman" w:cs="Times New Roman"/>
+          <w:sz w:val="28"/>
+          <w:szCs w:val="28"/>
+        </w:rPr>
+        <w:t>movie</w:t>
+      </w:r>
+      <w:proofErr w:type="spellEnd"/>
+      <w:r>
+        <w:rPr>
+          <w:rFonts w:ascii="Times New Roman" w:hAnsi="Times New Roman" w:cs="Times New Roman"/>
+          <w:sz w:val="28"/>
+          <w:szCs w:val="28"/>
+        </w:rPr>
+        <w:t xml:space="preserve">"), випущених після 2010 року, мають рейтинг вище 8.0? </w:t>
+      </w:r>
+      <w:r>
+        <w:rPr>
+          <w:rFonts w:ascii="Times New Roman" w:hAnsi="Times New Roman" w:cs="Times New Roman"/>
+          <w:i/>
+          <w:iCs/>
+          <w:sz w:val="28"/>
+          <w:szCs w:val="28"/>
+        </w:rPr>
+        <w:t>(Бізнес-ціль: Пошук сучасних хітів для рекомендаційної системи).</w:t>
+      </w:r>
+    </w:p>
+    <w:p>
+      <w:pPr>
+        <w:pStyle w:val="a9"/>
+        <w:numPr>
+          <w:ilvl w:val="0"/>
+          <w:numId w:val="10"/>
+        </w:numPr>
+        <w:ind w:left="0" w:firstLine="709"/>
+        <w:jc w:val="both"/>
+        <w:rPr>
+          <w:rFonts w:ascii="Times New Roman" w:hAnsi="Times New Roman" w:cs="Times New Roman"/>
+          <w:sz w:val="28"/>
+          <w:szCs w:val="28"/>
+        </w:rPr>
+      </w:pPr>
+      <w:r>
+        <w:rPr>
+          <w:rFonts w:ascii="Times New Roman" w:hAnsi="Times New Roman" w:cs="Times New Roman"/>
+          <w:b/>
+          <w:bCs/>
+          <w:sz w:val="28"/>
+          <w:szCs w:val="28"/>
+        </w:rPr>
+        <w:t>[</w:t>
+      </w:r>
+      <w:proofErr w:type="spellStart"/>
+      <w:r>
+        <w:rPr>
+          <w:rFonts w:ascii="Times New Roman" w:hAnsi="Times New Roman" w:cs="Times New Roman"/>
+          <w:b/>
+          <w:bCs/>
+          <w:sz w:val="28"/>
+          <w:szCs w:val="28"/>
+        </w:rPr>
+        <w:t>Filter</w:t>
+      </w:r>
+      <w:proofErr w:type="spellEnd"/>
+      <w:r>
+        <w:rPr>
+          <w:rFonts w:ascii="Times New Roman" w:hAnsi="Times New Roman" w:cs="Times New Roman"/>
+          <w:b/>
+          <w:bCs/>
+          <w:sz w:val="28"/>
+          <w:szCs w:val="28"/>
+        </w:rPr>
+        <w:t xml:space="preserve">, </w:t>
+      </w:r>
+      <w:proofErr w:type="spellStart"/>
+      <w:r>
+        <w:rPr>
+          <w:rFonts w:ascii="Times New Roman" w:hAnsi="Times New Roman" w:cs="Times New Roman"/>
+          <w:b/>
+          <w:bCs/>
+          <w:sz w:val="28"/>
+          <w:szCs w:val="28"/>
+        </w:rPr>
+        <w:t>GroupBy</w:t>
+      </w:r>
+      <w:proofErr w:type="spellEnd"/>
+      <w:r>
+        <w:rPr>
+          <w:rFonts w:ascii="Times New Roman" w:hAnsi="Times New Roman" w:cs="Times New Roman"/>
+          <w:b/>
+          <w:bCs/>
+          <w:sz w:val="28"/>
+          <w:szCs w:val="28"/>
+        </w:rPr>
+        <w:t>]</w:t>
+      </w:r>
+      <w:r>
+        <w:rPr>
+          <w:rFonts w:ascii="Times New Roman" w:hAnsi="Times New Roman" w:cs="Times New Roman"/>
+          <w:sz w:val="28"/>
+          <w:szCs w:val="28"/>
+        </w:rPr>
+        <w:t xml:space="preserve"> Яка загальна кількість та середня тривалість повнометражних фільмів випускалася кожного року починаючи з 2000? </w:t>
+      </w:r>
+      <w:r>
+        <w:rPr>
+          <w:rFonts w:ascii="Times New Roman" w:hAnsi="Times New Roman" w:cs="Times New Roman"/>
+          <w:i/>
+          <w:iCs/>
+          <w:sz w:val="28"/>
+          <w:szCs w:val="28"/>
+        </w:rPr>
+        <w:t>(Бізнес-ціль: Аналіз трендів хронометражу в сучасній кіноіндустрії).</w:t>
+      </w:r>
+    </w:p>
+    <w:p>
+      <w:pPr>
+        <w:pStyle w:val="a9"/>
+        <w:numPr>
+          <w:ilvl w:val="0"/>
+          <w:numId w:val="10"/>
+        </w:numPr>
+        <w:ind w:left="0" w:firstLine="709"/>
+        <w:jc w:val="both"/>
+        <w:rPr>
+          <w:rFonts w:ascii="Times New Roman" w:hAnsi="Times New Roman" w:cs="Times New Roman"/>
+          <w:sz w:val="28"/>
+          <w:szCs w:val="28"/>
+        </w:rPr>
+      </w:pPr>
+      <w:r>
+        <w:rPr>
+          <w:rFonts w:ascii="Times New Roman" w:hAnsi="Times New Roman" w:cs="Times New Roman"/>
+          <w:b/>
+          <w:bCs/>
+          <w:sz w:val="28"/>
+          <w:szCs w:val="28"/>
+        </w:rPr>
+        <w:t>[</w:t>
+      </w:r>
+      <w:proofErr w:type="spellStart"/>
+      <w:r>
+        <w:rPr>
+          <w:rFonts w:ascii="Times New Roman" w:hAnsi="Times New Roman" w:cs="Times New Roman"/>
+          <w:b/>
+          <w:bCs/>
+          <w:sz w:val="28"/>
+          <w:szCs w:val="28"/>
+        </w:rPr>
+        <w:t>Filter</w:t>
+      </w:r>
+      <w:proofErr w:type="spellEnd"/>
+      <w:r>
+        <w:rPr>
+          <w:rFonts w:ascii="Times New Roman" w:hAnsi="Times New Roman" w:cs="Times New Roman"/>
+          <w:b/>
+          <w:bCs/>
+          <w:sz w:val="28"/>
+          <w:szCs w:val="28"/>
+        </w:rPr>
+        <w:t xml:space="preserve">, </w:t>
+      </w:r>
+      <w:proofErr w:type="spellStart"/>
+      <w:r>
+        <w:rPr>
+          <w:rFonts w:ascii="Times New Roman" w:hAnsi="Times New Roman" w:cs="Times New Roman"/>
+          <w:b/>
+          <w:bCs/>
+          <w:sz w:val="28"/>
+          <w:szCs w:val="28"/>
+        </w:rPr>
+        <w:t>Join</w:t>
+      </w:r>
+      <w:proofErr w:type="spellEnd"/>
+      <w:r>
+        <w:rPr>
+          <w:rFonts w:ascii="Times New Roman" w:hAnsi="Times New Roman" w:cs="Times New Roman"/>
+          <w:b/>
+          <w:bCs/>
+          <w:sz w:val="28"/>
+          <w:szCs w:val="28"/>
+        </w:rPr>
+        <w:t xml:space="preserve">, </w:t>
+      </w:r>
+      <w:proofErr w:type="spellStart"/>
+      <w:r>
+        <w:rPr>
+          <w:rFonts w:ascii="Times New Roman" w:hAnsi="Times New Roman" w:cs="Times New Roman"/>
+          <w:b/>
+          <w:bCs/>
+          <w:sz w:val="28"/>
+          <w:szCs w:val="28"/>
+        </w:rPr>
+        <w:t>Window</w:t>
+      </w:r>
+      <w:proofErr w:type="spellEnd"/>
+      <w:r>
+        <w:rPr>
+          <w:rFonts w:ascii="Times New Roman" w:hAnsi="Times New Roman" w:cs="Times New Roman"/>
+          <w:b/>
+          <w:bCs/>
+          <w:sz w:val="28"/>
+          <w:szCs w:val="28"/>
+        </w:rPr>
+        <w:t>]</w:t>
+      </w:r>
+      <w:r>
+        <w:rPr>
+          <w:rFonts w:ascii="Times New Roman" w:hAnsi="Times New Roman" w:cs="Times New Roman"/>
+          <w:sz w:val="28"/>
+          <w:szCs w:val="28"/>
+        </w:rPr>
+        <w:t xml:space="preserve"> Для кожного року в період з 2015 по 2023 знайти рівно один найкращий фільм за рейтингом (серед тих, що мають понад 50,000 голосів). </w:t>
+      </w:r>
+      <w:r>
+        <w:rPr>
+          <w:rFonts w:ascii="Times New Roman" w:hAnsi="Times New Roman" w:cs="Times New Roman"/>
+          <w:i/>
+          <w:iCs/>
+          <w:sz w:val="28"/>
+          <w:szCs w:val="28"/>
+        </w:rPr>
+        <w:t>(Бізнес-ціль: Створення рубрики "Фільм року" за версією глядачів).</w:t>
+      </w:r>
+    </w:p>
+    <w:p>
+      <w:pPr>
+        <w:pStyle w:val="a9"/>
+        <w:numPr>
+          <w:ilvl w:val="0"/>
+          <w:numId w:val="10"/>
+        </w:numPr>
+        <w:ind w:left="0" w:firstLine="709"/>
+        <w:jc w:val="both"/>
+        <w:rPr>
+          <w:rFonts w:ascii="Times New Roman" w:hAnsi="Times New Roman" w:cs="Times New Roman"/>
+          <w:sz w:val="28"/>
+          <w:szCs w:val="28"/>
+        </w:rPr>
+      </w:pPr>
+      <w:r>
+        <w:rPr>
+          <w:rFonts w:ascii="Times New Roman" w:hAnsi="Times New Roman" w:cs="Times New Roman"/>
+          <w:b/>
+          <w:bCs/>
+          <w:sz w:val="28"/>
+          <w:szCs w:val="28"/>
+        </w:rPr>
+        <w:t>[</w:t>
+      </w:r>
+      <w:proofErr w:type="spellStart"/>
+      <w:r>
+        <w:rPr>
+          <w:rFonts w:ascii="Times New Roman" w:hAnsi="Times New Roman" w:cs="Times New Roman"/>
+          <w:b/>
+          <w:bCs/>
+          <w:sz w:val="28"/>
+          <w:szCs w:val="28"/>
+        </w:rPr>
+        <w:t>Join</w:t>
+      </w:r>
+      <w:proofErr w:type="spellEnd"/>
+      <w:r>
+        <w:rPr>
+          <w:rFonts w:ascii="Times New Roman" w:hAnsi="Times New Roman" w:cs="Times New Roman"/>
+          <w:b/>
+          <w:bCs/>
+          <w:sz w:val="28"/>
+          <w:szCs w:val="28"/>
+        </w:rPr>
+        <w:t xml:space="preserve">, </w:t>
+      </w:r>
+      <w:proofErr w:type="spellStart"/>
+      <w:r>
+        <w:rPr>
+          <w:rFonts w:ascii="Times New Roman" w:hAnsi="Times New Roman" w:cs="Times New Roman"/>
+          <w:b/>
+          <w:bCs/>
+          <w:sz w:val="28"/>
+          <w:szCs w:val="28"/>
+        </w:rPr>
+        <w:t>Filter</w:t>
+      </w:r>
+      <w:proofErr w:type="spellEnd"/>
+      <w:r>
+        <w:rPr>
+          <w:rFonts w:ascii="Times New Roman" w:hAnsi="Times New Roman" w:cs="Times New Roman"/>
+          <w:b/>
+          <w:bCs/>
+          <w:sz w:val="28"/>
+          <w:szCs w:val="28"/>
+        </w:rPr>
+        <w:t xml:space="preserve">, </w:t>
+      </w:r>
+      <w:proofErr w:type="spellStart"/>
+      <w:r>
+        <w:rPr>
+          <w:rFonts w:ascii="Times New Roman" w:hAnsi="Times New Roman" w:cs="Times New Roman"/>
+          <w:b/>
+          <w:bCs/>
+          <w:sz w:val="28"/>
+          <w:szCs w:val="28"/>
+        </w:rPr>
+        <w:t>GroupBy</w:t>
+      </w:r>
+      <w:proofErr w:type="spellEnd"/>
+      <w:r>
+        <w:rPr>
+          <w:rFonts w:ascii="Times New Roman" w:hAnsi="Times New Roman" w:cs="Times New Roman"/>
+          <w:b/>
+          <w:bCs/>
+          <w:sz w:val="28"/>
+          <w:szCs w:val="28"/>
+        </w:rPr>
+        <w:t>]</w:t>
+      </w:r>
+      <w:r>
+        <w:rPr>
+          <w:rFonts w:ascii="Times New Roman" w:hAnsi="Times New Roman" w:cs="Times New Roman"/>
+          <w:sz w:val="28"/>
+          <w:szCs w:val="28"/>
+        </w:rPr>
+        <w:t xml:space="preserve"> Які жанри є найуспішнішими за середнім рейтингом серед фільмів, що мають більше 10,000 голосів (Топ-5 жанрів)? </w:t>
+      </w:r>
+      <w:r>
+        <w:rPr>
+          <w:rFonts w:ascii="Times New Roman" w:hAnsi="Times New Roman" w:cs="Times New Roman"/>
+          <w:i/>
+          <w:iCs/>
+          <w:sz w:val="28"/>
+          <w:szCs w:val="28"/>
+        </w:rPr>
+        <w:t>(Бізнес-ціль: Визначення найперспективніших жанрів для інвестування у виробництво).</w:t>
+      </w:r>
+    </w:p>
+    <w:p>
+      <w:pPr>
+        <w:pStyle w:val="a9"/>
+        <w:numPr>
+          <w:ilvl w:val="0"/>
+          <w:numId w:val="10"/>
+        </w:numPr>
+        <w:ind w:left="0" w:firstLine="709"/>
+        <w:jc w:val="both"/>
+        <w:rPr>
+          <w:rFonts w:ascii="Times New Roman" w:hAnsi="Times New Roman" w:cs="Times New Roman"/>
+          <w:sz w:val="28"/>
+          <w:szCs w:val="28"/>
+        </w:rPr>
+      </w:pPr>
+      <w:r>
+        <w:rPr>
+          <w:rFonts w:ascii="Times New Roman" w:hAnsi="Times New Roman" w:cs="Times New Roman"/>
+          <w:b/>
+          <w:bCs/>
+          <w:sz w:val="28"/>
+          <w:szCs w:val="28"/>
+        </w:rPr>
+        <w:t>[</w:t>
+      </w:r>
+      <w:proofErr w:type="spellStart"/>
+      <w:r>
+        <w:rPr>
+          <w:rFonts w:ascii="Times New Roman" w:hAnsi="Times New Roman" w:cs="Times New Roman"/>
+          <w:b/>
+          <w:bCs/>
+          <w:sz w:val="28"/>
+          <w:szCs w:val="28"/>
+        </w:rPr>
+        <w:t>Filter</w:t>
+      </w:r>
+      <w:proofErr w:type="spellEnd"/>
+      <w:r>
+        <w:rPr>
+          <w:rFonts w:ascii="Times New Roman" w:hAnsi="Times New Roman" w:cs="Times New Roman"/>
+          <w:b/>
+          <w:bCs/>
+          <w:sz w:val="28"/>
+          <w:szCs w:val="28"/>
+        </w:rPr>
+        <w:t xml:space="preserve">, </w:t>
+      </w:r>
+      <w:proofErr w:type="spellStart"/>
+      <w:r>
+        <w:rPr>
+          <w:rFonts w:ascii="Times New Roman" w:hAnsi="Times New Roman" w:cs="Times New Roman"/>
+          <w:b/>
+          <w:bCs/>
+          <w:sz w:val="28"/>
+          <w:szCs w:val="28"/>
+        </w:rPr>
+        <w:t>Join</w:t>
+      </w:r>
+      <w:proofErr w:type="spellEnd"/>
+      <w:r>
+        <w:rPr>
+          <w:rFonts w:ascii="Times New Roman" w:hAnsi="Times New Roman" w:cs="Times New Roman"/>
+          <w:b/>
+          <w:bCs/>
+          <w:sz w:val="28"/>
+          <w:szCs w:val="28"/>
+        </w:rPr>
+        <w:t xml:space="preserve">, </w:t>
+      </w:r>
+      <w:proofErr w:type="spellStart"/>
+      <w:r>
+        <w:rPr>
+          <w:rFonts w:ascii="Times New Roman" w:hAnsi="Times New Roman" w:cs="Times New Roman"/>
+          <w:b/>
+          <w:bCs/>
+          <w:sz w:val="28"/>
+          <w:szCs w:val="28"/>
+        </w:rPr>
+        <w:t>Window</w:t>
+      </w:r>
+      <w:proofErr w:type="spellEnd"/>
+      <w:r>
+        <w:rPr>
+          <w:rFonts w:ascii="Times New Roman" w:hAnsi="Times New Roman" w:cs="Times New Roman"/>
+          <w:b/>
+          <w:bCs/>
+          <w:sz w:val="28"/>
+          <w:szCs w:val="28"/>
+        </w:rPr>
+        <w:t>]</w:t>
+      </w:r>
+      <w:r>
+        <w:rPr>
+          <w:rFonts w:ascii="Times New Roman" w:hAnsi="Times New Roman" w:cs="Times New Roman"/>
+          <w:sz w:val="28"/>
+          <w:szCs w:val="28"/>
+        </w:rPr>
+        <w:t xml:space="preserve"> Як рейтинг кожного фільму 2023 року (від 10,000 голосів) відрізняється від середнього рейтингу всіх фільмів цього ж жанру за цей рік? </w:t>
+      </w:r>
+      <w:r>
+        <w:rPr>
+          <w:rFonts w:ascii="Times New Roman" w:hAnsi="Times New Roman" w:cs="Times New Roman"/>
+          <w:i/>
+          <w:iCs/>
+          <w:sz w:val="28"/>
+          <w:szCs w:val="28"/>
+        </w:rPr>
+        <w:t>(Бізнес-ціль: Пошук фільмів, які значно перевершують стандарт свого жанру).</w:t>
+      </w:r>
+    </w:p>
+    <w:p>
+      <w:pPr>
+        <w:pStyle w:val="a9"/>
+        <w:numPr>
+          <w:ilvl w:val="0"/>
+          <w:numId w:val="10"/>
+        </w:numPr>
+        <w:ind w:left="0" w:firstLine="709"/>
+        <w:jc w:val="both"/>
+        <w:rPr>
+          <w:rFonts w:ascii="Times New Roman" w:hAnsi="Times New Roman" w:cs="Times New Roman"/>
+          <w:sz w:val="28"/>
+          <w:szCs w:val="28"/>
+        </w:rPr>
+      </w:pPr>
+      <w:r>
+        <w:rPr>
+          <w:rFonts w:ascii="Times New Roman" w:hAnsi="Times New Roman" w:cs="Times New Roman"/>
+          <w:b/>
+          <w:bCs/>
+          <w:sz w:val="28"/>
+          <w:szCs w:val="28"/>
+        </w:rPr>
+        <w:t>[</w:t>
+      </w:r>
+      <w:proofErr w:type="spellStart"/>
+      <w:r>
+        <w:rPr>
+          <w:rFonts w:ascii="Times New Roman" w:hAnsi="Times New Roman" w:cs="Times New Roman"/>
+          <w:b/>
+          <w:bCs/>
+          <w:sz w:val="28"/>
+          <w:szCs w:val="28"/>
+        </w:rPr>
+        <w:t>Filter</w:t>
+      </w:r>
+      <w:proofErr w:type="spellEnd"/>
+      <w:r>
+        <w:rPr>
+          <w:rFonts w:ascii="Times New Roman" w:hAnsi="Times New Roman" w:cs="Times New Roman"/>
+          <w:b/>
+          <w:bCs/>
+          <w:sz w:val="28"/>
+          <w:szCs w:val="28"/>
+        </w:rPr>
+        <w:t>]</w:t>
+      </w:r>
+      <w:r>
+        <w:rPr>
+          <w:rFonts w:ascii="Times New Roman" w:hAnsi="Times New Roman" w:cs="Times New Roman"/>
+          <w:sz w:val="28"/>
+          <w:szCs w:val="28"/>
+        </w:rPr>
+        <w:t xml:space="preserve"> Які документальні фільми тривають понад 2 години (120 хв) і були випущені до 2000 року? </w:t>
+      </w:r>
+      <w:r>
+        <w:rPr>
+          <w:rFonts w:ascii="Times New Roman" w:hAnsi="Times New Roman" w:cs="Times New Roman"/>
+          <w:i/>
+          <w:iCs/>
+          <w:sz w:val="28"/>
+          <w:szCs w:val="28"/>
+        </w:rPr>
+        <w:t>(Бізнес-ціль: Формування архівного каталогу довгих документальних стрічок).</w:t>
+      </w:r>
+    </w:p>
+    <w:p>
+      <w:pPr>
+        <w:ind w:firstLine="709"/>
+        <w:jc w:val="both"/>
+        <w:rPr>
+          <w:rFonts w:ascii="Times New Roman" w:hAnsi="Times New Roman" w:cs="Times New Roman"/>
+          <w:sz w:val="28"/>
+          <w:szCs w:val="28"/>
+          <w:lang w:val="ru-UA"/>
+        </w:rPr>
+      </w:pPr>
+    </w:p>
+    <w:p>
+      <w:pPr>
+        <w:ind w:firstLine="709"/>
+        <w:jc w:val="both"/>
+        <w:rPr>
+          <w:rFonts w:ascii="Times New Roman" w:hAnsi="Times New Roman" w:cs="Times New Roman"/>
+          <w:sz w:val="28"/>
+          <w:szCs w:val="28"/>
+          <w:lang w:val="ru-UA"/>
+        </w:rPr>
+      </w:pPr>
+      <w:r>
+        <w:rPr>
+          <w:rFonts w:ascii="Times New Roman" w:hAnsi="Times New Roman" w:cs="Times New Roman"/>
+          <w:noProof/>
+          <w:sz w:val="28"/>
+          <w:szCs w:val="28"/>
+          <w:lang w:val="ru-UA"/>
+        </w:rPr>
+        <w:lastRenderedPageBreak/>
+        <w:drawing>
+          <wp:inline distT="0" distB="0" distL="0" distR="0" wp14:anchorId="50FC5DFB" wp14:editId="7CAE51B4">
+            <wp:extent cx="5525271" cy="3362794"/>
+            <wp:effectExtent l="0" t="0" r="0" b="9525"/>
+            <wp:docPr id="254804504" name="Рисунок 1"/>
+            <wp:cNvGraphicFramePr>
+              <a:graphicFrameLocks xmlns:a="http://schemas.openxmlformats.org/drawingml/2006/main" noChangeAspect="1"/>
+            </wp:cNvGraphicFramePr>
+            <a:graphic xmlns:a="http://schemas.openxmlformats.org/drawingml/2006/main">
+              <a:graphicData uri="http://schemas.openxmlformats.org/drawingml/2006/picture">
+                <pic:pic xmlns:pic="http://schemas.openxmlformats.org/drawingml/2006/picture">
+                  <pic:nvPicPr>
+                    <pic:cNvPr id="254804504" name=""/>
+                    <pic:cNvPicPr/>
+                  </pic:nvPicPr>
+                  <pic:blipFill>
+                    <a:blip r:embed="rId16"/>
+                    <a:stretch>
+                      <a:fillRect/>
+                    </a:stretch>
+                  </pic:blipFill>
+                  <pic:spPr>
+                    <a:xfrm>
+                      <a:off x="0" y="0"/>
+                      <a:ext cx="5525271" cy="3362794"/>
+                    </a:xfrm>
+                    <a:prstGeom prst="rect">
+                      <a:avLst/>
+                    </a:prstGeom>
+                  </pic:spPr>
+                </pic:pic>
+              </a:graphicData>
+            </a:graphic>
+          </wp:inline>
+        </w:drawing>
+      </w:r>
+    </w:p>
+    <w:p>
+      <w:pPr>
+        <w:ind w:firstLine="709"/>
+        <w:jc w:val="center"/>
+        <w:rPr>
+          <w:rFonts w:ascii="Times New Roman" w:hAnsi="Times New Roman" w:cs="Times New Roman"/>
+          <w:b/>
+          <w:bCs/>
+          <w:i/>
+          <w:iCs/>
+          <w:sz w:val="28"/>
+          <w:szCs w:val="28"/>
+          <w:lang w:val="ru-UA"/>
+        </w:rPr>
+      </w:pPr>
+      <w:r>
+        <w:rPr>
+          <w:rFonts w:ascii="Times New Roman" w:hAnsi="Times New Roman" w:cs="Times New Roman"/>
+          <w:b/>
+          <w:bCs/>
+          <w:i/>
+          <w:iCs/>
+          <w:sz w:val="28"/>
+          <w:szCs w:val="28"/>
+          <w:lang w:val="ru-UA"/>
+        </w:rPr>
+        <w:t>Рис. 11.</w:t>
+      </w:r>
+      <w:r>
+        <w:t xml:space="preserve"> </w:t>
+      </w:r>
+      <w:r>
+        <w:rPr>
+          <w:rFonts w:ascii="Times New Roman" w:hAnsi="Times New Roman" w:cs="Times New Roman"/>
+          <w:b/>
+          <w:bCs/>
+          <w:i/>
+          <w:iCs/>
+          <w:sz w:val="28"/>
+          <w:szCs w:val="28"/>
+        </w:rPr>
+        <w:t>Результат виконання першого бізнес-питання (Топ-10 сучасних хітів)</w:t>
+      </w:r>
+    </w:p>
+    <w:p>
+      <w:pPr>
+        <w:ind w:firstLine="709"/>
+        <w:jc w:val="center"/>
+        <w:rPr>
+          <w:rFonts w:ascii="Times New Roman" w:hAnsi="Times New Roman" w:cs="Times New Roman"/>
+          <w:sz w:val="28"/>
+          <w:szCs w:val="28"/>
+          <w:lang w:val="ru-UA"/>
+        </w:rPr>
+      </w:pPr>
+    </w:p>
+    <w:p>
+      <w:pPr>
+        <w:ind w:firstLine="709"/>
+        <w:jc w:val="both"/>
+        <w:rPr>
+          <w:rFonts w:ascii="Times New Roman" w:hAnsi="Times New Roman" w:cs="Times New Roman"/>
+          <w:sz w:val="28"/>
+          <w:szCs w:val="28"/>
+          <w:lang w:val="ru-UA"/>
+        </w:rPr>
+      </w:pPr>
+      <w:r>
+        <w:rPr>
+          <w:rFonts w:ascii="Times New Roman" w:hAnsi="Times New Roman" w:cs="Times New Roman"/>
+          <w:noProof/>
+          <w:sz w:val="28"/>
+          <w:szCs w:val="28"/>
+          <w:lang w:val="ru-UA"/>
+        </w:rPr>
+        <w:drawing>
+          <wp:inline distT="0" distB="0" distL="0" distR="0" wp14:anchorId="22CEDE74" wp14:editId="7538C547">
+            <wp:extent cx="4915586" cy="1943371"/>
+            <wp:effectExtent l="0" t="0" r="0" b="0"/>
+            <wp:docPr id="1107684841" name="Рисунок 1"/>
+            <wp:cNvGraphicFramePr>
+              <a:graphicFrameLocks xmlns:a="http://schemas.openxmlformats.org/drawingml/2006/main" noChangeAspect="1"/>
+            </wp:cNvGraphicFramePr>
+            <a:graphic xmlns:a="http://schemas.openxmlformats.org/drawingml/2006/main">
+              <a:graphicData uri="http://schemas.openxmlformats.org/drawingml/2006/picture">
+                <pic:pic xmlns:pic="http://schemas.openxmlformats.org/drawingml/2006/picture">
+                  <pic:nvPicPr>
+                    <pic:cNvPr id="1107684841" name=""/>
+                    <pic:cNvPicPr/>
+                  </pic:nvPicPr>
+                  <pic:blipFill>
+                    <a:blip r:embed="rId17"/>
+                    <a:stretch>
+                      <a:fillRect/>
+                    </a:stretch>
+                  </pic:blipFill>
+                  <pic:spPr>
+                    <a:xfrm>
+                      <a:off x="0" y="0"/>
+                      <a:ext cx="4915586" cy="1943371"/>
+                    </a:xfrm>
+                    <a:prstGeom prst="rect">
+                      <a:avLst/>
+                    </a:prstGeom>
+                  </pic:spPr>
+                </pic:pic>
+              </a:graphicData>
+            </a:graphic>
+          </wp:inline>
+        </w:drawing>
+      </w:r>
+    </w:p>
+    <w:p>
+      <w:pPr>
+        <w:ind w:firstLine="709"/>
+        <w:jc w:val="center"/>
+        <w:rPr>
+          <w:rFonts w:ascii="Times New Roman" w:hAnsi="Times New Roman" w:cs="Times New Roman"/>
+          <w:b/>
+          <w:bCs/>
+          <w:i/>
+          <w:iCs/>
+          <w:sz w:val="28"/>
+          <w:szCs w:val="28"/>
+          <w:lang w:val="ru-UA"/>
+        </w:rPr>
+      </w:pPr>
+      <w:r>
+        <w:rPr>
+          <w:rFonts w:ascii="Times New Roman" w:hAnsi="Times New Roman" w:cs="Times New Roman"/>
+          <w:b/>
+          <w:bCs/>
+          <w:i/>
+          <w:iCs/>
+          <w:sz w:val="28"/>
+          <w:szCs w:val="28"/>
+          <w:lang w:val="ru-UA"/>
+        </w:rPr>
+        <w:t>Рис. 12.</w:t>
+      </w:r>
+      <w:r>
+        <w:t xml:space="preserve"> </w:t>
+      </w:r>
+      <w:r>
+        <w:rPr>
+          <w:rFonts w:ascii="Times New Roman" w:hAnsi="Times New Roman" w:cs="Times New Roman"/>
+          <w:b/>
+          <w:bCs/>
+          <w:i/>
+          <w:iCs/>
+          <w:sz w:val="28"/>
+          <w:szCs w:val="28"/>
+        </w:rPr>
+        <w:t>Результат виконання другого бізнес-питання (Тренд тривалості фільмів по роках)</w:t>
+      </w:r>
+    </w:p>
+    <w:p>
+      <w:pPr>
+        <w:ind w:firstLine="709"/>
+        <w:jc w:val="center"/>
+        <w:rPr>
+          <w:rFonts w:ascii="Times New Roman" w:hAnsi="Times New Roman" w:cs="Times New Roman"/>
+          <w:b/>
+          <w:bCs/>
+          <w:i/>
+          <w:iCs/>
+          <w:sz w:val="28"/>
+          <w:szCs w:val="28"/>
+          <w:lang w:val="ru-UA"/>
+        </w:rPr>
+      </w:pPr>
+    </w:p>
+    <w:p>
+      <w:pPr>
+        <w:ind w:firstLine="709"/>
+        <w:jc w:val="center"/>
+        <w:rPr>
+          <w:rFonts w:ascii="Times New Roman" w:hAnsi="Times New Roman" w:cs="Times New Roman"/>
+          <w:sz w:val="28"/>
+          <w:szCs w:val="28"/>
+          <w:lang w:val="ru-UA"/>
+        </w:rPr>
+      </w:pPr>
+      <w:r>
+        <w:rPr>
+          <w:rFonts w:ascii="Times New Roman" w:hAnsi="Times New Roman" w:cs="Times New Roman"/>
+          <w:noProof/>
+          <w:sz w:val="28"/>
+          <w:szCs w:val="28"/>
+          <w:lang w:val="ru-UA"/>
+        </w:rPr>
+        <w:lastRenderedPageBreak/>
+        <w:drawing>
+          <wp:inline distT="0" distB="0" distL="0" distR="0" wp14:anchorId="4ECF6258" wp14:editId="04FCA8AF">
+            <wp:extent cx="5677692" cy="3010320"/>
+            <wp:effectExtent l="0" t="0" r="0" b="0"/>
+            <wp:docPr id="1995833733" name="Рисунок 1"/>
+            <wp:cNvGraphicFramePr>
+              <a:graphicFrameLocks xmlns:a="http://schemas.openxmlformats.org/drawingml/2006/main" noChangeAspect="1"/>
+            </wp:cNvGraphicFramePr>
+            <a:graphic xmlns:a="http://schemas.openxmlformats.org/drawingml/2006/main">
+              <a:graphicData uri="http://schemas.openxmlformats.org/drawingml/2006/picture">
+                <pic:pic xmlns:pic="http://schemas.openxmlformats.org/drawingml/2006/picture">
+                  <pic:nvPicPr>
+                    <pic:cNvPr id="1995833733" name=""/>
+                    <pic:cNvPicPr/>
+                  </pic:nvPicPr>
+                  <pic:blipFill>
+                    <a:blip r:embed="rId18"/>
+                    <a:stretch>
+                      <a:fillRect/>
+                    </a:stretch>
+                  </pic:blipFill>
+                  <pic:spPr>
+                    <a:xfrm>
+                      <a:off x="0" y="0"/>
+                      <a:ext cx="5677692" cy="3010320"/>
+                    </a:xfrm>
+                    <a:prstGeom prst="rect">
+                      <a:avLst/>
+                    </a:prstGeom>
+                  </pic:spPr>
+                </pic:pic>
+              </a:graphicData>
+            </a:graphic>
+          </wp:inline>
+        </w:drawing>
+      </w:r>
+    </w:p>
+    <w:p>
+      <w:pPr>
+        <w:ind w:firstLine="709"/>
+        <w:jc w:val="center"/>
+        <w:rPr>
+          <w:rFonts w:ascii="Times New Roman" w:hAnsi="Times New Roman" w:cs="Times New Roman"/>
+          <w:b/>
+          <w:bCs/>
+          <w:i/>
+          <w:iCs/>
+          <w:sz w:val="28"/>
+          <w:szCs w:val="28"/>
+          <w:lang w:val="ru-UA"/>
+        </w:rPr>
+      </w:pPr>
+      <w:r>
+        <w:rPr>
+          <w:rFonts w:ascii="Times New Roman" w:hAnsi="Times New Roman" w:cs="Times New Roman"/>
+          <w:b/>
+          <w:bCs/>
+          <w:i/>
+          <w:iCs/>
+          <w:sz w:val="28"/>
+          <w:szCs w:val="28"/>
+          <w:lang w:val="ru-UA"/>
+        </w:rPr>
+        <w:t>Рис. 13.</w:t>
+      </w:r>
+      <w:r>
+        <w:t xml:space="preserve"> </w:t>
+      </w:r>
+      <w:r>
+        <w:rPr>
+          <w:rFonts w:ascii="Times New Roman" w:hAnsi="Times New Roman" w:cs="Times New Roman"/>
+          <w:b/>
+          <w:bCs/>
+          <w:i/>
+          <w:iCs/>
+          <w:sz w:val="28"/>
+          <w:szCs w:val="28"/>
+        </w:rPr>
+        <w:t>Результат виконання третього бізнес-питання (Фільм року за 2015-2023)</w:t>
+      </w:r>
+    </w:p>
+    <w:p>
+      <w:pPr>
+        <w:ind w:firstLine="709"/>
+        <w:jc w:val="center"/>
+        <w:rPr>
+          <w:rFonts w:ascii="Times New Roman" w:hAnsi="Times New Roman" w:cs="Times New Roman"/>
+          <w:b/>
+          <w:bCs/>
+          <w:i/>
+          <w:iCs/>
+          <w:sz w:val="28"/>
+          <w:szCs w:val="28"/>
+          <w:lang w:val="ru-UA"/>
+        </w:rPr>
+      </w:pPr>
+    </w:p>
+    <w:p>
+      <w:pPr>
+        <w:ind w:firstLine="709"/>
+        <w:jc w:val="center"/>
+        <w:rPr>
+          <w:rFonts w:ascii="Times New Roman" w:hAnsi="Times New Roman" w:cs="Times New Roman"/>
+          <w:sz w:val="28"/>
+          <w:szCs w:val="28"/>
+          <w:lang w:val="ru-UA"/>
+        </w:rPr>
+      </w:pPr>
+      <w:r>
+        <w:rPr>
+          <w:rFonts w:ascii="Times New Roman" w:hAnsi="Times New Roman" w:cs="Times New Roman"/>
+          <w:noProof/>
+          <w:sz w:val="28"/>
+          <w:szCs w:val="28"/>
+          <w:lang w:val="ru-UA"/>
+        </w:rPr>
+        <w:drawing>
+          <wp:inline distT="0" distB="0" distL="0" distR="0" wp14:anchorId="24E38EBA" wp14:editId="48E740F3">
+            <wp:extent cx="5182323" cy="1905266"/>
+            <wp:effectExtent l="0" t="0" r="0" b="0"/>
+            <wp:docPr id="1537137399" name="Рисунок 1"/>
+            <wp:cNvGraphicFramePr>
+              <a:graphicFrameLocks xmlns:a="http://schemas.openxmlformats.org/drawingml/2006/main" noChangeAspect="1"/>
+            </wp:cNvGraphicFramePr>
+            <a:graphic xmlns:a="http://schemas.openxmlformats.org/drawingml/2006/main">
+              <a:graphicData uri="http://schemas.openxmlformats.org/drawingml/2006/picture">
+                <pic:pic xmlns:pic="http://schemas.openxmlformats.org/drawingml/2006/picture">
+                  <pic:nvPicPr>
+                    <pic:cNvPr id="1537137399" name=""/>
+                    <pic:cNvPicPr/>
+                  </pic:nvPicPr>
+                  <pic:blipFill>
+                    <a:blip r:embed="rId19"/>
+                    <a:stretch>
+                      <a:fillRect/>
+                    </a:stretch>
+                  </pic:blipFill>
+                  <pic:spPr>
+                    <a:xfrm>
+                      <a:off x="0" y="0"/>
+                      <a:ext cx="5182323" cy="1905266"/>
+                    </a:xfrm>
+                    <a:prstGeom prst="rect">
+                      <a:avLst/>
+                    </a:prstGeom>
+                  </pic:spPr>
+                </pic:pic>
+              </a:graphicData>
+            </a:graphic>
+          </wp:inline>
+        </w:drawing>
+      </w:r>
+    </w:p>
+    <w:p>
+      <w:pPr>
+        <w:ind w:firstLine="709"/>
+        <w:jc w:val="center"/>
+        <w:rPr>
+          <w:rFonts w:ascii="Times New Roman" w:hAnsi="Times New Roman" w:cs="Times New Roman"/>
+          <w:b/>
+          <w:bCs/>
+          <w:i/>
+          <w:iCs/>
+          <w:sz w:val="28"/>
+          <w:szCs w:val="28"/>
+          <w:lang w:val="ru-UA"/>
+        </w:rPr>
+      </w:pPr>
+      <w:r>
+        <w:rPr>
+          <w:rFonts w:ascii="Times New Roman" w:hAnsi="Times New Roman" w:cs="Times New Roman"/>
+          <w:b/>
+          <w:bCs/>
+          <w:i/>
+          <w:iCs/>
+          <w:sz w:val="28"/>
+          <w:szCs w:val="28"/>
+          <w:lang w:val="ru-UA"/>
+        </w:rPr>
+        <w:t>Рис. 14.</w:t>
+      </w:r>
+      <w:r>
+        <w:t xml:space="preserve"> </w:t>
+      </w:r>
+      <w:r>
+        <w:rPr>
+          <w:rFonts w:ascii="Times New Roman" w:hAnsi="Times New Roman" w:cs="Times New Roman"/>
+          <w:b/>
+          <w:bCs/>
+          <w:i/>
+          <w:iCs/>
+          <w:sz w:val="28"/>
+          <w:szCs w:val="28"/>
+        </w:rPr>
+        <w:t>Результат виконання четвертого бізнес-питання (Топ-5 найуспішніших жанрів)</w:t>
+      </w:r>
+    </w:p>
+    <w:p>
+      <w:pPr>
+        <w:ind w:firstLine="709"/>
+        <w:jc w:val="center"/>
+        <w:rPr>
+          <w:rFonts w:ascii="Times New Roman" w:hAnsi="Times New Roman" w:cs="Times New Roman"/>
+          <w:sz w:val="28"/>
+          <w:szCs w:val="28"/>
+          <w:lang w:val="ru-UA"/>
+        </w:rPr>
+      </w:pPr>
+    </w:p>
+    <w:p>
+      <w:pPr>
+        <w:ind w:firstLine="709"/>
+        <w:jc w:val="center"/>
+        <w:rPr>
+          <w:rFonts w:ascii="Times New Roman" w:hAnsi="Times New Roman" w:cs="Times New Roman"/>
+          <w:sz w:val="28"/>
+          <w:szCs w:val="28"/>
+          <w:lang w:val="ru-UA"/>
+        </w:rPr>
+      </w:pPr>
+      <w:r>
+        <w:rPr>
+          <w:rFonts w:ascii="Times New Roman" w:hAnsi="Times New Roman" w:cs="Times New Roman"/>
+          <w:noProof/>
+          <w:sz w:val="28"/>
+          <w:szCs w:val="28"/>
+          <w:lang w:val="ru-UA"/>
+        </w:rPr>
+        <w:drawing>
+          <wp:inline distT="0" distB="0" distL="0" distR="0" wp14:anchorId="6B99AA19" wp14:editId="5D445C80">
+            <wp:extent cx="6120765" cy="1955165"/>
+            <wp:effectExtent l="0" t="0" r="0" b="6985"/>
+            <wp:docPr id="1978746614" name="Рисунок 1"/>
+            <wp:cNvGraphicFramePr>
+              <a:graphicFrameLocks xmlns:a="http://schemas.openxmlformats.org/drawingml/2006/main" noChangeAspect="1"/>
+            </wp:cNvGraphicFramePr>
+            <a:graphic xmlns:a="http://schemas.openxmlformats.org/drawingml/2006/main">
+              <a:graphicData uri="http://schemas.openxmlformats.org/drawingml/2006/picture">
+                <pic:pic xmlns:pic="http://schemas.openxmlformats.org/drawingml/2006/picture">
+                  <pic:nvPicPr>
+                    <pic:cNvPr id="1978746614" name=""/>
+                    <pic:cNvPicPr/>
+                  </pic:nvPicPr>
+                  <pic:blipFill>
+                    <a:blip r:embed="rId20"/>
+                    <a:stretch>
+                      <a:fillRect/>
+                    </a:stretch>
+                  </pic:blipFill>
+                  <pic:spPr>
+                    <a:xfrm>
+                      <a:off x="0" y="0"/>
+                      <a:ext cx="6120765" cy="1955165"/>
+                    </a:xfrm>
+                    <a:prstGeom prst="rect">
+                      <a:avLst/>
+                    </a:prstGeom>
+                  </pic:spPr>
+                </pic:pic>
+              </a:graphicData>
+            </a:graphic>
+          </wp:inline>
+        </w:drawing>
+      </w:r>
+    </w:p>
+    <w:p>
+      <w:pPr>
+        <w:ind w:firstLine="709"/>
+        <w:jc w:val="center"/>
+        <w:rPr>
+          <w:rFonts w:ascii="Times New Roman" w:hAnsi="Times New Roman" w:cs="Times New Roman"/>
+          <w:b/>
+          <w:bCs/>
+          <w:i/>
+          <w:iCs/>
+          <w:sz w:val="28"/>
+          <w:szCs w:val="28"/>
+          <w:lang w:val="ru-UA"/>
+        </w:rPr>
+      </w:pPr>
+      <w:r>
+        <w:rPr>
+          <w:rFonts w:ascii="Times New Roman" w:hAnsi="Times New Roman" w:cs="Times New Roman"/>
+          <w:b/>
+          <w:bCs/>
+          <w:i/>
+          <w:iCs/>
+          <w:sz w:val="28"/>
+          <w:szCs w:val="28"/>
+          <w:lang w:val="ru-UA"/>
+        </w:rPr>
+        <w:t>Рис. 15.</w:t>
+      </w:r>
+      <w:r>
+        <w:t xml:space="preserve"> </w:t>
+      </w:r>
+      <w:r>
+        <w:rPr>
+          <w:rFonts w:ascii="Times New Roman" w:hAnsi="Times New Roman" w:cs="Times New Roman"/>
+          <w:b/>
+          <w:bCs/>
+          <w:i/>
+          <w:iCs/>
+          <w:sz w:val="28"/>
+          <w:szCs w:val="28"/>
+        </w:rPr>
+        <w:t>Результат виконання п'ятого бізнес-питання (Різниця з середнім по жанру за 2023 рік)</w:t>
+      </w:r>
+    </w:p>
+    <w:p>
+      <w:pPr>
+        <w:ind w:firstLine="709"/>
+        <w:jc w:val="center"/>
+        <w:rPr>
+          <w:rFonts w:ascii="Times New Roman" w:hAnsi="Times New Roman" w:cs="Times New Roman"/>
+          <w:sz w:val="28"/>
+          <w:szCs w:val="28"/>
+          <w:lang w:val="ru-UA"/>
+        </w:rPr>
+      </w:pPr>
+    </w:p>
+    <w:p>
+      <w:pPr>
+        <w:ind w:firstLine="709"/>
+        <w:jc w:val="center"/>
+        <w:rPr>
+          <w:rFonts w:ascii="Times New Roman" w:hAnsi="Times New Roman" w:cs="Times New Roman"/>
+          <w:sz w:val="28"/>
+          <w:szCs w:val="28"/>
+          <w:lang w:val="ru-UA"/>
+        </w:rPr>
+      </w:pPr>
+      <w:r>
+        <w:rPr>
+          <w:rFonts w:ascii="Times New Roman" w:hAnsi="Times New Roman" w:cs="Times New Roman"/>
+          <w:noProof/>
+          <w:sz w:val="28"/>
+          <w:szCs w:val="28"/>
+          <w:lang w:val="ru-UA"/>
+        </w:rPr>
+        <w:drawing>
+          <wp:inline distT="0" distB="0" distL="0" distR="0" wp14:anchorId="22331497" wp14:editId="59F47E9D">
+            <wp:extent cx="6120765" cy="1482090"/>
+            <wp:effectExtent l="0" t="0" r="0" b="3810"/>
+            <wp:docPr id="491970918" name="Рисунок 1"/>
+            <wp:cNvGraphicFramePr>
+              <a:graphicFrameLocks xmlns:a="http://schemas.openxmlformats.org/drawingml/2006/main" noChangeAspect="1"/>
+            </wp:cNvGraphicFramePr>
+            <a:graphic xmlns:a="http://schemas.openxmlformats.org/drawingml/2006/main">
+              <a:graphicData uri="http://schemas.openxmlformats.org/drawingml/2006/picture">
+                <pic:pic xmlns:pic="http://schemas.openxmlformats.org/drawingml/2006/picture">
+                  <pic:nvPicPr>
+                    <pic:cNvPr id="491970918" name=""/>
+                    <pic:cNvPicPr/>
+                  </pic:nvPicPr>
+                  <pic:blipFill>
+                    <a:blip r:embed="rId21"/>
+                    <a:stretch>
+                      <a:fillRect/>
+                    </a:stretch>
+                  </pic:blipFill>
+                  <pic:spPr>
+                    <a:xfrm>
+                      <a:off x="0" y="0"/>
+                      <a:ext cx="6120765" cy="1482090"/>
+                    </a:xfrm>
+                    <a:prstGeom prst="rect">
+                      <a:avLst/>
+                    </a:prstGeom>
+                  </pic:spPr>
+                </pic:pic>
+              </a:graphicData>
+            </a:graphic>
+          </wp:inline>
+        </w:drawing>
+      </w:r>
+    </w:p>
+    <w:p>
+      <w:pPr>
+        <w:ind w:firstLine="709"/>
+        <w:jc w:val="center"/>
+        <w:rPr>
+          <w:rFonts w:ascii="Times New Roman" w:hAnsi="Times New Roman" w:cs="Times New Roman"/>
+          <w:b/>
+          <w:bCs/>
+          <w:i/>
+          <w:iCs/>
+          <w:sz w:val="28"/>
+          <w:szCs w:val="28"/>
+          <w:lang w:val="ru-UA"/>
+        </w:rPr>
+      </w:pPr>
+      <w:r>
+        <w:rPr>
+          <w:rFonts w:ascii="Times New Roman" w:hAnsi="Times New Roman" w:cs="Times New Roman"/>
+          <w:b/>
+          <w:bCs/>
+          <w:i/>
+          <w:iCs/>
+          <w:sz w:val="28"/>
+          <w:szCs w:val="28"/>
+          <w:lang w:val="ru-UA"/>
+        </w:rPr>
+        <w:t>Рис. 16.</w:t>
+      </w:r>
+      <w:r>
+        <w:t xml:space="preserve"> </w:t>
+      </w:r>
+      <w:r>
+        <w:rPr>
+          <w:rFonts w:ascii="Times New Roman" w:hAnsi="Times New Roman" w:cs="Times New Roman"/>
+          <w:b/>
+          <w:bCs/>
+          <w:i/>
+          <w:iCs/>
+          <w:sz w:val="28"/>
+          <w:szCs w:val="28"/>
+        </w:rPr>
+        <w:t>Результат виконання шостого бізнес-питання (Довгі документальні фільми до 2000 року)</w:t>
+      </w:r>
+    </w:p>
+    <w:p>
+      <w:pPr>
+        <w:ind w:firstLine="709"/>
+        <w:jc w:val="center"/>
+        <w:rPr>
+          <w:rFonts w:ascii="Times New Roman" w:hAnsi="Times New Roman" w:cs="Times New Roman"/>
+          <w:sz w:val="28"/>
+          <w:szCs w:val="28"/>
+          <w:lang w:val="ru-UA"/>
+        </w:rPr>
+      </w:pPr>
+    </w:p>
+    <w:p>
+      <w:pPr>
+        <w:ind w:firstLine="709"/>
+        <w:jc w:val="center"/>
+        <w:rPr>
+          <w:rFonts w:ascii="Times New Roman" w:hAnsi="Times New Roman" w:cs="Times New Roman"/>
+          <w:sz w:val="28"/>
+          <w:szCs w:val="28"/>
+          <w:lang w:val="ru-UA"/>
+        </w:rPr>
+      </w:pPr>
+    </w:p>
+    <w:p>
+      <w:pPr>
+        <w:rPr>
+          <w:rFonts w:ascii="Times New Roman" w:hAnsi="Times New Roman" w:cs="Times New Roman"/>
+          <w:i/>
+          <w:sz w:val="28"/>
+          <w:szCs w:val="28"/>
+          <w:u w:val="single"/>
+        </w:rPr>
+      </w:pPr>
+      <w:r>
+        <w:rPr>
+          <w:rFonts w:ascii="Times New Roman" w:hAnsi="Times New Roman" w:cs="Times New Roman"/>
+          <w:i/>
+          <w:sz w:val="28"/>
+          <w:szCs w:val="28"/>
+          <w:u w:val="single"/>
+        </w:rPr>
+        <w:t xml:space="preserve">Етап </w:t>
+      </w:r>
+      <w:r>
+        <w:rPr>
+          <w:rFonts w:ascii="Times New Roman" w:hAnsi="Times New Roman" w:cs="Times New Roman"/>
+          <w:i/>
+          <w:sz w:val="28"/>
+          <w:szCs w:val="28"/>
+          <w:u w:val="single"/>
+        </w:rPr>
+        <w:t>запису результатів:</w:t>
+      </w:r>
+    </w:p>
+    <w:p>
+      <w:pPr>
+        <w:ind w:firstLine="709"/>
+        <w:jc w:val="both"/>
+        <w:rPr>
+          <w:rFonts w:ascii="Times New Roman" w:hAnsi="Times New Roman" w:cs="Times New Roman"/>
+          <w:sz w:val="28"/>
+          <w:szCs w:val="28"/>
+          <w:lang w:val="ru-UA"/>
+        </w:rPr>
+      </w:pPr>
+    </w:p>
+    <w:p>
+      <w:pPr>
+        <w:ind w:firstLine="709"/>
+        <w:jc w:val="center"/>
+        <w:rPr>
+          <w:rFonts w:ascii="Times New Roman" w:hAnsi="Times New Roman" w:cs="Times New Roman"/>
+          <w:sz w:val="28"/>
+          <w:szCs w:val="28"/>
+          <w:lang w:val="ru-UA"/>
+        </w:rPr>
+      </w:pPr>
+      <w:r>
+        <w:rPr>
+          <w:rFonts w:ascii="Times New Roman" w:hAnsi="Times New Roman" w:cs="Times New Roman"/>
+          <w:noProof/>
+          <w:sz w:val="28"/>
+          <w:szCs w:val="28"/>
+          <w:lang w:val="ru-UA"/>
+        </w:rPr>
+        <w:drawing>
+          <wp:inline distT="0" distB="0" distL="0" distR="0" wp14:anchorId="75655EF7" wp14:editId="4CF90D4F">
+            <wp:extent cx="3372321" cy="2267266"/>
+            <wp:effectExtent l="0" t="0" r="0" b="0"/>
+            <wp:docPr id="611890410" name="Рисунок 1"/>
+            <wp:cNvGraphicFramePr>
+              <a:graphicFrameLocks xmlns:a="http://schemas.openxmlformats.org/drawingml/2006/main" noChangeAspect="1"/>
+            </wp:cNvGraphicFramePr>
+            <a:graphic xmlns:a="http://schemas.openxmlformats.org/drawingml/2006/main">
+              <a:graphicData uri="http://schemas.openxmlformats.org/drawingml/2006/picture">
+                <pic:pic xmlns:pic="http://schemas.openxmlformats.org/drawingml/2006/picture">
+                  <pic:nvPicPr>
+                    <pic:cNvPr id="611890410" name=""/>
+                    <pic:cNvPicPr/>
+                  </pic:nvPicPr>
+                  <pic:blipFill>
+                    <a:blip r:embed="rId22"/>
+                    <a:stretch>
+                      <a:fillRect/>
+                    </a:stretch>
+                  </pic:blipFill>
+                  <pic:spPr>
+                    <a:xfrm>
+                      <a:off x="0" y="0"/>
+                      <a:ext cx="3372321" cy="2267266"/>
+                    </a:xfrm>
+                    <a:prstGeom prst="rect">
+                      <a:avLst/>
+                    </a:prstGeom>
+                  </pic:spPr>
+                </pic:pic>
+              </a:graphicData>
+            </a:graphic>
+          </wp:inline>
+        </w:drawing>
+      </w:r>
+    </w:p>
+    <w:p>
+      <w:pPr>
+        <w:ind w:firstLine="709"/>
+        <w:jc w:val="center"/>
+        <w:rPr>
+          <w:rFonts w:ascii="Times New Roman" w:hAnsi="Times New Roman" w:cs="Times New Roman"/>
+          <w:b/>
+          <w:bCs/>
+          <w:i/>
+          <w:iCs/>
+          <w:sz w:val="28"/>
+          <w:szCs w:val="28"/>
+        </w:rPr>
+      </w:pPr>
+      <w:r>
+        <w:rPr>
+          <w:rFonts w:ascii="Times New Roman" w:hAnsi="Times New Roman" w:cs="Times New Roman"/>
+          <w:b/>
+          <w:bCs/>
+          <w:i/>
+          <w:iCs/>
+          <w:sz w:val="28"/>
+          <w:szCs w:val="28"/>
+          <w:lang w:val="ru-UA"/>
+        </w:rPr>
+        <w:t>Рис. 17.</w:t>
+      </w:r>
+      <w:r>
+        <w:rPr>
+          <w:rFonts w:ascii="Times New Roman" w:hAnsi="Times New Roman" w:cs="Times New Roman"/>
+          <w:b/>
+          <w:bCs/>
+          <w:i/>
+          <w:iCs/>
+          <w:sz w:val="28"/>
+          <w:szCs w:val="28"/>
+          <w:lang w:val="ru-UA"/>
+        </w:rPr>
+        <w:t xml:space="preserve"> </w:t>
+      </w:r>
+      <w:proofErr w:type="spellStart"/>
+      <w:r>
+        <w:rPr>
+          <w:rFonts w:ascii="Times New Roman" w:hAnsi="Times New Roman" w:cs="Times New Roman"/>
+          <w:b/>
+          <w:bCs/>
+          <w:i/>
+          <w:iCs/>
+          <w:sz w:val="28"/>
+          <w:szCs w:val="28"/>
+          <w:lang w:val="ru-UA"/>
+        </w:rPr>
+        <w:t>Результати</w:t>
+      </w:r>
+      <w:proofErr w:type="spellEnd"/>
+      <w:r>
+        <w:rPr>
+          <w:rFonts w:ascii="Times New Roman" w:hAnsi="Times New Roman" w:cs="Times New Roman"/>
+          <w:b/>
+          <w:bCs/>
+          <w:i/>
+          <w:iCs/>
+          <w:sz w:val="28"/>
+          <w:szCs w:val="28"/>
+          <w:lang w:val="ru-UA"/>
+        </w:rPr>
+        <w:t xml:space="preserve"> у </w:t>
+      </w:r>
+      <w:r>
+        <w:rPr>
+          <w:rFonts w:ascii="Times New Roman" w:hAnsi="Times New Roman" w:cs="Times New Roman"/>
+          <w:b/>
+          <w:bCs/>
+          <w:i/>
+          <w:iCs/>
+          <w:sz w:val="28"/>
+          <w:szCs w:val="28"/>
+          <w:lang w:val="en-US"/>
+        </w:rPr>
+        <w:t xml:space="preserve">csv </w:t>
+      </w:r>
+      <w:r>
+        <w:rPr>
+          <w:rFonts w:ascii="Times New Roman" w:hAnsi="Times New Roman" w:cs="Times New Roman"/>
+          <w:b/>
+          <w:bCs/>
+          <w:i/>
+          <w:iCs/>
+          <w:sz w:val="28"/>
+          <w:szCs w:val="28"/>
+          <w:lang w:val="ru-UA"/>
+        </w:rPr>
+        <w:t>ф</w:t>
+      </w:r>
+      <w:proofErr w:type="spellStart"/>
+      <w:r>
+        <w:rPr>
+          <w:rFonts w:ascii="Times New Roman" w:hAnsi="Times New Roman" w:cs="Times New Roman"/>
+          <w:b/>
+          <w:bCs/>
+          <w:i/>
+          <w:iCs/>
+          <w:sz w:val="28"/>
+          <w:szCs w:val="28"/>
+        </w:rPr>
+        <w:t>айлі</w:t>
+      </w:r>
+      <w:proofErr w:type="spellEnd"/>
+      <w:r>
+        <w:rPr>
+          <w:rFonts w:ascii="Times New Roman" w:hAnsi="Times New Roman" w:cs="Times New Roman"/>
+          <w:b/>
+          <w:bCs/>
+          <w:i/>
+          <w:iCs/>
+          <w:sz w:val="28"/>
+          <w:szCs w:val="28"/>
+        </w:rPr>
+        <w:t xml:space="preserve"> для першого питання</w:t>
+      </w:r>
+    </w:p>
+    <w:p>
+      <w:pPr>
+        <w:ind w:firstLine="709"/>
+        <w:jc w:val="center"/>
+        <w:rPr>
+          <w:rFonts w:ascii="Times New Roman" w:hAnsi="Times New Roman" w:cs="Times New Roman"/>
+          <w:b/>
+          <w:bCs/>
+          <w:i/>
+          <w:iCs/>
+          <w:sz w:val="28"/>
+          <w:szCs w:val="28"/>
+          <w:lang w:val="ru-UA"/>
+        </w:rPr>
+      </w:pPr>
+      <w:r>
+        <w:rPr>
+          <w:rFonts w:ascii="Times New Roman" w:hAnsi="Times New Roman" w:cs="Times New Roman"/>
+          <w:b/>
+          <w:bCs/>
+          <w:i/>
+          <w:iCs/>
+          <w:noProof/>
+          <w:sz w:val="28"/>
+          <w:szCs w:val="28"/>
+          <w:lang w:val="ru-UA"/>
+        </w:rPr>
+        <w:lastRenderedPageBreak/>
+        <w:drawing>
+          <wp:inline distT="0" distB="0" distL="0" distR="0" wp14:anchorId="5B083EBE" wp14:editId="665BF69B">
+            <wp:extent cx="2610214" cy="5763429"/>
+            <wp:effectExtent l="0" t="0" r="0" b="8890"/>
+            <wp:docPr id="1973553538" name="Рисунок 1"/>
+            <wp:cNvGraphicFramePr>
+              <a:graphicFrameLocks xmlns:a="http://schemas.openxmlformats.org/drawingml/2006/main" noChangeAspect="1"/>
+            </wp:cNvGraphicFramePr>
+            <a:graphic xmlns:a="http://schemas.openxmlformats.org/drawingml/2006/main">
+              <a:graphicData uri="http://schemas.openxmlformats.org/drawingml/2006/picture">
+                <pic:pic xmlns:pic="http://schemas.openxmlformats.org/drawingml/2006/picture">
+                  <pic:nvPicPr>
+                    <pic:cNvPr id="1973553538" name=""/>
+                    <pic:cNvPicPr/>
+                  </pic:nvPicPr>
+                  <pic:blipFill>
+                    <a:blip r:embed="rId23"/>
+                    <a:stretch>
+                      <a:fillRect/>
+                    </a:stretch>
+                  </pic:blipFill>
+                  <pic:spPr>
+                    <a:xfrm>
+                      <a:off x="0" y="0"/>
+                      <a:ext cx="2610214" cy="5763429"/>
+                    </a:xfrm>
+                    <a:prstGeom prst="rect">
+                      <a:avLst/>
+                    </a:prstGeom>
+                  </pic:spPr>
+                </pic:pic>
+              </a:graphicData>
+            </a:graphic>
+          </wp:inline>
+        </w:drawing>
+      </w:r>
+    </w:p>
+    <w:p>
+      <w:pPr>
+        <w:ind w:firstLine="709"/>
+        <w:jc w:val="center"/>
+        <w:rPr>
+          <w:rFonts w:ascii="Times New Roman" w:hAnsi="Times New Roman" w:cs="Times New Roman"/>
+          <w:b/>
+          <w:bCs/>
+          <w:i/>
+          <w:iCs/>
+          <w:sz w:val="28"/>
+          <w:szCs w:val="28"/>
+        </w:rPr>
+      </w:pPr>
+      <w:r>
+        <w:rPr>
+          <w:rFonts w:ascii="Times New Roman" w:hAnsi="Times New Roman" w:cs="Times New Roman"/>
+          <w:b/>
+          <w:bCs/>
+          <w:i/>
+          <w:iCs/>
+          <w:sz w:val="28"/>
+          <w:szCs w:val="28"/>
+          <w:lang w:val="ru-UA"/>
+        </w:rPr>
+        <w:t>Рис. 1</w:t>
+      </w:r>
+      <w:r>
+        <w:rPr>
+          <w:rFonts w:ascii="Times New Roman" w:hAnsi="Times New Roman" w:cs="Times New Roman"/>
+          <w:b/>
+          <w:bCs/>
+          <w:i/>
+          <w:iCs/>
+          <w:sz w:val="28"/>
+          <w:szCs w:val="28"/>
+          <w:lang w:val="ru-UA"/>
+        </w:rPr>
+        <w:t>8</w:t>
+      </w:r>
+      <w:r>
+        <w:rPr>
+          <w:rFonts w:ascii="Times New Roman" w:hAnsi="Times New Roman" w:cs="Times New Roman"/>
+          <w:b/>
+          <w:bCs/>
+          <w:i/>
+          <w:iCs/>
+          <w:sz w:val="28"/>
+          <w:szCs w:val="28"/>
+          <w:lang w:val="ru-UA"/>
+        </w:rPr>
+        <w:t>.</w:t>
+      </w:r>
+      <w:r>
+        <w:rPr>
+          <w:rFonts w:ascii="Times New Roman" w:hAnsi="Times New Roman" w:cs="Times New Roman"/>
+          <w:b/>
+          <w:bCs/>
+          <w:i/>
+          <w:iCs/>
+          <w:sz w:val="28"/>
+          <w:szCs w:val="28"/>
+          <w:lang w:val="ru-UA"/>
+        </w:rPr>
+        <w:t xml:space="preserve"> </w:t>
+      </w:r>
+      <w:proofErr w:type="spellStart"/>
+      <w:r>
+        <w:rPr>
+          <w:rFonts w:ascii="Times New Roman" w:hAnsi="Times New Roman" w:cs="Times New Roman"/>
+          <w:b/>
+          <w:bCs/>
+          <w:i/>
+          <w:iCs/>
+          <w:sz w:val="28"/>
+          <w:szCs w:val="28"/>
+          <w:lang w:val="ru-UA"/>
+        </w:rPr>
+        <w:t>Результати</w:t>
+      </w:r>
+      <w:proofErr w:type="spellEnd"/>
+      <w:r>
+        <w:rPr>
+          <w:rFonts w:ascii="Times New Roman" w:hAnsi="Times New Roman" w:cs="Times New Roman"/>
+          <w:b/>
+          <w:bCs/>
+          <w:i/>
+          <w:iCs/>
+          <w:sz w:val="28"/>
+          <w:szCs w:val="28"/>
+          <w:lang w:val="ru-UA"/>
+        </w:rPr>
+        <w:t xml:space="preserve"> у </w:t>
+      </w:r>
+      <w:r>
+        <w:rPr>
+          <w:rFonts w:ascii="Times New Roman" w:hAnsi="Times New Roman" w:cs="Times New Roman"/>
+          <w:b/>
+          <w:bCs/>
+          <w:i/>
+          <w:iCs/>
+          <w:sz w:val="28"/>
+          <w:szCs w:val="28"/>
+          <w:lang w:val="en-US"/>
+        </w:rPr>
+        <w:t xml:space="preserve">csv </w:t>
+      </w:r>
+      <w:r>
+        <w:rPr>
+          <w:rFonts w:ascii="Times New Roman" w:hAnsi="Times New Roman" w:cs="Times New Roman"/>
+          <w:b/>
+          <w:bCs/>
+          <w:i/>
+          <w:iCs/>
+          <w:sz w:val="28"/>
+          <w:szCs w:val="28"/>
+          <w:lang w:val="ru-UA"/>
+        </w:rPr>
+        <w:t>ф</w:t>
+      </w:r>
+      <w:proofErr w:type="spellStart"/>
+      <w:r>
+        <w:rPr>
+          <w:rFonts w:ascii="Times New Roman" w:hAnsi="Times New Roman" w:cs="Times New Roman"/>
+          <w:b/>
+          <w:bCs/>
+          <w:i/>
+          <w:iCs/>
+          <w:sz w:val="28"/>
+          <w:szCs w:val="28"/>
+        </w:rPr>
+        <w:t>айлі</w:t>
+      </w:r>
+      <w:proofErr w:type="spellEnd"/>
+      <w:r>
+        <w:rPr>
+          <w:rFonts w:ascii="Times New Roman" w:hAnsi="Times New Roman" w:cs="Times New Roman"/>
+          <w:b/>
+          <w:bCs/>
+          <w:i/>
+          <w:iCs/>
+          <w:sz w:val="28"/>
+          <w:szCs w:val="28"/>
+        </w:rPr>
+        <w:t xml:space="preserve"> для другого питання</w:t>
+      </w:r>
+    </w:p>
+    <w:p>
+      <w:pPr>
+        <w:rPr>
+          <w:rFonts w:ascii="Times New Roman" w:hAnsi="Times New Roman" w:cs="Times New Roman"/>
+          <w:b/>
+          <w:bCs/>
+          <w:i/>
+          <w:iCs/>
+          <w:sz w:val="28"/>
+          <w:szCs w:val="28"/>
+          <w:lang w:val="ru-UA"/>
+        </w:rPr>
+      </w:pPr>
+    </w:p>
+    <w:p>
+      <w:pPr>
+        <w:ind w:firstLine="709"/>
+        <w:jc w:val="center"/>
+        <w:rPr>
+          <w:rFonts w:ascii="Times New Roman" w:hAnsi="Times New Roman" w:cs="Times New Roman"/>
+          <w:b/>
+          <w:bCs/>
+          <w:i/>
+          <w:iCs/>
+          <w:sz w:val="28"/>
+          <w:szCs w:val="28"/>
+          <w:lang w:val="ru-UA"/>
+        </w:rPr>
+      </w:pPr>
+      <w:r>
+        <w:rPr>
+          <w:rFonts w:ascii="Times New Roman" w:hAnsi="Times New Roman" w:cs="Times New Roman"/>
+          <w:b/>
+          <w:bCs/>
+          <w:i/>
+          <w:iCs/>
+          <w:noProof/>
+          <w:sz w:val="28"/>
+          <w:szCs w:val="28"/>
+          <w:lang w:val="ru-UA"/>
+        </w:rPr>
+        <w:drawing>
+          <wp:inline distT="0" distB="0" distL="0" distR="0" wp14:anchorId="7001E980" wp14:editId="1467CFA9">
+            <wp:extent cx="3391373" cy="2581635"/>
+            <wp:effectExtent l="0" t="0" r="0" b="9525"/>
+            <wp:docPr id="1663864771" name="Рисунок 1"/>
+            <wp:cNvGraphicFramePr>
+              <a:graphicFrameLocks xmlns:a="http://schemas.openxmlformats.org/drawingml/2006/main" noChangeAspect="1"/>
+            </wp:cNvGraphicFramePr>
+            <a:graphic xmlns:a="http://schemas.openxmlformats.org/drawingml/2006/main">
+              <a:graphicData uri="http://schemas.openxmlformats.org/drawingml/2006/picture">
+                <pic:pic xmlns:pic="http://schemas.openxmlformats.org/drawingml/2006/picture">
+                  <pic:nvPicPr>
+                    <pic:cNvPr id="1663864771" name=""/>
+                    <pic:cNvPicPr/>
+                  </pic:nvPicPr>
+                  <pic:blipFill>
+                    <a:blip r:embed="rId24"/>
+                    <a:stretch>
+                      <a:fillRect/>
+                    </a:stretch>
+                  </pic:blipFill>
+                  <pic:spPr>
+                    <a:xfrm>
+                      <a:off x="0" y="0"/>
+                      <a:ext cx="3391373" cy="2581635"/>
+                    </a:xfrm>
+                    <a:prstGeom prst="rect">
+                      <a:avLst/>
+                    </a:prstGeom>
+                  </pic:spPr>
+                </pic:pic>
+              </a:graphicData>
+            </a:graphic>
+          </wp:inline>
+        </w:drawing>
+      </w:r>
+    </w:p>
+    <w:p>
+      <w:pPr>
+        <w:ind w:firstLine="709"/>
+        <w:jc w:val="center"/>
+        <w:rPr>
+          <w:rFonts w:ascii="Times New Roman" w:hAnsi="Times New Roman" w:cs="Times New Roman"/>
+          <w:b/>
+          <w:bCs/>
+          <w:i/>
+          <w:iCs/>
+          <w:sz w:val="28"/>
+          <w:szCs w:val="28"/>
+        </w:rPr>
+      </w:pPr>
+      <w:r>
+        <w:rPr>
+          <w:rFonts w:ascii="Times New Roman" w:hAnsi="Times New Roman" w:cs="Times New Roman"/>
+          <w:b/>
+          <w:bCs/>
+          <w:i/>
+          <w:iCs/>
+          <w:sz w:val="28"/>
+          <w:szCs w:val="28"/>
+          <w:lang w:val="ru-UA"/>
+        </w:rPr>
+        <w:t>Рис. 1</w:t>
+      </w:r>
+      <w:r>
+        <w:rPr>
+          <w:rFonts w:ascii="Times New Roman" w:hAnsi="Times New Roman" w:cs="Times New Roman"/>
+          <w:b/>
+          <w:bCs/>
+          <w:i/>
+          <w:iCs/>
+          <w:sz w:val="28"/>
+          <w:szCs w:val="28"/>
+          <w:lang w:val="ru-UA"/>
+        </w:rPr>
+        <w:t>9</w:t>
+      </w:r>
+      <w:r>
+        <w:rPr>
+          <w:rFonts w:ascii="Times New Roman" w:hAnsi="Times New Roman" w:cs="Times New Roman"/>
+          <w:b/>
+          <w:bCs/>
+          <w:i/>
+          <w:iCs/>
+          <w:sz w:val="28"/>
+          <w:szCs w:val="28"/>
+          <w:lang w:val="ru-UA"/>
+        </w:rPr>
+        <w:t>.</w:t>
+      </w:r>
+      <w:r>
+        <w:rPr>
+          <w:rFonts w:ascii="Times New Roman" w:hAnsi="Times New Roman" w:cs="Times New Roman"/>
+          <w:b/>
+          <w:bCs/>
+          <w:i/>
+          <w:iCs/>
+          <w:sz w:val="28"/>
+          <w:szCs w:val="28"/>
+          <w:lang w:val="ru-UA"/>
+        </w:rPr>
+        <w:t xml:space="preserve"> </w:t>
+      </w:r>
+      <w:proofErr w:type="spellStart"/>
+      <w:r>
+        <w:rPr>
+          <w:rFonts w:ascii="Times New Roman" w:hAnsi="Times New Roman" w:cs="Times New Roman"/>
+          <w:b/>
+          <w:bCs/>
+          <w:i/>
+          <w:iCs/>
+          <w:sz w:val="28"/>
+          <w:szCs w:val="28"/>
+          <w:lang w:val="ru-UA"/>
+        </w:rPr>
+        <w:t>Результати</w:t>
+      </w:r>
+      <w:proofErr w:type="spellEnd"/>
+      <w:r>
+        <w:rPr>
+          <w:rFonts w:ascii="Times New Roman" w:hAnsi="Times New Roman" w:cs="Times New Roman"/>
+          <w:b/>
+          <w:bCs/>
+          <w:i/>
+          <w:iCs/>
+          <w:sz w:val="28"/>
+          <w:szCs w:val="28"/>
+          <w:lang w:val="ru-UA"/>
+        </w:rPr>
+        <w:t xml:space="preserve"> у </w:t>
+      </w:r>
+      <w:r>
+        <w:rPr>
+          <w:rFonts w:ascii="Times New Roman" w:hAnsi="Times New Roman" w:cs="Times New Roman"/>
+          <w:b/>
+          <w:bCs/>
+          <w:i/>
+          <w:iCs/>
+          <w:sz w:val="28"/>
+          <w:szCs w:val="28"/>
+          <w:lang w:val="en-US"/>
+        </w:rPr>
+        <w:t xml:space="preserve">csv </w:t>
+      </w:r>
+      <w:r>
+        <w:rPr>
+          <w:rFonts w:ascii="Times New Roman" w:hAnsi="Times New Roman" w:cs="Times New Roman"/>
+          <w:b/>
+          <w:bCs/>
+          <w:i/>
+          <w:iCs/>
+          <w:sz w:val="28"/>
+          <w:szCs w:val="28"/>
+          <w:lang w:val="ru-UA"/>
+        </w:rPr>
+        <w:t>ф</w:t>
+      </w:r>
+      <w:proofErr w:type="spellStart"/>
+      <w:r>
+        <w:rPr>
+          <w:rFonts w:ascii="Times New Roman" w:hAnsi="Times New Roman" w:cs="Times New Roman"/>
+          <w:b/>
+          <w:bCs/>
+          <w:i/>
+          <w:iCs/>
+          <w:sz w:val="28"/>
+          <w:szCs w:val="28"/>
+        </w:rPr>
+        <w:t>айлі</w:t>
+      </w:r>
+      <w:proofErr w:type="spellEnd"/>
+      <w:r>
+        <w:rPr>
+          <w:rFonts w:ascii="Times New Roman" w:hAnsi="Times New Roman" w:cs="Times New Roman"/>
+          <w:b/>
+          <w:bCs/>
+          <w:i/>
+          <w:iCs/>
+          <w:sz w:val="28"/>
+          <w:szCs w:val="28"/>
+        </w:rPr>
+        <w:t xml:space="preserve"> для третього питання</w:t>
+      </w:r>
+    </w:p>
+    <w:p>
+      <w:pPr>
+        <w:ind w:firstLine="709"/>
+        <w:jc w:val="center"/>
+        <w:rPr>
+          <w:rFonts w:ascii="Times New Roman" w:hAnsi="Times New Roman" w:cs="Times New Roman"/>
+          <w:b/>
+          <w:bCs/>
+          <w:i/>
+          <w:iCs/>
+          <w:sz w:val="28"/>
+          <w:szCs w:val="28"/>
+          <w:lang w:val="ru-UA"/>
+        </w:rPr>
+      </w:pPr>
+      <w:r>
+        <w:rPr>
+          <w:rFonts w:ascii="Times New Roman" w:hAnsi="Times New Roman" w:cs="Times New Roman"/>
+          <w:b/>
+          <w:bCs/>
+          <w:i/>
+          <w:iCs/>
+          <w:noProof/>
+          <w:sz w:val="28"/>
+          <w:szCs w:val="28"/>
+          <w:lang w:val="ru-UA"/>
+        </w:rPr>
+        <w:lastRenderedPageBreak/>
+        <w:drawing>
+          <wp:inline distT="0" distB="0" distL="0" distR="0" wp14:anchorId="3AC385F1" wp14:editId="79F64816">
+            <wp:extent cx="2353003" cy="1448002"/>
+            <wp:effectExtent l="0" t="0" r="9525" b="0"/>
+            <wp:docPr id="1889909234" name="Рисунок 1"/>
+            <wp:cNvGraphicFramePr>
+              <a:graphicFrameLocks xmlns:a="http://schemas.openxmlformats.org/drawingml/2006/main" noChangeAspect="1"/>
+            </wp:cNvGraphicFramePr>
+            <a:graphic xmlns:a="http://schemas.openxmlformats.org/drawingml/2006/main">
+              <a:graphicData uri="http://schemas.openxmlformats.org/drawingml/2006/picture">
+                <pic:pic xmlns:pic="http://schemas.openxmlformats.org/drawingml/2006/picture">
+                  <pic:nvPicPr>
+                    <pic:cNvPr id="1889909234" name=""/>
+                    <pic:cNvPicPr/>
+                  </pic:nvPicPr>
+                  <pic:blipFill>
+                    <a:blip r:embed="rId25"/>
+                    <a:stretch>
+                      <a:fillRect/>
+                    </a:stretch>
+                  </pic:blipFill>
+                  <pic:spPr>
+                    <a:xfrm>
+                      <a:off x="0" y="0"/>
+                      <a:ext cx="2353003" cy="1448002"/>
+                    </a:xfrm>
+                    <a:prstGeom prst="rect">
+                      <a:avLst/>
+                    </a:prstGeom>
+                  </pic:spPr>
+                </pic:pic>
+              </a:graphicData>
+            </a:graphic>
+          </wp:inline>
+        </w:drawing>
+      </w:r>
+    </w:p>
+    <w:p>
+      <w:pPr>
+        <w:ind w:firstLine="709"/>
+        <w:jc w:val="center"/>
+        <w:rPr>
+          <w:rFonts w:ascii="Times New Roman" w:hAnsi="Times New Roman" w:cs="Times New Roman"/>
+          <w:b/>
+          <w:bCs/>
+          <w:i/>
+          <w:iCs/>
+          <w:sz w:val="28"/>
+          <w:szCs w:val="28"/>
+        </w:rPr>
+      </w:pPr>
+      <w:r>
+        <w:rPr>
+          <w:rFonts w:ascii="Times New Roman" w:hAnsi="Times New Roman" w:cs="Times New Roman"/>
+          <w:b/>
+          <w:bCs/>
+          <w:i/>
+          <w:iCs/>
+          <w:sz w:val="28"/>
+          <w:szCs w:val="28"/>
+          <w:lang w:val="ru-UA"/>
+        </w:rPr>
+        <w:t xml:space="preserve">Рис. </w:t>
+      </w:r>
+      <w:r>
+        <w:rPr>
+          <w:rFonts w:ascii="Times New Roman" w:hAnsi="Times New Roman" w:cs="Times New Roman"/>
+          <w:b/>
+          <w:bCs/>
+          <w:i/>
+          <w:iCs/>
+          <w:sz w:val="28"/>
+          <w:szCs w:val="28"/>
+          <w:lang w:val="ru-UA"/>
+        </w:rPr>
+        <w:t>20</w:t>
+      </w:r>
+      <w:r>
+        <w:rPr>
+          <w:rFonts w:ascii="Times New Roman" w:hAnsi="Times New Roman" w:cs="Times New Roman"/>
+          <w:b/>
+          <w:bCs/>
+          <w:i/>
+          <w:iCs/>
+          <w:sz w:val="28"/>
+          <w:szCs w:val="28"/>
+          <w:lang w:val="ru-UA"/>
+        </w:rPr>
+        <w:t>.</w:t>
+      </w:r>
+      <w:r>
+        <w:rPr>
+          <w:rFonts w:ascii="Times New Roman" w:hAnsi="Times New Roman" w:cs="Times New Roman"/>
+          <w:b/>
+          <w:bCs/>
+          <w:i/>
+          <w:iCs/>
+          <w:sz w:val="28"/>
+          <w:szCs w:val="28"/>
+          <w:lang w:val="ru-UA"/>
+        </w:rPr>
+        <w:t xml:space="preserve"> </w:t>
+      </w:r>
+      <w:proofErr w:type="spellStart"/>
+      <w:r>
+        <w:rPr>
+          <w:rFonts w:ascii="Times New Roman" w:hAnsi="Times New Roman" w:cs="Times New Roman"/>
+          <w:b/>
+          <w:bCs/>
+          <w:i/>
+          <w:iCs/>
+          <w:sz w:val="28"/>
+          <w:szCs w:val="28"/>
+          <w:lang w:val="ru-UA"/>
+        </w:rPr>
+        <w:t>Результати</w:t>
+      </w:r>
+      <w:proofErr w:type="spellEnd"/>
+      <w:r>
+        <w:rPr>
+          <w:rFonts w:ascii="Times New Roman" w:hAnsi="Times New Roman" w:cs="Times New Roman"/>
+          <w:b/>
+          <w:bCs/>
+          <w:i/>
+          <w:iCs/>
+          <w:sz w:val="28"/>
+          <w:szCs w:val="28"/>
+          <w:lang w:val="ru-UA"/>
+        </w:rPr>
+        <w:t xml:space="preserve"> у </w:t>
+      </w:r>
+      <w:r>
+        <w:rPr>
+          <w:rFonts w:ascii="Times New Roman" w:hAnsi="Times New Roman" w:cs="Times New Roman"/>
+          <w:b/>
+          <w:bCs/>
+          <w:i/>
+          <w:iCs/>
+          <w:sz w:val="28"/>
+          <w:szCs w:val="28"/>
+          <w:lang w:val="en-US"/>
+        </w:rPr>
+        <w:t xml:space="preserve">csv </w:t>
+      </w:r>
+      <w:r>
+        <w:rPr>
+          <w:rFonts w:ascii="Times New Roman" w:hAnsi="Times New Roman" w:cs="Times New Roman"/>
+          <w:b/>
+          <w:bCs/>
+          <w:i/>
+          <w:iCs/>
+          <w:sz w:val="28"/>
+          <w:szCs w:val="28"/>
+          <w:lang w:val="ru-UA"/>
+        </w:rPr>
+        <w:t>ф</w:t>
+      </w:r>
+      <w:proofErr w:type="spellStart"/>
+      <w:r>
+        <w:rPr>
+          <w:rFonts w:ascii="Times New Roman" w:hAnsi="Times New Roman" w:cs="Times New Roman"/>
+          <w:b/>
+          <w:bCs/>
+          <w:i/>
+          <w:iCs/>
+          <w:sz w:val="28"/>
+          <w:szCs w:val="28"/>
+        </w:rPr>
+        <w:t>айлі</w:t>
+      </w:r>
+      <w:proofErr w:type="spellEnd"/>
+      <w:r>
+        <w:rPr>
+          <w:rFonts w:ascii="Times New Roman" w:hAnsi="Times New Roman" w:cs="Times New Roman"/>
+          <w:b/>
+          <w:bCs/>
+          <w:i/>
+          <w:iCs/>
+          <w:sz w:val="28"/>
+          <w:szCs w:val="28"/>
+        </w:rPr>
+        <w:t xml:space="preserve"> для четвертого питання</w:t>
+      </w:r>
+    </w:p>
+    <w:p>
+      <w:pPr>
+        <w:ind w:firstLine="709"/>
+        <w:jc w:val="center"/>
+        <w:rPr>
+          <w:rFonts w:ascii="Times New Roman" w:hAnsi="Times New Roman" w:cs="Times New Roman"/>
+          <w:b/>
+          <w:bCs/>
+          <w:i/>
+          <w:iCs/>
+          <w:sz w:val="28"/>
+          <w:szCs w:val="28"/>
+          <w:lang w:val="ru-UA"/>
+        </w:rPr>
+      </w:pPr>
+    </w:p>
+    <w:p>
+      <w:pPr>
+        <w:ind w:firstLine="709"/>
+        <w:jc w:val="center"/>
+        <w:rPr>
+          <w:rFonts w:ascii="Times New Roman" w:hAnsi="Times New Roman" w:cs="Times New Roman"/>
+          <w:b/>
+          <w:bCs/>
+          <w:i/>
+          <w:iCs/>
+          <w:sz w:val="28"/>
+          <w:szCs w:val="28"/>
+          <w:lang w:val="ru-UA"/>
+        </w:rPr>
+      </w:pPr>
+      <w:r>
+        <w:rPr>
+          <w:rFonts w:ascii="Times New Roman" w:hAnsi="Times New Roman" w:cs="Times New Roman"/>
+          <w:b/>
+          <w:bCs/>
+          <w:i/>
+          <w:iCs/>
+          <w:noProof/>
+          <w:sz w:val="28"/>
+          <w:szCs w:val="28"/>
+          <w:lang w:val="ru-UA"/>
+        </w:rPr>
+        <w:drawing>
+          <wp:inline distT="0" distB="0" distL="0" distR="0" wp14:anchorId="30ADA458" wp14:editId="1086822A">
+            <wp:extent cx="5601482" cy="2429214"/>
+            <wp:effectExtent l="0" t="0" r="0" b="9525"/>
+            <wp:docPr id="1481007156" name="Рисунок 1"/>
+            <wp:cNvGraphicFramePr>
+              <a:graphicFrameLocks xmlns:a="http://schemas.openxmlformats.org/drawingml/2006/main" noChangeAspect="1"/>
+            </wp:cNvGraphicFramePr>
+            <a:graphic xmlns:a="http://schemas.openxmlformats.org/drawingml/2006/main">
+              <a:graphicData uri="http://schemas.openxmlformats.org/drawingml/2006/picture">
+                <pic:pic xmlns:pic="http://schemas.openxmlformats.org/drawingml/2006/picture">
+                  <pic:nvPicPr>
+                    <pic:cNvPr id="1481007156" name=""/>
+                    <pic:cNvPicPr/>
+                  </pic:nvPicPr>
+                  <pic:blipFill>
+                    <a:blip r:embed="rId26"/>
+                    <a:stretch>
+                      <a:fillRect/>
+                    </a:stretch>
+                  </pic:blipFill>
+                  <pic:spPr>
+                    <a:xfrm>
+                      <a:off x="0" y="0"/>
+                      <a:ext cx="5601482" cy="2429214"/>
+                    </a:xfrm>
+                    <a:prstGeom prst="rect">
+                      <a:avLst/>
+                    </a:prstGeom>
+                  </pic:spPr>
+                </pic:pic>
+              </a:graphicData>
+            </a:graphic>
+          </wp:inline>
+        </w:drawing>
+      </w:r>
+    </w:p>
+    <w:p>
+      <w:pPr>
+        <w:ind w:firstLine="709"/>
+        <w:jc w:val="center"/>
+        <w:rPr>
+          <w:rFonts w:ascii="Times New Roman" w:hAnsi="Times New Roman" w:cs="Times New Roman"/>
+          <w:b/>
+          <w:bCs/>
+          <w:i/>
+          <w:iCs/>
+          <w:sz w:val="28"/>
+          <w:szCs w:val="28"/>
+        </w:rPr>
+      </w:pPr>
+      <w:r>
+        <w:rPr>
+          <w:rFonts w:ascii="Times New Roman" w:hAnsi="Times New Roman" w:cs="Times New Roman"/>
+          <w:b/>
+          <w:bCs/>
+          <w:i/>
+          <w:iCs/>
+          <w:sz w:val="28"/>
+          <w:szCs w:val="28"/>
+          <w:lang w:val="ru-UA"/>
+        </w:rPr>
+        <w:t xml:space="preserve">Рис. </w:t>
+      </w:r>
+      <w:r>
+        <w:rPr>
+          <w:rFonts w:ascii="Times New Roman" w:hAnsi="Times New Roman" w:cs="Times New Roman"/>
+          <w:b/>
+          <w:bCs/>
+          <w:i/>
+          <w:iCs/>
+          <w:sz w:val="28"/>
+          <w:szCs w:val="28"/>
+          <w:lang w:val="ru-UA"/>
+        </w:rPr>
+        <w:t>21</w:t>
+      </w:r>
+      <w:r>
+        <w:rPr>
+          <w:rFonts w:ascii="Times New Roman" w:hAnsi="Times New Roman" w:cs="Times New Roman"/>
+          <w:b/>
+          <w:bCs/>
+          <w:i/>
+          <w:iCs/>
+          <w:sz w:val="28"/>
+          <w:szCs w:val="28"/>
+          <w:lang w:val="ru-UA"/>
+        </w:rPr>
+        <w:t>.</w:t>
+      </w:r>
+      <w:r>
+        <w:rPr>
+          <w:rFonts w:ascii="Times New Roman" w:hAnsi="Times New Roman" w:cs="Times New Roman"/>
+          <w:b/>
+          <w:bCs/>
+          <w:i/>
+          <w:iCs/>
+          <w:sz w:val="28"/>
+          <w:szCs w:val="28"/>
+          <w:lang w:val="ru-UA"/>
+        </w:rPr>
+        <w:t xml:space="preserve"> </w:t>
+      </w:r>
+      <w:proofErr w:type="spellStart"/>
+      <w:r>
+        <w:rPr>
+          <w:rFonts w:ascii="Times New Roman" w:hAnsi="Times New Roman" w:cs="Times New Roman"/>
+          <w:b/>
+          <w:bCs/>
+          <w:i/>
+          <w:iCs/>
+          <w:sz w:val="28"/>
+          <w:szCs w:val="28"/>
+          <w:lang w:val="ru-UA"/>
+        </w:rPr>
+        <w:t>Результати</w:t>
+      </w:r>
+      <w:proofErr w:type="spellEnd"/>
+      <w:r>
+        <w:rPr>
+          <w:rFonts w:ascii="Times New Roman" w:hAnsi="Times New Roman" w:cs="Times New Roman"/>
+          <w:b/>
+          <w:bCs/>
+          <w:i/>
+          <w:iCs/>
+          <w:sz w:val="28"/>
+          <w:szCs w:val="28"/>
+          <w:lang w:val="ru-UA"/>
+        </w:rPr>
+        <w:t xml:space="preserve"> у </w:t>
+      </w:r>
+      <w:r>
+        <w:rPr>
+          <w:rFonts w:ascii="Times New Roman" w:hAnsi="Times New Roman" w:cs="Times New Roman"/>
+          <w:b/>
+          <w:bCs/>
+          <w:i/>
+          <w:iCs/>
+          <w:sz w:val="28"/>
+          <w:szCs w:val="28"/>
+          <w:lang w:val="en-US"/>
+        </w:rPr>
+        <w:t xml:space="preserve">csv </w:t>
+      </w:r>
+      <w:r>
+        <w:rPr>
+          <w:rFonts w:ascii="Times New Roman" w:hAnsi="Times New Roman" w:cs="Times New Roman"/>
+          <w:b/>
+          <w:bCs/>
+          <w:i/>
+          <w:iCs/>
+          <w:sz w:val="28"/>
+          <w:szCs w:val="28"/>
+          <w:lang w:val="ru-UA"/>
+        </w:rPr>
+        <w:t>ф</w:t>
+      </w:r>
+      <w:proofErr w:type="spellStart"/>
+      <w:r>
+        <w:rPr>
+          <w:rFonts w:ascii="Times New Roman" w:hAnsi="Times New Roman" w:cs="Times New Roman"/>
+          <w:b/>
+          <w:bCs/>
+          <w:i/>
+          <w:iCs/>
+          <w:sz w:val="28"/>
+          <w:szCs w:val="28"/>
+        </w:rPr>
+        <w:t>айлі</w:t>
+      </w:r>
+      <w:proofErr w:type="spellEnd"/>
+      <w:r>
+        <w:rPr>
+          <w:rFonts w:ascii="Times New Roman" w:hAnsi="Times New Roman" w:cs="Times New Roman"/>
+          <w:b/>
+          <w:bCs/>
+          <w:i/>
+          <w:iCs/>
+          <w:sz w:val="28"/>
+          <w:szCs w:val="28"/>
+        </w:rPr>
+        <w:t xml:space="preserve"> для п</w:t>
+      </w:r>
+      <w:r>
+        <w:rPr>
+          <w:rFonts w:ascii="Times New Roman" w:hAnsi="Times New Roman" w:cs="Times New Roman"/>
+          <w:b/>
+          <w:bCs/>
+          <w:i/>
+          <w:iCs/>
+          <w:sz w:val="28"/>
+          <w:szCs w:val="28"/>
+          <w:lang w:val="en-US"/>
+        </w:rPr>
+        <w:t>’</w:t>
+      </w:r>
+      <w:proofErr w:type="spellStart"/>
+      <w:r>
+        <w:rPr>
+          <w:rFonts w:ascii="Times New Roman" w:hAnsi="Times New Roman" w:cs="Times New Roman"/>
+          <w:b/>
+          <w:bCs/>
+          <w:i/>
+          <w:iCs/>
+          <w:sz w:val="28"/>
+          <w:szCs w:val="28"/>
+        </w:rPr>
+        <w:t>ятого</w:t>
+      </w:r>
+      <w:proofErr w:type="spellEnd"/>
+      <w:r>
+        <w:rPr>
+          <w:rFonts w:ascii="Times New Roman" w:hAnsi="Times New Roman" w:cs="Times New Roman"/>
+          <w:b/>
+          <w:bCs/>
+          <w:i/>
+          <w:iCs/>
+          <w:sz w:val="28"/>
+          <w:szCs w:val="28"/>
+        </w:rPr>
+        <w:t xml:space="preserve"> питання</w:t>
+      </w:r>
+    </w:p>
+    <w:p>
+      <w:pPr>
+        <w:ind w:firstLine="709"/>
+        <w:jc w:val="center"/>
+        <w:rPr>
+          <w:rFonts w:ascii="Times New Roman" w:hAnsi="Times New Roman" w:cs="Times New Roman"/>
+          <w:b/>
+          <w:bCs/>
+          <w:i/>
+          <w:iCs/>
+          <w:sz w:val="28"/>
+          <w:szCs w:val="28"/>
+        </w:rPr>
+      </w:pPr>
+    </w:p>
+    <w:p>
+      <w:pPr>
+        <w:ind w:firstLine="709"/>
+        <w:jc w:val="center"/>
+        <w:rPr>
+          <w:rFonts w:ascii="Times New Roman" w:hAnsi="Times New Roman" w:cs="Times New Roman"/>
+          <w:b/>
+          <w:bCs/>
+          <w:i/>
+          <w:iCs/>
+          <w:sz w:val="28"/>
+          <w:szCs w:val="28"/>
+          <w:lang w:val="ru-UA"/>
+        </w:rPr>
+      </w:pPr>
+      <w:r>
+        <w:rPr>
+          <w:rFonts w:ascii="Times New Roman" w:hAnsi="Times New Roman" w:cs="Times New Roman"/>
+          <w:b/>
+          <w:bCs/>
+          <w:i/>
+          <w:iCs/>
+          <w:noProof/>
+          <w:sz w:val="28"/>
+          <w:szCs w:val="28"/>
+          <w:lang w:val="ru-UA"/>
+        </w:rPr>
+        <w:drawing>
+          <wp:inline distT="0" distB="0" distL="0" distR="0" wp14:anchorId="37EA7036" wp14:editId="37DF8F53">
+            <wp:extent cx="5811061" cy="1428949"/>
+            <wp:effectExtent l="0" t="0" r="0" b="0"/>
+            <wp:docPr id="707104282" name="Рисунок 1"/>
+            <wp:cNvGraphicFramePr>
+              <a:graphicFrameLocks xmlns:a="http://schemas.openxmlformats.org/drawingml/2006/main" noChangeAspect="1"/>
+            </wp:cNvGraphicFramePr>
+            <a:graphic xmlns:a="http://schemas.openxmlformats.org/drawingml/2006/main">
+              <a:graphicData uri="http://schemas.openxmlformats.org/drawingml/2006/picture">
+                <pic:pic xmlns:pic="http://schemas.openxmlformats.org/drawingml/2006/picture">
+                  <pic:nvPicPr>
+                    <pic:cNvPr id="707104282" name=""/>
+                    <pic:cNvPicPr/>
+                  </pic:nvPicPr>
+                  <pic:blipFill>
+                    <a:blip r:embed="rId27"/>
+                    <a:stretch>
+                      <a:fillRect/>
+                    </a:stretch>
+                  </pic:blipFill>
+                  <pic:spPr>
+                    <a:xfrm>
+                      <a:off x="0" y="0"/>
+                      <a:ext cx="5811061" cy="1428949"/>
+                    </a:xfrm>
+                    <a:prstGeom prst="rect">
+                      <a:avLst/>
+                    </a:prstGeom>
+                  </pic:spPr>
+                </pic:pic>
+              </a:graphicData>
+            </a:graphic>
+          </wp:inline>
+        </w:drawing>
+      </w:r>
+    </w:p>
+    <w:p>
+      <w:pPr>
+        <w:ind w:firstLine="709"/>
+        <w:jc w:val="center"/>
+        <w:rPr>
+          <w:rFonts w:ascii="Times New Roman" w:hAnsi="Times New Roman" w:cs="Times New Roman"/>
+          <w:b/>
+          <w:bCs/>
+          <w:i/>
+          <w:iCs/>
+          <w:sz w:val="28"/>
+          <w:szCs w:val="28"/>
+        </w:rPr>
+      </w:pPr>
+      <w:r>
+        <w:rPr>
+          <w:rFonts w:ascii="Times New Roman" w:hAnsi="Times New Roman" w:cs="Times New Roman"/>
+          <w:b/>
+          <w:bCs/>
+          <w:i/>
+          <w:iCs/>
+          <w:sz w:val="28"/>
+          <w:szCs w:val="28"/>
+          <w:lang w:val="ru-UA"/>
+        </w:rPr>
+        <w:t xml:space="preserve">Рис. </w:t>
+      </w:r>
+      <w:r>
+        <w:rPr>
+          <w:rFonts w:ascii="Times New Roman" w:hAnsi="Times New Roman" w:cs="Times New Roman"/>
+          <w:b/>
+          <w:bCs/>
+          <w:i/>
+          <w:iCs/>
+          <w:sz w:val="28"/>
+          <w:szCs w:val="28"/>
+          <w:lang w:val="ru-UA"/>
+        </w:rPr>
+        <w:t>22</w:t>
+      </w:r>
+      <w:r>
+        <w:rPr>
+          <w:rFonts w:ascii="Times New Roman" w:hAnsi="Times New Roman" w:cs="Times New Roman"/>
+          <w:b/>
+          <w:bCs/>
+          <w:i/>
+          <w:iCs/>
+          <w:sz w:val="28"/>
+          <w:szCs w:val="28"/>
+          <w:lang w:val="ru-UA"/>
+        </w:rPr>
+        <w:t>.</w:t>
+      </w:r>
+      <w:r>
+        <w:rPr>
+          <w:rFonts w:ascii="Times New Roman" w:hAnsi="Times New Roman" w:cs="Times New Roman"/>
+          <w:b/>
+          <w:bCs/>
+          <w:i/>
+          <w:iCs/>
+          <w:sz w:val="28"/>
+          <w:szCs w:val="28"/>
+          <w:lang w:val="ru-UA"/>
+        </w:rPr>
+        <w:t xml:space="preserve"> </w:t>
+      </w:r>
+      <w:proofErr w:type="spellStart"/>
+      <w:r>
+        <w:rPr>
+          <w:rFonts w:ascii="Times New Roman" w:hAnsi="Times New Roman" w:cs="Times New Roman"/>
+          <w:b/>
+          <w:bCs/>
+          <w:i/>
+          <w:iCs/>
+          <w:sz w:val="28"/>
+          <w:szCs w:val="28"/>
+          <w:lang w:val="ru-UA"/>
+        </w:rPr>
+        <w:t>Результати</w:t>
+      </w:r>
+      <w:proofErr w:type="spellEnd"/>
+      <w:r>
+        <w:rPr>
+          <w:rFonts w:ascii="Times New Roman" w:hAnsi="Times New Roman" w:cs="Times New Roman"/>
+          <w:b/>
+          <w:bCs/>
+          <w:i/>
+          <w:iCs/>
+          <w:sz w:val="28"/>
+          <w:szCs w:val="28"/>
+          <w:lang w:val="ru-UA"/>
+        </w:rPr>
+        <w:t xml:space="preserve"> у </w:t>
+      </w:r>
+      <w:r>
+        <w:rPr>
+          <w:rFonts w:ascii="Times New Roman" w:hAnsi="Times New Roman" w:cs="Times New Roman"/>
+          <w:b/>
+          <w:bCs/>
+          <w:i/>
+          <w:iCs/>
+          <w:sz w:val="28"/>
+          <w:szCs w:val="28"/>
+          <w:lang w:val="en-US"/>
+        </w:rPr>
+        <w:t xml:space="preserve">csv </w:t>
+      </w:r>
+      <w:r>
+        <w:rPr>
+          <w:rFonts w:ascii="Times New Roman" w:hAnsi="Times New Roman" w:cs="Times New Roman"/>
+          <w:b/>
+          <w:bCs/>
+          <w:i/>
+          <w:iCs/>
+          <w:sz w:val="28"/>
+          <w:szCs w:val="28"/>
+          <w:lang w:val="ru-UA"/>
+        </w:rPr>
+        <w:t>ф</w:t>
+      </w:r>
+      <w:proofErr w:type="spellStart"/>
+      <w:r>
+        <w:rPr>
+          <w:rFonts w:ascii="Times New Roman" w:hAnsi="Times New Roman" w:cs="Times New Roman"/>
+          <w:b/>
+          <w:bCs/>
+          <w:i/>
+          <w:iCs/>
+          <w:sz w:val="28"/>
+          <w:szCs w:val="28"/>
+        </w:rPr>
+        <w:t>айлі</w:t>
+      </w:r>
+      <w:proofErr w:type="spellEnd"/>
+      <w:r>
+        <w:rPr>
+          <w:rFonts w:ascii="Times New Roman" w:hAnsi="Times New Roman" w:cs="Times New Roman"/>
+          <w:b/>
+          <w:bCs/>
+          <w:i/>
+          <w:iCs/>
+          <w:sz w:val="28"/>
+          <w:szCs w:val="28"/>
+        </w:rPr>
+        <w:t xml:space="preserve"> для шостого питання</w:t>
+      </w:r>
+    </w:p>
+    <w:p>
+      <w:pPr>
+        <w:ind w:firstLine="709"/>
+        <w:jc w:val="both"/>
+        <w:rPr>
+          <w:rFonts w:ascii="Times New Roman" w:hAnsi="Times New Roman" w:cs="Times New Roman"/>
+          <w:b/>
+          <w:bCs/>
+          <w:i/>
+          <w:iCs/>
+          <w:sz w:val="28"/>
+          <w:szCs w:val="28"/>
+          <w:lang w:val="ru-UA"/>
+        </w:rPr>
+      </w:pPr>
+    </w:p>
+    <w:p>
+      <w:pPr>
+        <w:ind w:firstLine="709"/>
+        <w:jc w:val="both"/>
+        <w:rPr>
+          <w:rFonts w:ascii="Times New Roman" w:hAnsi="Times New Roman" w:cs="Times New Roman"/>
+          <w:b/>
+          <w:bCs/>
+          <w:sz w:val="28"/>
+          <w:szCs w:val="28"/>
+        </w:rPr>
+      </w:pPr>
+      <w:r>
+        <w:rPr>
+          <w:rFonts w:ascii="Times New Roman" w:hAnsi="Times New Roman" w:cs="Times New Roman"/>
+          <w:b/>
+          <w:bCs/>
+          <w:sz w:val="28"/>
+          <w:szCs w:val="28"/>
+        </w:rPr>
+        <w:t>Аналіз отриманих результатів (Бізнес-</w:t>
+      </w:r>
+      <w:proofErr w:type="spellStart"/>
+      <w:r>
+        <w:rPr>
+          <w:rFonts w:ascii="Times New Roman" w:hAnsi="Times New Roman" w:cs="Times New Roman"/>
+          <w:b/>
+          <w:bCs/>
+          <w:sz w:val="28"/>
+          <w:szCs w:val="28"/>
+        </w:rPr>
+        <w:t>інсайти</w:t>
+      </w:r>
+      <w:proofErr w:type="spellEnd"/>
+      <w:r>
+        <w:rPr>
+          <w:rFonts w:ascii="Times New Roman" w:hAnsi="Times New Roman" w:cs="Times New Roman"/>
+          <w:b/>
+          <w:bCs/>
+          <w:sz w:val="28"/>
+          <w:szCs w:val="28"/>
+        </w:rPr>
+        <w:t>)</w:t>
+      </w:r>
+    </w:p>
+    <w:p>
+      <w:pPr>
+        <w:ind w:firstLine="709"/>
+        <w:jc w:val="both"/>
+        <w:rPr>
+          <w:rFonts w:ascii="Times New Roman" w:hAnsi="Times New Roman" w:cs="Times New Roman"/>
+          <w:sz w:val="28"/>
+          <w:szCs w:val="28"/>
+        </w:rPr>
+      </w:pPr>
+      <w:r>
+        <w:rPr>
+          <w:rFonts w:ascii="Times New Roman" w:hAnsi="Times New Roman" w:cs="Times New Roman"/>
+          <w:sz w:val="28"/>
+          <w:szCs w:val="28"/>
+        </w:rPr>
+        <w:t>Збережені у форматі .</w:t>
+      </w:r>
+      <w:proofErr w:type="spellStart"/>
+      <w:r>
+        <w:rPr>
+          <w:rFonts w:ascii="Times New Roman" w:hAnsi="Times New Roman" w:cs="Times New Roman"/>
+          <w:sz w:val="28"/>
+          <w:szCs w:val="28"/>
+        </w:rPr>
+        <w:t>csv</w:t>
+      </w:r>
+      <w:proofErr w:type="spellEnd"/>
+      <w:r>
+        <w:rPr>
+          <w:rFonts w:ascii="Times New Roman" w:hAnsi="Times New Roman" w:cs="Times New Roman"/>
+          <w:sz w:val="28"/>
+          <w:szCs w:val="28"/>
+        </w:rPr>
+        <w:t xml:space="preserve"> результати дозволяють зробити наступні висновки на основі сформованих бізнес-питань:</w:t>
+      </w:r>
+    </w:p>
+    <w:p>
+      <w:pPr>
+        <w:numPr>
+          <w:ilvl w:val="0"/>
+          <w:numId w:val="11"/>
+        </w:numPr>
+        <w:jc w:val="both"/>
+        <w:rPr>
+          <w:rFonts w:ascii="Times New Roman" w:hAnsi="Times New Roman" w:cs="Times New Roman"/>
+          <w:sz w:val="28"/>
+          <w:szCs w:val="28"/>
+        </w:rPr>
+      </w:pPr>
+      <w:r>
+        <w:rPr>
+          <w:rFonts w:ascii="Times New Roman" w:hAnsi="Times New Roman" w:cs="Times New Roman"/>
+          <w:sz w:val="28"/>
+          <w:szCs w:val="28"/>
+        </w:rPr>
+        <w:t xml:space="preserve">Сучасні хіти (Питання 1): До списку </w:t>
+      </w:r>
+      <w:proofErr w:type="spellStart"/>
+      <w:r>
+        <w:rPr>
+          <w:rFonts w:ascii="Times New Roman" w:hAnsi="Times New Roman" w:cs="Times New Roman"/>
+          <w:sz w:val="28"/>
+          <w:szCs w:val="28"/>
+        </w:rPr>
+        <w:t>найрейтинговіших</w:t>
+      </w:r>
+      <w:proofErr w:type="spellEnd"/>
+      <w:r>
+        <w:rPr>
+          <w:rFonts w:ascii="Times New Roman" w:hAnsi="Times New Roman" w:cs="Times New Roman"/>
+          <w:sz w:val="28"/>
+          <w:szCs w:val="28"/>
+        </w:rPr>
+        <w:t xml:space="preserve"> фільмів після 2010 року очікувано увійшли такі визнані шедеври, як «</w:t>
+      </w:r>
+      <w:proofErr w:type="spellStart"/>
+      <w:r>
+        <w:rPr>
+          <w:rFonts w:ascii="Times New Roman" w:hAnsi="Times New Roman" w:cs="Times New Roman"/>
+          <w:sz w:val="28"/>
+          <w:szCs w:val="28"/>
+        </w:rPr>
+        <w:t>Interstellar</w:t>
+      </w:r>
+      <w:proofErr w:type="spellEnd"/>
+      <w:r>
+        <w:rPr>
+          <w:rFonts w:ascii="Times New Roman" w:hAnsi="Times New Roman" w:cs="Times New Roman"/>
+          <w:sz w:val="28"/>
+          <w:szCs w:val="28"/>
+        </w:rPr>
+        <w:t>», «</w:t>
+      </w:r>
+      <w:proofErr w:type="spellStart"/>
+      <w:r>
+        <w:rPr>
+          <w:rFonts w:ascii="Times New Roman" w:hAnsi="Times New Roman" w:cs="Times New Roman"/>
+          <w:sz w:val="28"/>
+          <w:szCs w:val="28"/>
+        </w:rPr>
+        <w:t>Parasite</w:t>
+      </w:r>
+      <w:proofErr w:type="spellEnd"/>
+      <w:r>
+        <w:rPr>
+          <w:rFonts w:ascii="Times New Roman" w:hAnsi="Times New Roman" w:cs="Times New Roman"/>
+          <w:sz w:val="28"/>
+          <w:szCs w:val="28"/>
+        </w:rPr>
+        <w:t>» та «</w:t>
+      </w:r>
+      <w:proofErr w:type="spellStart"/>
+      <w:r>
+        <w:rPr>
+          <w:rFonts w:ascii="Times New Roman" w:hAnsi="Times New Roman" w:cs="Times New Roman"/>
+          <w:sz w:val="28"/>
+          <w:szCs w:val="28"/>
+        </w:rPr>
+        <w:t>Joker</w:t>
+      </w:r>
+      <w:proofErr w:type="spellEnd"/>
+      <w:r>
+        <w:rPr>
+          <w:rFonts w:ascii="Times New Roman" w:hAnsi="Times New Roman" w:cs="Times New Roman"/>
+          <w:sz w:val="28"/>
+          <w:szCs w:val="28"/>
+        </w:rPr>
+        <w:t>». Це підтверджує коректність роботи алгоритму сортування.</w:t>
+      </w:r>
+    </w:p>
+    <w:p>
+      <w:pPr>
+        <w:numPr>
+          <w:ilvl w:val="0"/>
+          <w:numId w:val="11"/>
+        </w:numPr>
+        <w:jc w:val="both"/>
+        <w:rPr>
+          <w:rFonts w:ascii="Times New Roman" w:hAnsi="Times New Roman" w:cs="Times New Roman"/>
+          <w:sz w:val="28"/>
+          <w:szCs w:val="28"/>
+        </w:rPr>
+      </w:pPr>
+      <w:r>
+        <w:rPr>
+          <w:rFonts w:ascii="Times New Roman" w:hAnsi="Times New Roman" w:cs="Times New Roman"/>
+          <w:sz w:val="28"/>
+          <w:szCs w:val="28"/>
+        </w:rPr>
+        <w:lastRenderedPageBreak/>
+        <w:t>Тренд тривалості (Питання 2): Аналіз показав, що середня тривалість повнометражного фільму з 2000 року залишається відносно стабільною і коливається в межах 87–93 хвилин, незважаючи на збільшення загальної кількості випущених фільмів.</w:t>
+      </w:r>
+    </w:p>
+    <w:p>
+      <w:pPr>
+        <w:numPr>
+          <w:ilvl w:val="0"/>
+          <w:numId w:val="11"/>
+        </w:numPr>
+        <w:jc w:val="both"/>
+        <w:rPr>
+          <w:rFonts w:ascii="Times New Roman" w:hAnsi="Times New Roman" w:cs="Times New Roman"/>
+          <w:sz w:val="28"/>
+          <w:szCs w:val="28"/>
+        </w:rPr>
+      </w:pPr>
+      <w:r>
+        <w:rPr>
+          <w:rFonts w:ascii="Times New Roman" w:hAnsi="Times New Roman" w:cs="Times New Roman"/>
+          <w:sz w:val="28"/>
+          <w:szCs w:val="28"/>
+        </w:rPr>
+        <w:t xml:space="preserve">Фільми року (Питання 3): Використання віконних функцій дозволило точно визначити лідерів глядацьких симпатій для кожного року (наприклад, «12th </w:t>
+      </w:r>
+      <w:proofErr w:type="spellStart"/>
+      <w:r>
+        <w:rPr>
+          <w:rFonts w:ascii="Times New Roman" w:hAnsi="Times New Roman" w:cs="Times New Roman"/>
+          <w:sz w:val="28"/>
+          <w:szCs w:val="28"/>
+        </w:rPr>
+        <w:t>Fail</w:t>
+      </w:r>
+      <w:proofErr w:type="spellEnd"/>
+      <w:r>
+        <w:rPr>
+          <w:rFonts w:ascii="Times New Roman" w:hAnsi="Times New Roman" w:cs="Times New Roman"/>
+          <w:sz w:val="28"/>
+          <w:szCs w:val="28"/>
+        </w:rPr>
+        <w:t>» для 2023 року та «</w:t>
+      </w:r>
+      <w:proofErr w:type="spellStart"/>
+      <w:r>
+        <w:rPr>
+          <w:rFonts w:ascii="Times New Roman" w:hAnsi="Times New Roman" w:cs="Times New Roman"/>
+          <w:sz w:val="28"/>
+          <w:szCs w:val="28"/>
+        </w:rPr>
+        <w:t>Parasite</w:t>
+      </w:r>
+      <w:proofErr w:type="spellEnd"/>
+      <w:r>
+        <w:rPr>
+          <w:rFonts w:ascii="Times New Roman" w:hAnsi="Times New Roman" w:cs="Times New Roman"/>
+          <w:sz w:val="28"/>
+          <w:szCs w:val="28"/>
+        </w:rPr>
+        <w:t>» для 2019).</w:t>
+      </w:r>
+    </w:p>
+    <w:p>
+      <w:pPr>
+        <w:numPr>
+          <w:ilvl w:val="0"/>
+          <w:numId w:val="11"/>
+        </w:numPr>
+        <w:jc w:val="both"/>
+        <w:rPr>
+          <w:rFonts w:ascii="Times New Roman" w:hAnsi="Times New Roman" w:cs="Times New Roman"/>
+          <w:sz w:val="28"/>
+          <w:szCs w:val="28"/>
+        </w:rPr>
+      </w:pPr>
+      <w:r>
+        <w:rPr>
+          <w:rFonts w:ascii="Times New Roman" w:hAnsi="Times New Roman" w:cs="Times New Roman"/>
+          <w:sz w:val="28"/>
+          <w:szCs w:val="28"/>
+        </w:rPr>
+        <w:t>Успішні жанри (Питання 4): Найвищі середні оцінки стабільно отримують складні драматичні комбінації (</w:t>
+      </w:r>
+      <w:proofErr w:type="spellStart"/>
+      <w:r>
+        <w:rPr>
+          <w:rFonts w:ascii="Times New Roman" w:hAnsi="Times New Roman" w:cs="Times New Roman"/>
+          <w:sz w:val="28"/>
+          <w:szCs w:val="28"/>
+        </w:rPr>
+        <w:t>Drama</w:t>
+      </w:r>
+      <w:proofErr w:type="spellEnd"/>
+      <w:r>
+        <w:rPr>
+          <w:rFonts w:ascii="Times New Roman" w:hAnsi="Times New Roman" w:cs="Times New Roman"/>
+          <w:sz w:val="28"/>
+          <w:szCs w:val="28"/>
+        </w:rPr>
+        <w:t>/</w:t>
+      </w:r>
+      <w:proofErr w:type="spellStart"/>
+      <w:r>
+        <w:rPr>
+          <w:rFonts w:ascii="Times New Roman" w:hAnsi="Times New Roman" w:cs="Times New Roman"/>
+          <w:sz w:val="28"/>
+          <w:szCs w:val="28"/>
+        </w:rPr>
+        <w:t>War</w:t>
+      </w:r>
+      <w:proofErr w:type="spellEnd"/>
+      <w:r>
+        <w:rPr>
+          <w:rFonts w:ascii="Times New Roman" w:hAnsi="Times New Roman" w:cs="Times New Roman"/>
+          <w:sz w:val="28"/>
+          <w:szCs w:val="28"/>
+        </w:rPr>
+        <w:t xml:space="preserve">, </w:t>
+      </w:r>
+      <w:proofErr w:type="spellStart"/>
+      <w:r>
+        <w:rPr>
+          <w:rFonts w:ascii="Times New Roman" w:hAnsi="Times New Roman" w:cs="Times New Roman"/>
+          <w:sz w:val="28"/>
+          <w:szCs w:val="28"/>
+        </w:rPr>
+        <w:t>Crime</w:t>
+      </w:r>
+      <w:proofErr w:type="spellEnd"/>
+      <w:r>
+        <w:rPr>
+          <w:rFonts w:ascii="Times New Roman" w:hAnsi="Times New Roman" w:cs="Times New Roman"/>
+          <w:sz w:val="28"/>
+          <w:szCs w:val="28"/>
+        </w:rPr>
+        <w:t>/</w:t>
+      </w:r>
+      <w:proofErr w:type="spellStart"/>
+      <w:r>
+        <w:rPr>
+          <w:rFonts w:ascii="Times New Roman" w:hAnsi="Times New Roman" w:cs="Times New Roman"/>
+          <w:sz w:val="28"/>
+          <w:szCs w:val="28"/>
+        </w:rPr>
+        <w:t>Drama</w:t>
+      </w:r>
+      <w:proofErr w:type="spellEnd"/>
+      <w:r>
+        <w:rPr>
+          <w:rFonts w:ascii="Times New Roman" w:hAnsi="Times New Roman" w:cs="Times New Roman"/>
+          <w:sz w:val="28"/>
+          <w:szCs w:val="28"/>
+        </w:rPr>
+        <w:t>), що свідчить про високу залученість аудиторії до серйозного кінематографа.</w:t>
+      </w:r>
+    </w:p>
+    <w:p>
+      <w:pPr>
+        <w:numPr>
+          <w:ilvl w:val="0"/>
+          <w:numId w:val="11"/>
+        </w:numPr>
+        <w:jc w:val="both"/>
+        <w:rPr>
+          <w:rFonts w:ascii="Times New Roman" w:hAnsi="Times New Roman" w:cs="Times New Roman"/>
+          <w:sz w:val="28"/>
+          <w:szCs w:val="28"/>
+        </w:rPr>
+      </w:pPr>
+      <w:r>
+        <w:rPr>
+          <w:rFonts w:ascii="Times New Roman" w:hAnsi="Times New Roman" w:cs="Times New Roman"/>
+          <w:sz w:val="28"/>
+          <w:szCs w:val="28"/>
+        </w:rPr>
+        <w:t>Аномалії (Питання 6): Запит на пошук довгих документальних фільмів успішно виявив історичні рекорди, такі як стрічка «</w:t>
+      </w:r>
+      <w:proofErr w:type="spellStart"/>
+      <w:r>
+        <w:rPr>
+          <w:rFonts w:ascii="Times New Roman" w:hAnsi="Times New Roman" w:cs="Times New Roman"/>
+          <w:sz w:val="28"/>
+          <w:szCs w:val="28"/>
+        </w:rPr>
+        <w:t>The</w:t>
+      </w:r>
+      <w:proofErr w:type="spellEnd"/>
+      <w:r>
+        <w:rPr>
+          <w:rFonts w:ascii="Times New Roman" w:hAnsi="Times New Roman" w:cs="Times New Roman"/>
+          <w:sz w:val="28"/>
+          <w:szCs w:val="28"/>
+        </w:rPr>
+        <w:t xml:space="preserve"> </w:t>
+      </w:r>
+      <w:proofErr w:type="spellStart"/>
+      <w:r>
+        <w:rPr>
+          <w:rFonts w:ascii="Times New Roman" w:hAnsi="Times New Roman" w:cs="Times New Roman"/>
+          <w:sz w:val="28"/>
+          <w:szCs w:val="28"/>
+        </w:rPr>
+        <w:t>Cure</w:t>
+      </w:r>
+      <w:proofErr w:type="spellEnd"/>
+      <w:r>
+        <w:rPr>
+          <w:rFonts w:ascii="Times New Roman" w:hAnsi="Times New Roman" w:cs="Times New Roman"/>
+          <w:sz w:val="28"/>
+          <w:szCs w:val="28"/>
+        </w:rPr>
+        <w:t xml:space="preserve"> </w:t>
+      </w:r>
+      <w:proofErr w:type="spellStart"/>
+      <w:r>
+        <w:rPr>
+          <w:rFonts w:ascii="Times New Roman" w:hAnsi="Times New Roman" w:cs="Times New Roman"/>
+          <w:sz w:val="28"/>
+          <w:szCs w:val="28"/>
+        </w:rPr>
+        <w:t>for</w:t>
+      </w:r>
+      <w:proofErr w:type="spellEnd"/>
+      <w:r>
+        <w:rPr>
+          <w:rFonts w:ascii="Times New Roman" w:hAnsi="Times New Roman" w:cs="Times New Roman"/>
+          <w:sz w:val="28"/>
+          <w:szCs w:val="28"/>
+        </w:rPr>
+        <w:t xml:space="preserve"> </w:t>
+      </w:r>
+      <w:proofErr w:type="spellStart"/>
+      <w:r>
+        <w:rPr>
+          <w:rFonts w:ascii="Times New Roman" w:hAnsi="Times New Roman" w:cs="Times New Roman"/>
+          <w:sz w:val="28"/>
+          <w:szCs w:val="28"/>
+        </w:rPr>
+        <w:t>Insomnia</w:t>
+      </w:r>
+      <w:proofErr w:type="spellEnd"/>
+      <w:r>
+        <w:rPr>
+          <w:rFonts w:ascii="Times New Roman" w:hAnsi="Times New Roman" w:cs="Times New Roman"/>
+          <w:sz w:val="28"/>
+          <w:szCs w:val="28"/>
+        </w:rPr>
+        <w:t>» тривалістю 5220 хвилин (87 годин).</w:t>
+      </w:r>
+    </w:p>
+    <w:p>
+      <w:pPr>
+        <w:ind w:firstLine="709"/>
+        <w:jc w:val="both"/>
+        <w:rPr>
+          <w:rFonts w:ascii="Times New Roman" w:hAnsi="Times New Roman" w:cs="Times New Roman"/>
+          <w:sz w:val="28"/>
+          <w:szCs w:val="28"/>
+        </w:rPr>
+      </w:pPr>
+      <w:r>
+        <w:rPr>
+          <w:rFonts w:ascii="Times New Roman" w:hAnsi="Times New Roman" w:cs="Times New Roman"/>
+          <w:sz w:val="28"/>
+          <w:szCs w:val="28"/>
+        </w:rPr>
+        <w:t>Для коректного експорту результатів у єдиний файл для кожного запиту було застосовано метод .</w:t>
+      </w:r>
+      <w:proofErr w:type="spellStart"/>
+      <w:r>
+        <w:rPr>
+          <w:rFonts w:ascii="Times New Roman" w:hAnsi="Times New Roman" w:cs="Times New Roman"/>
+          <w:sz w:val="28"/>
+          <w:szCs w:val="28"/>
+        </w:rPr>
+        <w:t>coalesce</w:t>
+      </w:r>
+      <w:proofErr w:type="spellEnd"/>
+      <w:r>
+        <w:rPr>
+          <w:rFonts w:ascii="Times New Roman" w:hAnsi="Times New Roman" w:cs="Times New Roman"/>
+          <w:sz w:val="28"/>
+          <w:szCs w:val="28"/>
+        </w:rPr>
+        <w:t>(1), що запобігає фрагментації даних (збереженню в сотні дрібних файлів), яка є характерною для розподілених систем.</w:t>
+      </w:r>
+    </w:p>
+    <w:p>
+      <w:pPr>
+        <w:ind w:firstLine="709"/>
+        <w:jc w:val="both"/>
+        <w:rPr>
+          <w:rFonts w:ascii="Times New Roman" w:hAnsi="Times New Roman" w:cs="Times New Roman"/>
+          <w:sz w:val="28"/>
+          <w:szCs w:val="28"/>
+          <w:lang w:val="ru-UA"/>
+        </w:rPr>
+      </w:pPr>
+    </w:p>
+    <w:p>
+      <w:pPr>
+        <w:ind w:firstLine="709"/>
+        <w:jc w:val="both"/>
+        <w:rPr>
+          <w:rFonts w:ascii="Times New Roman" w:hAnsi="Times New Roman" w:cs="Times New Roman"/>
+          <w:sz w:val="28"/>
+          <w:szCs w:val="28"/>
+        </w:rPr>
+      </w:pPr>
+      <w:r>
+        <w:rPr>
+          <w:rFonts w:ascii="Times New Roman" w:hAnsi="Times New Roman" w:cs="Times New Roman"/>
+          <w:b/>
+          <w:bCs/>
+          <w:sz w:val="28"/>
+          <w:szCs w:val="28"/>
+        </w:rPr>
+        <w:t>Аналіз планів виконання трансформацій (</w:t>
+      </w:r>
+      <w:proofErr w:type="spellStart"/>
+      <w:r>
+        <w:rPr>
+          <w:rFonts w:ascii="Times New Roman" w:hAnsi="Times New Roman" w:cs="Times New Roman"/>
+          <w:b/>
+          <w:bCs/>
+          <w:sz w:val="28"/>
+          <w:szCs w:val="28"/>
+        </w:rPr>
+        <w:t>Physical</w:t>
+      </w:r>
+      <w:proofErr w:type="spellEnd"/>
+      <w:r>
+        <w:rPr>
+          <w:rFonts w:ascii="Times New Roman" w:hAnsi="Times New Roman" w:cs="Times New Roman"/>
+          <w:b/>
+          <w:bCs/>
+          <w:sz w:val="28"/>
+          <w:szCs w:val="28"/>
+        </w:rPr>
+        <w:t xml:space="preserve"> </w:t>
+      </w:r>
+      <w:proofErr w:type="spellStart"/>
+      <w:r>
+        <w:rPr>
+          <w:rFonts w:ascii="Times New Roman" w:hAnsi="Times New Roman" w:cs="Times New Roman"/>
+          <w:b/>
+          <w:bCs/>
+          <w:sz w:val="28"/>
+          <w:szCs w:val="28"/>
+        </w:rPr>
+        <w:t>Plans</w:t>
+      </w:r>
+      <w:proofErr w:type="spellEnd"/>
+      <w:r>
+        <w:rPr>
+          <w:rFonts w:ascii="Times New Roman" w:hAnsi="Times New Roman" w:cs="Times New Roman"/>
+          <w:b/>
+          <w:bCs/>
+          <w:sz w:val="28"/>
+          <w:szCs w:val="28"/>
+        </w:rPr>
+        <w:t>)</w:t>
+      </w:r>
+    </w:p>
+    <w:p>
+      <w:pPr>
+        <w:ind w:firstLine="709"/>
+        <w:jc w:val="both"/>
+        <w:rPr>
+          <w:rFonts w:ascii="Times New Roman" w:hAnsi="Times New Roman" w:cs="Times New Roman"/>
+          <w:sz w:val="28"/>
+          <w:szCs w:val="28"/>
+        </w:rPr>
+      </w:pPr>
+      <w:r>
+        <w:rPr>
+          <w:rFonts w:ascii="Times New Roman" w:hAnsi="Times New Roman" w:cs="Times New Roman"/>
+          <w:sz w:val="28"/>
+          <w:szCs w:val="28"/>
+        </w:rPr>
+        <w:t xml:space="preserve">Під час виконання розроблених бізнес-питань було проаналізовано фізичні плани виконання, згенеровані оптимізатором </w:t>
+      </w:r>
+      <w:proofErr w:type="spellStart"/>
+      <w:r>
+        <w:rPr>
+          <w:rFonts w:ascii="Times New Roman" w:hAnsi="Times New Roman" w:cs="Times New Roman"/>
+          <w:sz w:val="28"/>
+          <w:szCs w:val="28"/>
+        </w:rPr>
+        <w:t>Spark</w:t>
+      </w:r>
+      <w:proofErr w:type="spellEnd"/>
+      <w:r>
+        <w:rPr>
+          <w:rFonts w:ascii="Times New Roman" w:hAnsi="Times New Roman" w:cs="Times New Roman"/>
+          <w:sz w:val="28"/>
+          <w:szCs w:val="28"/>
+        </w:rPr>
+        <w:t xml:space="preserve"> </w:t>
+      </w:r>
+      <w:proofErr w:type="spellStart"/>
+      <w:r>
+        <w:rPr>
+          <w:rFonts w:ascii="Times New Roman" w:hAnsi="Times New Roman" w:cs="Times New Roman"/>
+          <w:sz w:val="28"/>
+          <w:szCs w:val="28"/>
+        </w:rPr>
+        <w:t>Catalyst</w:t>
+      </w:r>
+      <w:proofErr w:type="spellEnd"/>
+      <w:r>
+        <w:rPr>
+          <w:rFonts w:ascii="Times New Roman" w:hAnsi="Times New Roman" w:cs="Times New Roman"/>
+          <w:sz w:val="28"/>
+          <w:szCs w:val="28"/>
+        </w:rPr>
+        <w:t xml:space="preserve"> (отримані за допомогою методу .</w:t>
+      </w:r>
+      <w:proofErr w:type="spellStart"/>
+      <w:r>
+        <w:rPr>
+          <w:rFonts w:ascii="Times New Roman" w:hAnsi="Times New Roman" w:cs="Times New Roman"/>
+          <w:sz w:val="28"/>
+          <w:szCs w:val="28"/>
+        </w:rPr>
+        <w:t>explain</w:t>
+      </w:r>
+      <w:proofErr w:type="spellEnd"/>
+      <w:r>
+        <w:rPr>
+          <w:rFonts w:ascii="Times New Roman" w:hAnsi="Times New Roman" w:cs="Times New Roman"/>
+          <w:sz w:val="28"/>
+          <w:szCs w:val="28"/>
+        </w:rPr>
+        <w:t>()). Аналіз виявив наступні ключові етапи обробки даних:</w:t>
+      </w:r>
+    </w:p>
+    <w:p>
+      <w:pPr>
+        <w:numPr>
+          <w:ilvl w:val="0"/>
+          <w:numId w:val="12"/>
+        </w:numPr>
+        <w:jc w:val="both"/>
+        <w:rPr>
+          <w:rFonts w:ascii="Times New Roman" w:hAnsi="Times New Roman" w:cs="Times New Roman"/>
+          <w:sz w:val="28"/>
+          <w:szCs w:val="28"/>
+        </w:rPr>
+      </w:pPr>
+      <w:r>
+        <w:rPr>
+          <w:rFonts w:ascii="Times New Roman" w:hAnsi="Times New Roman" w:cs="Times New Roman"/>
+          <w:b/>
+          <w:bCs/>
+          <w:sz w:val="28"/>
+          <w:szCs w:val="28"/>
+        </w:rPr>
+        <w:t>Читання та первинна фільтрація (</w:t>
+      </w:r>
+      <w:proofErr w:type="spellStart"/>
+      <w:r>
+        <w:rPr>
+          <w:rFonts w:ascii="Times New Roman" w:hAnsi="Times New Roman" w:cs="Times New Roman"/>
+          <w:b/>
+          <w:bCs/>
+          <w:sz w:val="28"/>
+          <w:szCs w:val="28"/>
+        </w:rPr>
+        <w:t>Predicate</w:t>
+      </w:r>
+      <w:proofErr w:type="spellEnd"/>
+      <w:r>
+        <w:rPr>
+          <w:rFonts w:ascii="Times New Roman" w:hAnsi="Times New Roman" w:cs="Times New Roman"/>
+          <w:b/>
+          <w:bCs/>
+          <w:sz w:val="28"/>
+          <w:szCs w:val="28"/>
+        </w:rPr>
+        <w:t xml:space="preserve"> </w:t>
+      </w:r>
+      <w:proofErr w:type="spellStart"/>
+      <w:r>
+        <w:rPr>
+          <w:rFonts w:ascii="Times New Roman" w:hAnsi="Times New Roman" w:cs="Times New Roman"/>
+          <w:b/>
+          <w:bCs/>
+          <w:sz w:val="28"/>
+          <w:szCs w:val="28"/>
+        </w:rPr>
+        <w:t>Pushdown</w:t>
+      </w:r>
+      <w:proofErr w:type="spellEnd"/>
+      <w:r>
+        <w:rPr>
+          <w:rFonts w:ascii="Times New Roman" w:hAnsi="Times New Roman" w:cs="Times New Roman"/>
+          <w:b/>
+          <w:bCs/>
+          <w:sz w:val="28"/>
+          <w:szCs w:val="28"/>
+        </w:rPr>
+        <w:t>):</w:t>
+      </w:r>
+      <w:r>
+        <w:rPr>
+          <w:rFonts w:ascii="Times New Roman" w:hAnsi="Times New Roman" w:cs="Times New Roman"/>
+          <w:sz w:val="28"/>
+          <w:szCs w:val="28"/>
+        </w:rPr>
+        <w:t xml:space="preserve"> На етапі </w:t>
+      </w:r>
+      <w:proofErr w:type="spellStart"/>
+      <w:r>
+        <w:rPr>
+          <w:rFonts w:ascii="Times New Roman" w:hAnsi="Times New Roman" w:cs="Times New Roman"/>
+          <w:sz w:val="28"/>
+          <w:szCs w:val="28"/>
+        </w:rPr>
+        <w:t>FileScan</w:t>
+      </w:r>
+      <w:proofErr w:type="spellEnd"/>
+      <w:r>
+        <w:rPr>
+          <w:rFonts w:ascii="Times New Roman" w:hAnsi="Times New Roman" w:cs="Times New Roman"/>
+          <w:sz w:val="28"/>
+          <w:szCs w:val="28"/>
+        </w:rPr>
+        <w:t xml:space="preserve"> </w:t>
+      </w:r>
+      <w:proofErr w:type="spellStart"/>
+      <w:r>
+        <w:rPr>
+          <w:rFonts w:ascii="Times New Roman" w:hAnsi="Times New Roman" w:cs="Times New Roman"/>
+          <w:sz w:val="28"/>
+          <w:szCs w:val="28"/>
+        </w:rPr>
+        <w:t>csv</w:t>
+      </w:r>
+      <w:proofErr w:type="spellEnd"/>
+      <w:r>
+        <w:rPr>
+          <w:rFonts w:ascii="Times New Roman" w:hAnsi="Times New Roman" w:cs="Times New Roman"/>
+          <w:sz w:val="28"/>
+          <w:szCs w:val="28"/>
+        </w:rPr>
+        <w:t xml:space="preserve"> спостерігається використання </w:t>
+      </w:r>
+      <w:proofErr w:type="spellStart"/>
+      <w:r>
+        <w:rPr>
+          <w:rFonts w:ascii="Times New Roman" w:hAnsi="Times New Roman" w:cs="Times New Roman"/>
+          <w:sz w:val="28"/>
+          <w:szCs w:val="28"/>
+        </w:rPr>
+        <w:t>PushedFilters</w:t>
+      </w:r>
+      <w:proofErr w:type="spellEnd"/>
+      <w:r>
+        <w:rPr>
+          <w:rFonts w:ascii="Times New Roman" w:hAnsi="Times New Roman" w:cs="Times New Roman"/>
+          <w:sz w:val="28"/>
+          <w:szCs w:val="28"/>
+        </w:rPr>
+        <w:t>: [</w:t>
+      </w:r>
+      <w:proofErr w:type="spellStart"/>
+      <w:r>
+        <w:rPr>
+          <w:rFonts w:ascii="Times New Roman" w:hAnsi="Times New Roman" w:cs="Times New Roman"/>
+          <w:sz w:val="28"/>
+          <w:szCs w:val="28"/>
+        </w:rPr>
+        <w:t>IsNotNull</w:t>
+      </w:r>
+      <w:proofErr w:type="spellEnd"/>
+      <w:r>
+        <w:rPr>
+          <w:rFonts w:ascii="Times New Roman" w:hAnsi="Times New Roman" w:cs="Times New Roman"/>
+          <w:sz w:val="28"/>
+          <w:szCs w:val="28"/>
+        </w:rPr>
+        <w:t>(</w:t>
+      </w:r>
+      <w:proofErr w:type="spellStart"/>
+      <w:r>
+        <w:rPr>
+          <w:rFonts w:ascii="Times New Roman" w:hAnsi="Times New Roman" w:cs="Times New Roman"/>
+          <w:sz w:val="28"/>
+          <w:szCs w:val="28"/>
+        </w:rPr>
+        <w:t>tconst</w:t>
+      </w:r>
+      <w:proofErr w:type="spellEnd"/>
+      <w:r>
+        <w:rPr>
+          <w:rFonts w:ascii="Times New Roman" w:hAnsi="Times New Roman" w:cs="Times New Roman"/>
+          <w:sz w:val="28"/>
+          <w:szCs w:val="28"/>
+        </w:rPr>
+        <w:t xml:space="preserve">)]. Це свідчить про те, що </w:t>
+      </w:r>
+      <w:proofErr w:type="spellStart"/>
+      <w:r>
+        <w:rPr>
+          <w:rFonts w:ascii="Times New Roman" w:hAnsi="Times New Roman" w:cs="Times New Roman"/>
+          <w:sz w:val="28"/>
+          <w:szCs w:val="28"/>
+        </w:rPr>
+        <w:t>Spark</w:t>
+      </w:r>
+      <w:proofErr w:type="spellEnd"/>
+      <w:r>
+        <w:rPr>
+          <w:rFonts w:ascii="Times New Roman" w:hAnsi="Times New Roman" w:cs="Times New Roman"/>
+          <w:sz w:val="28"/>
+          <w:szCs w:val="28"/>
+        </w:rPr>
+        <w:t xml:space="preserve"> оптимізує читання, відкидаючи рядки з порожніми ключами ще на рівні зчитування з диска, що значно економить оперативну пам'ять.</w:t>
+      </w:r>
+    </w:p>
+    <w:p>
+      <w:pPr>
+        <w:numPr>
+          <w:ilvl w:val="0"/>
+          <w:numId w:val="12"/>
+        </w:numPr>
+        <w:jc w:val="both"/>
+        <w:rPr>
+          <w:rFonts w:ascii="Times New Roman" w:hAnsi="Times New Roman" w:cs="Times New Roman"/>
+          <w:sz w:val="28"/>
+          <w:szCs w:val="28"/>
+        </w:rPr>
+      </w:pPr>
+      <w:r>
+        <w:rPr>
+          <w:rFonts w:ascii="Times New Roman" w:hAnsi="Times New Roman" w:cs="Times New Roman"/>
+          <w:b/>
+          <w:bCs/>
+          <w:sz w:val="28"/>
+          <w:szCs w:val="28"/>
+        </w:rPr>
+        <w:t>Об'єднання даних (</w:t>
+      </w:r>
+      <w:proofErr w:type="spellStart"/>
+      <w:r>
+        <w:rPr>
+          <w:rFonts w:ascii="Times New Roman" w:hAnsi="Times New Roman" w:cs="Times New Roman"/>
+          <w:b/>
+          <w:bCs/>
+          <w:sz w:val="28"/>
+          <w:szCs w:val="28"/>
+        </w:rPr>
+        <w:t>Joins</w:t>
+      </w:r>
+      <w:proofErr w:type="spellEnd"/>
+      <w:r>
+        <w:rPr>
+          <w:rFonts w:ascii="Times New Roman" w:hAnsi="Times New Roman" w:cs="Times New Roman"/>
+          <w:b/>
+          <w:bCs/>
+          <w:sz w:val="28"/>
+          <w:szCs w:val="28"/>
+        </w:rPr>
+        <w:t>):</w:t>
+      </w:r>
+      <w:r>
+        <w:rPr>
+          <w:rFonts w:ascii="Times New Roman" w:hAnsi="Times New Roman" w:cs="Times New Roman"/>
+          <w:sz w:val="28"/>
+          <w:szCs w:val="28"/>
+        </w:rPr>
+        <w:t xml:space="preserve"> Для з'єднання великих таблиць оптимізатор обрав стратегію </w:t>
+      </w:r>
+      <w:proofErr w:type="spellStart"/>
+      <w:r>
+        <w:rPr>
+          <w:rFonts w:ascii="Times New Roman" w:hAnsi="Times New Roman" w:cs="Times New Roman"/>
+          <w:sz w:val="28"/>
+          <w:szCs w:val="28"/>
+        </w:rPr>
+        <w:t>SortMergeJoin</w:t>
+      </w:r>
+      <w:proofErr w:type="spellEnd"/>
+      <w:r>
+        <w:rPr>
+          <w:rFonts w:ascii="Times New Roman" w:hAnsi="Times New Roman" w:cs="Times New Roman"/>
+          <w:sz w:val="28"/>
+          <w:szCs w:val="28"/>
+        </w:rPr>
+        <w:t xml:space="preserve">. </w:t>
+      </w:r>
+      <w:proofErr w:type="spellStart"/>
+      <w:r>
+        <w:rPr>
+          <w:rFonts w:ascii="Times New Roman" w:hAnsi="Times New Roman" w:cs="Times New Roman"/>
+          <w:sz w:val="28"/>
+          <w:szCs w:val="28"/>
+        </w:rPr>
+        <w:t>Spark</w:t>
+      </w:r>
+      <w:proofErr w:type="spellEnd"/>
+      <w:r>
+        <w:rPr>
+          <w:rFonts w:ascii="Times New Roman" w:hAnsi="Times New Roman" w:cs="Times New Roman"/>
+          <w:sz w:val="28"/>
+          <w:szCs w:val="28"/>
+        </w:rPr>
+        <w:t xml:space="preserve"> спочатку сортує таблиці за ключем </w:t>
+      </w:r>
+      <w:proofErr w:type="spellStart"/>
+      <w:r>
+        <w:rPr>
+          <w:rFonts w:ascii="Times New Roman" w:hAnsi="Times New Roman" w:cs="Times New Roman"/>
+          <w:sz w:val="28"/>
+          <w:szCs w:val="28"/>
+        </w:rPr>
+        <w:t>tconst</w:t>
+      </w:r>
+      <w:proofErr w:type="spellEnd"/>
+      <w:r>
+        <w:rPr>
+          <w:rFonts w:ascii="Times New Roman" w:hAnsi="Times New Roman" w:cs="Times New Roman"/>
+          <w:sz w:val="28"/>
+          <w:szCs w:val="28"/>
+        </w:rPr>
+        <w:t xml:space="preserve"> (вузли </w:t>
+      </w:r>
+      <w:proofErr w:type="spellStart"/>
+      <w:r>
+        <w:rPr>
+          <w:rFonts w:ascii="Times New Roman" w:hAnsi="Times New Roman" w:cs="Times New Roman"/>
+          <w:sz w:val="28"/>
+          <w:szCs w:val="28"/>
+        </w:rPr>
+        <w:t>Sort</w:t>
+      </w:r>
+      <w:proofErr w:type="spellEnd"/>
+      <w:r>
+        <w:rPr>
+          <w:rFonts w:ascii="Times New Roman" w:hAnsi="Times New Roman" w:cs="Times New Roman"/>
+          <w:sz w:val="28"/>
+          <w:szCs w:val="28"/>
+        </w:rPr>
+        <w:t xml:space="preserve"> [</w:t>
+      </w:r>
+      <w:proofErr w:type="spellStart"/>
+      <w:r>
+        <w:rPr>
+          <w:rFonts w:ascii="Times New Roman" w:hAnsi="Times New Roman" w:cs="Times New Roman"/>
+          <w:sz w:val="28"/>
+          <w:szCs w:val="28"/>
+        </w:rPr>
+        <w:t>tconst</w:t>
+      </w:r>
+      <w:proofErr w:type="spellEnd"/>
+      <w:r>
+        <w:rPr>
+          <w:rFonts w:ascii="Times New Roman" w:hAnsi="Times New Roman" w:cs="Times New Roman"/>
+          <w:sz w:val="28"/>
+          <w:szCs w:val="28"/>
+        </w:rPr>
+        <w:t xml:space="preserve"> ASC]), а потім зливає їх.</w:t>
+      </w:r>
+    </w:p>
+    <w:p>
+      <w:pPr>
+        <w:numPr>
+          <w:ilvl w:val="0"/>
+          <w:numId w:val="12"/>
+        </w:numPr>
+        <w:jc w:val="both"/>
+        <w:rPr>
+          <w:rFonts w:ascii="Times New Roman" w:hAnsi="Times New Roman" w:cs="Times New Roman"/>
+          <w:sz w:val="28"/>
+          <w:szCs w:val="28"/>
+        </w:rPr>
+      </w:pPr>
+      <w:r>
+        <w:rPr>
+          <w:rFonts w:ascii="Times New Roman" w:hAnsi="Times New Roman" w:cs="Times New Roman"/>
+          <w:b/>
+          <w:bCs/>
+          <w:sz w:val="28"/>
+          <w:szCs w:val="28"/>
+        </w:rPr>
+        <w:t>Агрегація та перемішування даних (</w:t>
+      </w:r>
+      <w:proofErr w:type="spellStart"/>
+      <w:r>
+        <w:rPr>
+          <w:rFonts w:ascii="Times New Roman" w:hAnsi="Times New Roman" w:cs="Times New Roman"/>
+          <w:b/>
+          <w:bCs/>
+          <w:sz w:val="28"/>
+          <w:szCs w:val="28"/>
+        </w:rPr>
+        <w:t>Shuffle</w:t>
+      </w:r>
+      <w:proofErr w:type="spellEnd"/>
+      <w:r>
+        <w:rPr>
+          <w:rFonts w:ascii="Times New Roman" w:hAnsi="Times New Roman" w:cs="Times New Roman"/>
+          <w:b/>
+          <w:bCs/>
+          <w:sz w:val="28"/>
+          <w:szCs w:val="28"/>
+        </w:rPr>
+        <w:t>/Exchange):</w:t>
+      </w:r>
+      <w:r>
+        <w:rPr>
+          <w:rFonts w:ascii="Times New Roman" w:hAnsi="Times New Roman" w:cs="Times New Roman"/>
+          <w:sz w:val="28"/>
+          <w:szCs w:val="28"/>
+        </w:rPr>
+        <w:t xml:space="preserve"> Під час виконання операцій </w:t>
+      </w:r>
+      <w:proofErr w:type="spellStart"/>
+      <w:r>
+        <w:rPr>
+          <w:rFonts w:ascii="Times New Roman" w:hAnsi="Times New Roman" w:cs="Times New Roman"/>
+          <w:sz w:val="28"/>
+          <w:szCs w:val="28"/>
+        </w:rPr>
+        <w:t>groupBy</w:t>
+      </w:r>
+      <w:proofErr w:type="spellEnd"/>
+      <w:r>
+        <w:rPr>
+          <w:rFonts w:ascii="Times New Roman" w:hAnsi="Times New Roman" w:cs="Times New Roman"/>
+          <w:sz w:val="28"/>
+          <w:szCs w:val="28"/>
+        </w:rPr>
+        <w:t xml:space="preserve"> у дереві плану з'являються вузли </w:t>
+      </w:r>
+      <w:proofErr w:type="spellStart"/>
+      <w:r>
+        <w:rPr>
+          <w:rFonts w:ascii="Times New Roman" w:hAnsi="Times New Roman" w:cs="Times New Roman"/>
+          <w:sz w:val="28"/>
+          <w:szCs w:val="28"/>
+        </w:rPr>
+        <w:t>HashAggregate</w:t>
+      </w:r>
+      <w:proofErr w:type="spellEnd"/>
+      <w:r>
+        <w:rPr>
+          <w:rFonts w:ascii="Times New Roman" w:hAnsi="Times New Roman" w:cs="Times New Roman"/>
+          <w:sz w:val="28"/>
+          <w:szCs w:val="28"/>
+        </w:rPr>
+        <w:t xml:space="preserve"> та Exchange </w:t>
+      </w:r>
+      <w:proofErr w:type="spellStart"/>
+      <w:r>
+        <w:rPr>
+          <w:rFonts w:ascii="Times New Roman" w:hAnsi="Times New Roman" w:cs="Times New Roman"/>
+          <w:sz w:val="28"/>
+          <w:szCs w:val="28"/>
+        </w:rPr>
+        <w:t>hashpartitioning</w:t>
+      </w:r>
+      <w:proofErr w:type="spellEnd"/>
+      <w:r>
+        <w:rPr>
+          <w:rFonts w:ascii="Times New Roman" w:hAnsi="Times New Roman" w:cs="Times New Roman"/>
+          <w:sz w:val="28"/>
+          <w:szCs w:val="28"/>
+        </w:rPr>
+        <w:t xml:space="preserve">. Це означає, що </w:t>
+      </w:r>
+      <w:proofErr w:type="spellStart"/>
+      <w:r>
+        <w:rPr>
+          <w:rFonts w:ascii="Times New Roman" w:hAnsi="Times New Roman" w:cs="Times New Roman"/>
+          <w:sz w:val="28"/>
+          <w:szCs w:val="28"/>
+        </w:rPr>
+        <w:t>Spark</w:t>
+      </w:r>
+      <w:proofErr w:type="spellEnd"/>
+      <w:r>
+        <w:rPr>
+          <w:rFonts w:ascii="Times New Roman" w:hAnsi="Times New Roman" w:cs="Times New Roman"/>
+          <w:sz w:val="28"/>
+          <w:szCs w:val="28"/>
+        </w:rPr>
+        <w:t xml:space="preserve"> виконує операцію </w:t>
+      </w:r>
+      <w:proofErr w:type="spellStart"/>
+      <w:r>
+        <w:rPr>
+          <w:rFonts w:ascii="Times New Roman" w:hAnsi="Times New Roman" w:cs="Times New Roman"/>
+          <w:sz w:val="28"/>
+          <w:szCs w:val="28"/>
+        </w:rPr>
+        <w:t>Shuffle</w:t>
+      </w:r>
+      <w:proofErr w:type="spellEnd"/>
+      <w:r>
+        <w:rPr>
+          <w:rFonts w:ascii="Times New Roman" w:hAnsi="Times New Roman" w:cs="Times New Roman"/>
+          <w:sz w:val="28"/>
+          <w:szCs w:val="28"/>
+        </w:rPr>
+        <w:t xml:space="preserve"> </w:t>
+      </w:r>
+      <w:r>
+        <w:rPr>
+          <w:rFonts w:ascii="Times New Roman" w:hAnsi="Times New Roman" w:cs="Times New Roman"/>
+          <w:sz w:val="28"/>
+          <w:szCs w:val="28"/>
+        </w:rPr>
+        <w:t>–</w:t>
+      </w:r>
+      <w:r>
+        <w:rPr>
+          <w:rFonts w:ascii="Times New Roman" w:hAnsi="Times New Roman" w:cs="Times New Roman"/>
+          <w:sz w:val="28"/>
+          <w:szCs w:val="28"/>
+        </w:rPr>
+        <w:t xml:space="preserve"> перерозподіляє дані між </w:t>
+      </w:r>
+      <w:proofErr w:type="spellStart"/>
+      <w:r>
+        <w:rPr>
+          <w:rFonts w:ascii="Times New Roman" w:hAnsi="Times New Roman" w:cs="Times New Roman"/>
+          <w:sz w:val="28"/>
+          <w:szCs w:val="28"/>
+        </w:rPr>
+        <w:t>партиціями</w:t>
+      </w:r>
+      <w:proofErr w:type="spellEnd"/>
+      <w:r>
+        <w:rPr>
+          <w:rFonts w:ascii="Times New Roman" w:hAnsi="Times New Roman" w:cs="Times New Roman"/>
+          <w:sz w:val="28"/>
+          <w:szCs w:val="28"/>
+        </w:rPr>
+        <w:t xml:space="preserve"> для групування однакових ключів.</w:t>
+      </w:r>
+    </w:p>
+    <w:p>
+      <w:pPr>
+        <w:numPr>
+          <w:ilvl w:val="0"/>
+          <w:numId w:val="12"/>
+        </w:numPr>
+        <w:jc w:val="both"/>
+        <w:rPr>
+          <w:rFonts w:ascii="Times New Roman" w:hAnsi="Times New Roman" w:cs="Times New Roman"/>
+          <w:sz w:val="28"/>
+          <w:szCs w:val="28"/>
+        </w:rPr>
+      </w:pPr>
+      <w:r>
+        <w:rPr>
+          <w:rFonts w:ascii="Times New Roman" w:hAnsi="Times New Roman" w:cs="Times New Roman"/>
+          <w:b/>
+          <w:bCs/>
+          <w:sz w:val="28"/>
+          <w:szCs w:val="28"/>
+        </w:rPr>
+        <w:lastRenderedPageBreak/>
+        <w:t>Віконні функції (</w:t>
+      </w:r>
+      <w:proofErr w:type="spellStart"/>
+      <w:r>
+        <w:rPr>
+          <w:rFonts w:ascii="Times New Roman" w:hAnsi="Times New Roman" w:cs="Times New Roman"/>
+          <w:b/>
+          <w:bCs/>
+          <w:sz w:val="28"/>
+          <w:szCs w:val="28"/>
+        </w:rPr>
+        <w:t>Windowing</w:t>
+      </w:r>
+      <w:proofErr w:type="spellEnd"/>
+      <w:r>
+        <w:rPr>
+          <w:rFonts w:ascii="Times New Roman" w:hAnsi="Times New Roman" w:cs="Times New Roman"/>
+          <w:b/>
+          <w:bCs/>
+          <w:sz w:val="28"/>
+          <w:szCs w:val="28"/>
+        </w:rPr>
+        <w:t>):</w:t>
+      </w:r>
+      <w:r>
+        <w:rPr>
+          <w:rFonts w:ascii="Times New Roman" w:hAnsi="Times New Roman" w:cs="Times New Roman"/>
+          <w:sz w:val="28"/>
+          <w:szCs w:val="28"/>
+        </w:rPr>
+        <w:t xml:space="preserve"> Для складних аналітичних запитів (Питання 3 та 5) оптимізатор використовує вузол </w:t>
+      </w:r>
+      <w:proofErr w:type="spellStart"/>
+      <w:r>
+        <w:rPr>
+          <w:rFonts w:ascii="Times New Roman" w:hAnsi="Times New Roman" w:cs="Times New Roman"/>
+          <w:sz w:val="28"/>
+          <w:szCs w:val="28"/>
+        </w:rPr>
+        <w:t>Window</w:t>
+      </w:r>
+      <w:proofErr w:type="spellEnd"/>
+      <w:r>
+        <w:rPr>
+          <w:rFonts w:ascii="Times New Roman" w:hAnsi="Times New Roman" w:cs="Times New Roman"/>
+          <w:sz w:val="28"/>
+          <w:szCs w:val="28"/>
+        </w:rPr>
+        <w:t xml:space="preserve">, якому обов'язково передує </w:t>
+      </w:r>
+      <w:proofErr w:type="spellStart"/>
+      <w:r>
+        <w:rPr>
+          <w:rFonts w:ascii="Times New Roman" w:hAnsi="Times New Roman" w:cs="Times New Roman"/>
+          <w:sz w:val="28"/>
+          <w:szCs w:val="28"/>
+        </w:rPr>
+        <w:t>Sort</w:t>
+      </w:r>
+      <w:proofErr w:type="spellEnd"/>
+      <w:r>
+        <w:rPr>
+          <w:rFonts w:ascii="Times New Roman" w:hAnsi="Times New Roman" w:cs="Times New Roman"/>
+          <w:sz w:val="28"/>
+          <w:szCs w:val="28"/>
+        </w:rPr>
+        <w:t xml:space="preserve"> (сортування за </w:t>
+      </w:r>
+      <w:proofErr w:type="spellStart"/>
+      <w:r>
+        <w:rPr>
+          <w:rFonts w:ascii="Times New Roman" w:hAnsi="Times New Roman" w:cs="Times New Roman"/>
+          <w:sz w:val="28"/>
+          <w:szCs w:val="28"/>
+        </w:rPr>
+        <w:t>партицією</w:t>
+      </w:r>
+      <w:proofErr w:type="spellEnd"/>
+      <w:r>
+        <w:rPr>
+          <w:rFonts w:ascii="Times New Roman" w:hAnsi="Times New Roman" w:cs="Times New Roman"/>
+          <w:sz w:val="28"/>
+          <w:szCs w:val="28"/>
+        </w:rPr>
+        <w:t xml:space="preserve">, наприклад, роком) та </w:t>
+      </w:r>
+      <w:proofErr w:type="spellStart"/>
+      <w:r>
+        <w:rPr>
+          <w:rFonts w:ascii="Times New Roman" w:hAnsi="Times New Roman" w:cs="Times New Roman"/>
+          <w:sz w:val="28"/>
+          <w:szCs w:val="28"/>
+        </w:rPr>
+        <w:t>WindowGroupLimit</w:t>
+      </w:r>
+      <w:proofErr w:type="spellEnd"/>
+      <w:r>
+        <w:rPr>
+          <w:rFonts w:ascii="Times New Roman" w:hAnsi="Times New Roman" w:cs="Times New Roman"/>
+          <w:sz w:val="28"/>
+          <w:szCs w:val="28"/>
+        </w:rPr>
+        <w:t>.</w:t>
+      </w:r>
+    </w:p>
+    <w:p>
+      <w:pPr>
+        <w:jc w:val="both"/>
+        <w:rPr>
+          <w:rFonts w:ascii="Times New Roman" w:hAnsi="Times New Roman" w:cs="Times New Roman"/>
+          <w:sz w:val="28"/>
+          <w:szCs w:val="28"/>
+          <w:lang w:val="ru-UA"/>
+        </w:rPr>
+      </w:pPr>
+    </w:p>
+    <w:p>
+      <w:pPr>
+        <w:ind w:firstLine="709"/>
+        <w:jc w:val="both"/>
+        <w:rPr>
+          <w:rFonts w:ascii="Times New Roman" w:hAnsi="Times New Roman" w:cs="Times New Roman"/>
+          <w:sz w:val="28"/>
+          <w:szCs w:val="28"/>
+          <w:lang w:val="ru-UA"/>
+        </w:rPr>
+      </w:pPr>
+      <w:proofErr w:type="spellStart"/>
+      <w:r>
+        <w:rPr>
+          <w:rFonts w:ascii="Times New Roman" w:hAnsi="Times New Roman" w:cs="Times New Roman"/>
+          <w:sz w:val="28"/>
+          <w:szCs w:val="28"/>
+          <w:lang w:val="ru-UA"/>
+        </w:rPr>
+        <w:t>Висновок</w:t>
+      </w:r>
+      <w:proofErr w:type="spellEnd"/>
+      <w:r>
+        <w:rPr>
+          <w:rFonts w:ascii="Times New Roman" w:hAnsi="Times New Roman" w:cs="Times New Roman"/>
+          <w:sz w:val="28"/>
+          <w:szCs w:val="28"/>
+          <w:lang w:val="ru-UA"/>
+        </w:rPr>
+        <w:t>:</w:t>
+      </w:r>
+    </w:p>
+    <w:p>
+      <w:pPr>
+        <w:ind w:firstLine="709"/>
+        <w:jc w:val="both"/>
+        <w:rPr>
+          <w:rFonts w:ascii="Times New Roman" w:hAnsi="Times New Roman" w:cs="Times New Roman"/>
+          <w:sz w:val="28"/>
+          <w:szCs w:val="28"/>
+          <w:lang w:val="ru-UA"/>
+        </w:rPr>
+      </w:pPr>
+    </w:p>
+    <w:p>
+      <w:pPr>
+        <w:ind w:firstLine="709"/>
+        <w:jc w:val="both"/>
+        <w:rPr>
+          <w:rFonts w:ascii="Times New Roman" w:hAnsi="Times New Roman" w:cs="Times New Roman"/>
+          <w:sz w:val="28"/>
+          <w:szCs w:val="28"/>
+        </w:rPr>
+      </w:pPr>
+      <w:r>
+        <w:rPr>
+          <w:rFonts w:ascii="Times New Roman" w:hAnsi="Times New Roman" w:cs="Times New Roman"/>
+          <w:sz w:val="28"/>
+          <w:szCs w:val="28"/>
+        </w:rPr>
+        <w:t xml:space="preserve">Під час виконання </w:t>
+      </w:r>
+      <w:proofErr w:type="spellStart"/>
+      <w:r>
+        <w:rPr>
+          <w:rFonts w:ascii="Times New Roman" w:hAnsi="Times New Roman" w:cs="Times New Roman"/>
+          <w:sz w:val="28"/>
+          <w:szCs w:val="28"/>
+          <w:lang w:val="ru-UA"/>
+        </w:rPr>
+        <w:t>проєкту</w:t>
+      </w:r>
+      <w:proofErr w:type="spellEnd"/>
+      <w:r>
+        <w:rPr>
+          <w:rFonts w:ascii="Times New Roman" w:hAnsi="Times New Roman" w:cs="Times New Roman"/>
+          <w:sz w:val="28"/>
+          <w:szCs w:val="28"/>
+        </w:rPr>
+        <w:t xml:space="preserve"> було успішно набуто практичних навичок роботи з фреймворком </w:t>
+      </w:r>
+      <w:proofErr w:type="spellStart"/>
+      <w:r>
+        <w:rPr>
+          <w:rFonts w:ascii="Times New Roman" w:hAnsi="Times New Roman" w:cs="Times New Roman"/>
+          <w:sz w:val="28"/>
+          <w:szCs w:val="28"/>
+        </w:rPr>
+        <w:t>Apache</w:t>
+      </w:r>
+      <w:proofErr w:type="spellEnd"/>
+      <w:r>
+        <w:rPr>
+          <w:rFonts w:ascii="Times New Roman" w:hAnsi="Times New Roman" w:cs="Times New Roman"/>
+          <w:sz w:val="28"/>
+          <w:szCs w:val="28"/>
+        </w:rPr>
+        <w:t xml:space="preserve"> </w:t>
+      </w:r>
+      <w:proofErr w:type="spellStart"/>
+      <w:r>
+        <w:rPr>
+          <w:rFonts w:ascii="Times New Roman" w:hAnsi="Times New Roman" w:cs="Times New Roman"/>
+          <w:sz w:val="28"/>
+          <w:szCs w:val="28"/>
+        </w:rPr>
+        <w:t>Spark</w:t>
+      </w:r>
+      <w:proofErr w:type="spellEnd"/>
+      <w:r>
+        <w:rPr>
+          <w:rFonts w:ascii="Times New Roman" w:hAnsi="Times New Roman" w:cs="Times New Roman"/>
+          <w:sz w:val="28"/>
+          <w:szCs w:val="28"/>
+        </w:rPr>
+        <w:t xml:space="preserve">. Розгорнуто локальне ізольоване середовище за допомогою </w:t>
+      </w:r>
+      <w:proofErr w:type="spellStart"/>
+      <w:r>
+        <w:rPr>
+          <w:rFonts w:ascii="Times New Roman" w:hAnsi="Times New Roman" w:cs="Times New Roman"/>
+          <w:sz w:val="28"/>
+          <w:szCs w:val="28"/>
+        </w:rPr>
+        <w:t>Docker</w:t>
+      </w:r>
+      <w:proofErr w:type="spellEnd"/>
+      <w:r>
+        <w:rPr>
+          <w:rFonts w:ascii="Times New Roman" w:hAnsi="Times New Roman" w:cs="Times New Roman"/>
+          <w:sz w:val="28"/>
+          <w:szCs w:val="28"/>
+        </w:rPr>
+        <w:t xml:space="preserve">. Налаштовано процес командної розробки з використанням </w:t>
+      </w:r>
+      <w:proofErr w:type="spellStart"/>
+      <w:r>
+        <w:rPr>
+          <w:rFonts w:ascii="Times New Roman" w:hAnsi="Times New Roman" w:cs="Times New Roman"/>
+          <w:sz w:val="28"/>
+          <w:szCs w:val="28"/>
+        </w:rPr>
+        <w:t>Git</w:t>
+      </w:r>
+      <w:proofErr w:type="spellEnd"/>
+      <w:r>
+        <w:rPr>
+          <w:rFonts w:ascii="Times New Roman" w:hAnsi="Times New Roman" w:cs="Times New Roman"/>
+          <w:sz w:val="28"/>
+          <w:szCs w:val="28"/>
+        </w:rPr>
+        <w:t xml:space="preserve"> (робота в гілці </w:t>
+      </w:r>
+      <w:proofErr w:type="spellStart"/>
+      <w:r>
+        <w:rPr>
+          <w:rFonts w:ascii="Times New Roman" w:hAnsi="Times New Roman" w:cs="Times New Roman"/>
+          <w:sz w:val="28"/>
+          <w:szCs w:val="28"/>
+        </w:rPr>
+        <w:t>develop</w:t>
+      </w:r>
+      <w:proofErr w:type="spellEnd"/>
+      <w:r>
+        <w:rPr>
+          <w:rFonts w:ascii="Times New Roman" w:hAnsi="Times New Roman" w:cs="Times New Roman"/>
+          <w:sz w:val="28"/>
+          <w:szCs w:val="28"/>
+        </w:rPr>
+        <w:t xml:space="preserve"> з подальшим злиттям у </w:t>
+      </w:r>
+      <w:proofErr w:type="spellStart"/>
+      <w:r>
+        <w:rPr>
+          <w:rFonts w:ascii="Times New Roman" w:hAnsi="Times New Roman" w:cs="Times New Roman"/>
+          <w:sz w:val="28"/>
+          <w:szCs w:val="28"/>
+        </w:rPr>
+        <w:t>main</w:t>
+      </w:r>
+      <w:proofErr w:type="spellEnd"/>
+      <w:r>
+        <w:rPr>
+          <w:rFonts w:ascii="Times New Roman" w:hAnsi="Times New Roman" w:cs="Times New Roman"/>
+          <w:sz w:val="28"/>
+          <w:szCs w:val="28"/>
+        </w:rPr>
+        <w:t>).</w:t>
+      </w:r>
+    </w:p>
+    <w:p>
+      <w:pPr>
+        <w:ind w:firstLine="709"/>
+        <w:jc w:val="both"/>
+        <w:rPr>
+          <w:rFonts w:ascii="Times New Roman" w:hAnsi="Times New Roman" w:cs="Times New Roman"/>
+          <w:sz w:val="28"/>
+          <w:szCs w:val="28"/>
+        </w:rPr>
+      </w:pPr>
+      <w:r>
+        <w:rPr>
+          <w:rFonts w:ascii="Times New Roman" w:hAnsi="Times New Roman" w:cs="Times New Roman"/>
+          <w:sz w:val="28"/>
+          <w:szCs w:val="28"/>
+        </w:rPr>
+        <w:t xml:space="preserve">Проведено повний цикл обробки Великих даних (на базі </w:t>
+      </w:r>
+      <w:proofErr w:type="spellStart"/>
+      <w:r>
+        <w:rPr>
+          <w:rFonts w:ascii="Times New Roman" w:hAnsi="Times New Roman" w:cs="Times New Roman"/>
+          <w:sz w:val="28"/>
+          <w:szCs w:val="28"/>
+        </w:rPr>
+        <w:t>датасету</w:t>
+      </w:r>
+      <w:proofErr w:type="spellEnd"/>
+      <w:r>
+        <w:rPr>
+          <w:rFonts w:ascii="Times New Roman" w:hAnsi="Times New Roman" w:cs="Times New Roman"/>
+          <w:sz w:val="28"/>
+          <w:szCs w:val="28"/>
+        </w:rPr>
+        <w:t xml:space="preserve"> IMDB, що містить понад 12 млн записів): від видобування та очищення даних до виконання складних SQL-трансформацій (</w:t>
+      </w:r>
+      <w:proofErr w:type="spellStart"/>
+      <w:r>
+        <w:rPr>
+          <w:rFonts w:ascii="Times New Roman" w:hAnsi="Times New Roman" w:cs="Times New Roman"/>
+          <w:sz w:val="28"/>
+          <w:szCs w:val="28"/>
+        </w:rPr>
+        <w:t>Join</w:t>
+      </w:r>
+      <w:proofErr w:type="spellEnd"/>
+      <w:r>
+        <w:rPr>
+          <w:rFonts w:ascii="Times New Roman" w:hAnsi="Times New Roman" w:cs="Times New Roman"/>
+          <w:sz w:val="28"/>
+          <w:szCs w:val="28"/>
+        </w:rPr>
+        <w:t xml:space="preserve">, </w:t>
+      </w:r>
+      <w:proofErr w:type="spellStart"/>
+      <w:r>
+        <w:rPr>
+          <w:rFonts w:ascii="Times New Roman" w:hAnsi="Times New Roman" w:cs="Times New Roman"/>
+          <w:sz w:val="28"/>
+          <w:szCs w:val="28"/>
+        </w:rPr>
+        <w:t>GroupBy</w:t>
+      </w:r>
+      <w:proofErr w:type="spellEnd"/>
+      <w:r>
+        <w:rPr>
+          <w:rFonts w:ascii="Times New Roman" w:hAnsi="Times New Roman" w:cs="Times New Roman"/>
+          <w:sz w:val="28"/>
+          <w:szCs w:val="28"/>
+        </w:rPr>
+        <w:t xml:space="preserve">, </w:t>
+      </w:r>
+      <w:proofErr w:type="spellStart"/>
+      <w:r>
+        <w:rPr>
+          <w:rFonts w:ascii="Times New Roman" w:hAnsi="Times New Roman" w:cs="Times New Roman"/>
+          <w:sz w:val="28"/>
+          <w:szCs w:val="28"/>
+        </w:rPr>
+        <w:t>Window</w:t>
+      </w:r>
+      <w:proofErr w:type="spellEnd"/>
+      <w:r>
+        <w:rPr>
+          <w:rFonts w:ascii="Times New Roman" w:hAnsi="Times New Roman" w:cs="Times New Roman"/>
+          <w:sz w:val="28"/>
+          <w:szCs w:val="28"/>
+        </w:rPr>
+        <w:t xml:space="preserve"> </w:t>
+      </w:r>
+      <w:proofErr w:type="spellStart"/>
+      <w:r>
+        <w:rPr>
+          <w:rFonts w:ascii="Times New Roman" w:hAnsi="Times New Roman" w:cs="Times New Roman"/>
+          <w:sz w:val="28"/>
+          <w:szCs w:val="28"/>
+        </w:rPr>
+        <w:t>Functions</w:t>
+      </w:r>
+      <w:proofErr w:type="spellEnd"/>
+      <w:r>
+        <w:rPr>
+          <w:rFonts w:ascii="Times New Roman" w:hAnsi="Times New Roman" w:cs="Times New Roman"/>
+          <w:sz w:val="28"/>
+          <w:szCs w:val="28"/>
+        </w:rPr>
+        <w:t xml:space="preserve">) та експорту результатів у формат CSV. Роботу оптимізатора </w:t>
+      </w:r>
+      <w:proofErr w:type="spellStart"/>
+      <w:r>
+        <w:rPr>
+          <w:rFonts w:ascii="Times New Roman" w:hAnsi="Times New Roman" w:cs="Times New Roman"/>
+          <w:sz w:val="28"/>
+          <w:szCs w:val="28"/>
+        </w:rPr>
+        <w:t>Spark</w:t>
+      </w:r>
+      <w:proofErr w:type="spellEnd"/>
+      <w:r>
+        <w:rPr>
+          <w:rFonts w:ascii="Times New Roman" w:hAnsi="Times New Roman" w:cs="Times New Roman"/>
+          <w:sz w:val="28"/>
+          <w:szCs w:val="28"/>
+        </w:rPr>
+        <w:t xml:space="preserve"> </w:t>
+      </w:r>
+      <w:proofErr w:type="spellStart"/>
+      <w:r>
+        <w:rPr>
+          <w:rFonts w:ascii="Times New Roman" w:hAnsi="Times New Roman" w:cs="Times New Roman"/>
+          <w:sz w:val="28"/>
+          <w:szCs w:val="28"/>
+        </w:rPr>
+        <w:t>Catalyst</w:t>
+      </w:r>
+      <w:proofErr w:type="spellEnd"/>
+      <w:r>
+        <w:rPr>
+          <w:rFonts w:ascii="Times New Roman" w:hAnsi="Times New Roman" w:cs="Times New Roman"/>
+          <w:sz w:val="28"/>
+          <w:szCs w:val="28"/>
+        </w:rPr>
+        <w:t xml:space="preserve"> досліджено за допомогою аналізу фізичних планів виконання. Мета </w:t>
+      </w:r>
+      <w:r>
+        <w:rPr>
+          <w:rFonts w:ascii="Times New Roman" w:hAnsi="Times New Roman" w:cs="Times New Roman"/>
+          <w:sz w:val="28"/>
+          <w:szCs w:val="28"/>
+        </w:rPr>
+        <w:t>проєкту була</w:t>
+      </w:r>
+      <w:r>
+        <w:rPr>
+          <w:rFonts w:ascii="Times New Roman" w:hAnsi="Times New Roman" w:cs="Times New Roman"/>
+          <w:sz w:val="28"/>
+          <w:szCs w:val="28"/>
+        </w:rPr>
+        <w:t xml:space="preserve"> досягнута в повному обсязі.</w:t>
+      </w:r>
+    </w:p>
+    <w:p>
+      <w:pPr>
+        <w:ind w:firstLine="709"/>
+        <w:jc w:val="both"/>
+        <w:rPr>
+          <w:rFonts w:ascii="Times New Roman" w:hAnsi="Times New Roman" w:cs="Times New Roman"/>
+          <w:sz w:val="28"/>
+          <w:szCs w:val="28"/>
+          <w:lang w:val="ru-UA"/>
+        </w:rPr>
+      </w:pPr>
     </w:p>
     <w:sectPr>
       <w:pgSz w:w="11906" w:h="16838"/>
@@ -3994,9 +9946,235 @@
 <file path=word/numbering.xml><?xml version="1.0" encoding="utf-8"?>
 <w:numbering xmlns:wpc="http://schemas.microsoft.com/office/word/2010/wordprocessingCanvas" xmlns:cx="http://schemas.microsoft.com/office/drawing/2014/chartex" xmlns:cx1="http://schemas.microsoft.com/office/drawing/2015/9/8/chartex" xmlns:cx2="http://schemas.microsoft.com/office/drawing/2015/10/21/chartex" xmlns:cx3="http://schemas.microsoft.com/office/drawing/2016/5/9/chartex" xmlns:cx4="http://schemas.microsoft.com/office/drawing/2016/5/10/chartex" xmlns:cx5="http://schemas.microsoft.com/office/drawing/2016/5/11/chartex" xmlns:cx6="http://schemas.microsoft.com/office/drawing/2016/5/12/chartex" xmlns:cx7="http://schemas.microsoft.com/office/drawing/2016/5/13/chartex" xmlns:cx8="http://schemas.microsoft.com/office/drawing/2016/5/14/chartex" xmlns:mc="http://schemas.openxmlformats.org/markup-compatibility/2006" xmlns:aink="http://schemas.microsoft.com/office/drawing/2016/ink" xmlns:am3d="http://schemas.microsoft.com/office/drawing/2017/model3d" xmlns:o="urn:schemas-microsoft-com:office:office" xmlns:oel="http://schemas.microsoft.com/office/2019/extlst" xmlns:r="http://schemas.openxmlformats.org/officeDocument/2006/relationships" xmlns:m="http://schemas.openxmlformats.org/officeDocument/2006/math" xmlns:v="urn:schemas-microsoft-com:vml" xmlns:wp14="http://schemas.microsoft.com/office/word/2010/wordprocessingDrawing" xmlns:wp="http://schemas.openxmlformats.org/drawingml/2006/wordprocessingDrawing" xmlns:w10="urn:schemas-microsoft-com:office:word" xmlns:w="http://schemas.openxmlformats.org/wordprocessingml/2006/main" xmlns:w14="http://schemas.microsoft.com/office/word/2010/wordml" xmlns:w15="http://schemas.microsoft.com/office/word/2012/wordml" xmlns:w16cex="http://schemas.microsoft.com/office/word/2018/wordml/cex" xmlns:w16cid="http://schemas.microsoft.com/office/word/2016/wordml/cid" xmlns:w16="http://schemas.microsoft.com/office/word/2018/wordml" xmlns:w16du="http://schemas.microsoft.com/office/word/2023/wordml/word16du" xmlns:w16sdtdh="http://schemas.microsoft.com/office/word/2020/wordml/sdtdatahash" xmlns:w16sdtfl="http://schemas.microsoft.com/office/word/2024/wordml/sdtformatlock" xmlns:w16se="http://schemas.microsoft.com/office/word/2015/wordml/symex" xmlns:wpg="http://schemas.microsoft.com/office/word/2010/wordprocessingGroup" xmlns:wpi="http://schemas.microsoft.com/office/word/2010/wordprocessingInk" xmlns:wne="http://schemas.microsoft.com/office/word/2006/wordml" xmlns:wps="http://schemas.microsoft.com/office/word/2010/wordprocessingShape" mc:Ignorable="w14 w15 w16se w16cid w16 w16cex w16sdtdh w16sdtfl w16du wp14">
   <w:abstractNum w:abstractNumId="0" w15:restartNumberingAfterBreak="0">
-    <w:nsid w:val="392F76CA"/>
+    <w:nsid w:val="18080DFF"/>
+    <w:multiLevelType w:val="hybridMultilevel"/>
+    <w:tmpl w:val="4140C2C2"/>
+    <w:lvl w:ilvl="0" w:tplc="04220001">
+      <w:start w:val="1"/>
+      <w:numFmt w:val="bullet"/>
+      <w:lvlText w:val=""/>
+      <w:lvlJc w:val="left"/>
+      <w:pPr>
+        <w:ind w:left="1429" w:hanging="360"/>
+      </w:pPr>
+      <w:rPr>
+        <w:rFonts w:ascii="Symbol" w:hAnsi="Symbol" w:hint="default"/>
+      </w:rPr>
+    </w:lvl>
+    <w:lvl w:ilvl="1" w:tplc="04220003" w:tentative="1">
+      <w:start w:val="1"/>
+      <w:numFmt w:val="bullet"/>
+      <w:lvlText w:val="o"/>
+      <w:lvlJc w:val="left"/>
+      <w:pPr>
+        <w:ind w:left="2149" w:hanging="360"/>
+      </w:pPr>
+      <w:rPr>
+        <w:rFonts w:ascii="Courier New" w:hAnsi="Courier New" w:cs="Courier New" w:hint="default"/>
+      </w:rPr>
+    </w:lvl>
+    <w:lvl w:ilvl="2" w:tplc="04220005" w:tentative="1">
+      <w:start w:val="1"/>
+      <w:numFmt w:val="bullet"/>
+      <w:lvlText w:val=""/>
+      <w:lvlJc w:val="left"/>
+      <w:pPr>
+        <w:ind w:left="2869" w:hanging="360"/>
+      </w:pPr>
+      <w:rPr>
+        <w:rFonts w:ascii="Wingdings" w:hAnsi="Wingdings" w:hint="default"/>
+      </w:rPr>
+    </w:lvl>
+    <w:lvl w:ilvl="3" w:tplc="04220001" w:tentative="1">
+      <w:start w:val="1"/>
+      <w:numFmt w:val="bullet"/>
+      <w:lvlText w:val=""/>
+      <w:lvlJc w:val="left"/>
+      <w:pPr>
+        <w:ind w:left="3589" w:hanging="360"/>
+      </w:pPr>
+      <w:rPr>
+        <w:rFonts w:ascii="Symbol" w:hAnsi="Symbol" w:hint="default"/>
+      </w:rPr>
+    </w:lvl>
+    <w:lvl w:ilvl="4" w:tplc="04220003" w:tentative="1">
+      <w:start w:val="1"/>
+      <w:numFmt w:val="bullet"/>
+      <w:lvlText w:val="o"/>
+      <w:lvlJc w:val="left"/>
+      <w:pPr>
+        <w:ind w:left="4309" w:hanging="360"/>
+      </w:pPr>
+      <w:rPr>
+        <w:rFonts w:ascii="Courier New" w:hAnsi="Courier New" w:cs="Courier New" w:hint="default"/>
+      </w:rPr>
+    </w:lvl>
+    <w:lvl w:ilvl="5" w:tplc="04220005" w:tentative="1">
+      <w:start w:val="1"/>
+      <w:numFmt w:val="bullet"/>
+      <w:lvlText w:val=""/>
+      <w:lvlJc w:val="left"/>
+      <w:pPr>
+        <w:ind w:left="5029" w:hanging="360"/>
+      </w:pPr>
+      <w:rPr>
+        <w:rFonts w:ascii="Wingdings" w:hAnsi="Wingdings" w:hint="default"/>
+      </w:rPr>
+    </w:lvl>
+    <w:lvl w:ilvl="6" w:tplc="04220001" w:tentative="1">
+      <w:start w:val="1"/>
+      <w:numFmt w:val="bullet"/>
+      <w:lvlText w:val=""/>
+      <w:lvlJc w:val="left"/>
+      <w:pPr>
+        <w:ind w:left="5749" w:hanging="360"/>
+      </w:pPr>
+      <w:rPr>
+        <w:rFonts w:ascii="Symbol" w:hAnsi="Symbol" w:hint="default"/>
+      </w:rPr>
+    </w:lvl>
+    <w:lvl w:ilvl="7" w:tplc="04220003" w:tentative="1">
+      <w:start w:val="1"/>
+      <w:numFmt w:val="bullet"/>
+      <w:lvlText w:val="o"/>
+      <w:lvlJc w:val="left"/>
+      <w:pPr>
+        <w:ind w:left="6469" w:hanging="360"/>
+      </w:pPr>
+      <w:rPr>
+        <w:rFonts w:ascii="Courier New" w:hAnsi="Courier New" w:cs="Courier New" w:hint="default"/>
+      </w:rPr>
+    </w:lvl>
+    <w:lvl w:ilvl="8" w:tplc="04220005" w:tentative="1">
+      <w:start w:val="1"/>
+      <w:numFmt w:val="bullet"/>
+      <w:lvlText w:val=""/>
+      <w:lvlJc w:val="left"/>
+      <w:pPr>
+        <w:ind w:left="7189" w:hanging="360"/>
+      </w:pPr>
+      <w:rPr>
+        <w:rFonts w:ascii="Wingdings" w:hAnsi="Wingdings" w:hint="default"/>
+      </w:rPr>
+    </w:lvl>
+  </w:abstractNum>
+  <w:abstractNum w:abstractNumId="1" w15:restartNumberingAfterBreak="0">
+    <w:nsid w:val="1FBE634D"/>
     <w:multiLevelType w:val="multilevel"/>
-    <w:tmpl w:val="F4EE1754"/>
+    <w:tmpl w:val="BDDEA902"/>
+    <w:lvl w:ilvl="0">
+      <w:start w:val="1"/>
+      <w:numFmt w:val="decimal"/>
+      <w:lvlText w:val="%1."/>
+      <w:lvlJc w:val="left"/>
+      <w:pPr>
+        <w:tabs>
+          <w:tab w:val="num" w:pos="720"/>
+        </w:tabs>
+        <w:ind w:left="720" w:hanging="360"/>
+      </w:pPr>
+    </w:lvl>
+    <w:lvl w:ilvl="1" w:tentative="1">
+      <w:start w:val="1"/>
+      <w:numFmt w:val="decimal"/>
+      <w:lvlText w:val="%2."/>
+      <w:lvlJc w:val="left"/>
+      <w:pPr>
+        <w:tabs>
+          <w:tab w:val="num" w:pos="1440"/>
+        </w:tabs>
+        <w:ind w:left="1440" w:hanging="360"/>
+      </w:pPr>
+    </w:lvl>
+    <w:lvl w:ilvl="2" w:tentative="1">
+      <w:start w:val="1"/>
+      <w:numFmt w:val="decimal"/>
+      <w:lvlText w:val="%3."/>
+      <w:lvlJc w:val="left"/>
+      <w:pPr>
+        <w:tabs>
+          <w:tab w:val="num" w:pos="2160"/>
+        </w:tabs>
+        <w:ind w:left="2160" w:hanging="360"/>
+      </w:pPr>
+    </w:lvl>
+    <w:lvl w:ilvl="3" w:tentative="1">
+      <w:start w:val="1"/>
+      <w:numFmt w:val="decimal"/>
+      <w:lvlText w:val="%4."/>
+      <w:lvlJc w:val="left"/>
+      <w:pPr>
+        <w:tabs>
+          <w:tab w:val="num" w:pos="2880"/>
+        </w:tabs>
+        <w:ind w:left="2880" w:hanging="360"/>
+      </w:pPr>
+    </w:lvl>
+    <w:lvl w:ilvl="4" w:tentative="1">
+      <w:start w:val="1"/>
+      <w:numFmt w:val="decimal"/>
+      <w:lvlText w:val="%5."/>
+      <w:lvlJc w:val="left"/>
+      <w:pPr>
+        <w:tabs>
+          <w:tab w:val="num" w:pos="3600"/>
+        </w:tabs>
+        <w:ind w:left="3600" w:hanging="360"/>
+      </w:pPr>
+    </w:lvl>
+    <w:lvl w:ilvl="5" w:tentative="1">
+      <w:start w:val="1"/>
+      <w:numFmt w:val="decimal"/>
+      <w:lvlText w:val="%6."/>
+      <w:lvlJc w:val="left"/>
+      <w:pPr>
+        <w:tabs>
+          <w:tab w:val="num" w:pos="4320"/>
+        </w:tabs>
+        <w:ind w:left="4320" w:hanging="360"/>
+      </w:pPr>
+    </w:lvl>
+    <w:lvl w:ilvl="6" w:tentative="1">
+      <w:start w:val="1"/>
+      <w:numFmt w:val="decimal"/>
+      <w:lvlText w:val="%7."/>
+      <w:lvlJc w:val="left"/>
+      <w:pPr>
+        <w:tabs>
+          <w:tab w:val="num" w:pos="5040"/>
+        </w:tabs>
+        <w:ind w:left="5040" w:hanging="360"/>
+      </w:pPr>
+    </w:lvl>
+    <w:lvl w:ilvl="7" w:tentative="1">
+      <w:start w:val="1"/>
+      <w:numFmt w:val="decimal"/>
+      <w:lvlText w:val="%8."/>
+      <w:lvlJc w:val="left"/>
+      <w:pPr>
+        <w:tabs>
+          <w:tab w:val="num" w:pos="5760"/>
+        </w:tabs>
+        <w:ind w:left="5760" w:hanging="360"/>
+      </w:pPr>
+    </w:lvl>
+    <w:lvl w:ilvl="8" w:tentative="1">
+      <w:start w:val="1"/>
+      <w:numFmt w:val="decimal"/>
+      <w:lvlText w:val="%9."/>
+      <w:lvlJc w:val="left"/>
+      <w:pPr>
+        <w:tabs>
+          <w:tab w:val="num" w:pos="6480"/>
+        </w:tabs>
+        <w:ind w:left="6480" w:hanging="360"/>
+      </w:pPr>
+    </w:lvl>
+  </w:abstractNum>
+  <w:abstractNum w:abstractNumId="2" w15:restartNumberingAfterBreak="0">
+    <w:nsid w:val="26E25C97"/>
+    <w:multiLevelType w:val="multilevel"/>
+    <w:tmpl w:val="8B56EF86"/>
     <w:lvl w:ilvl="0">
       <w:start w:val="1"/>
       <w:numFmt w:val="bullet"/>
@@ -4142,10 +10320,123 @@
       </w:rPr>
     </w:lvl>
   </w:abstractNum>
-  <w:abstractNum w:abstractNumId="1" w15:restartNumberingAfterBreak="0">
-    <w:nsid w:val="3E964CFB"/>
+  <w:abstractNum w:abstractNumId="3" w15:restartNumberingAfterBreak="0">
+    <w:nsid w:val="32510CEC"/>
+    <w:multiLevelType w:val="hybridMultilevel"/>
+    <w:tmpl w:val="C1A0897A"/>
+    <w:lvl w:ilvl="0" w:tplc="04220001">
+      <w:start w:val="1"/>
+      <w:numFmt w:val="bullet"/>
+      <w:lvlText w:val=""/>
+      <w:lvlJc w:val="left"/>
+      <w:pPr>
+        <w:ind w:left="1080" w:hanging="360"/>
+      </w:pPr>
+      <w:rPr>
+        <w:rFonts w:ascii="Symbol" w:hAnsi="Symbol" w:hint="default"/>
+      </w:rPr>
+    </w:lvl>
+    <w:lvl w:ilvl="1" w:tplc="04220003" w:tentative="1">
+      <w:start w:val="1"/>
+      <w:numFmt w:val="bullet"/>
+      <w:lvlText w:val="o"/>
+      <w:lvlJc w:val="left"/>
+      <w:pPr>
+        <w:ind w:left="1800" w:hanging="360"/>
+      </w:pPr>
+      <w:rPr>
+        <w:rFonts w:ascii="Courier New" w:hAnsi="Courier New" w:cs="Courier New" w:hint="default"/>
+      </w:rPr>
+    </w:lvl>
+    <w:lvl w:ilvl="2" w:tplc="04220005" w:tentative="1">
+      <w:start w:val="1"/>
+      <w:numFmt w:val="bullet"/>
+      <w:lvlText w:val=""/>
+      <w:lvlJc w:val="left"/>
+      <w:pPr>
+        <w:ind w:left="2520" w:hanging="360"/>
+      </w:pPr>
+      <w:rPr>
+        <w:rFonts w:ascii="Wingdings" w:hAnsi="Wingdings" w:hint="default"/>
+      </w:rPr>
+    </w:lvl>
+    <w:lvl w:ilvl="3" w:tplc="04220001" w:tentative="1">
+      <w:start w:val="1"/>
+      <w:numFmt w:val="bullet"/>
+      <w:lvlText w:val=""/>
+      <w:lvlJc w:val="left"/>
+      <w:pPr>
+        <w:ind w:left="3240" w:hanging="360"/>
+      </w:pPr>
+      <w:rPr>
+        <w:rFonts w:ascii="Symbol" w:hAnsi="Symbol" w:hint="default"/>
+      </w:rPr>
+    </w:lvl>
+    <w:lvl w:ilvl="4" w:tplc="04220003" w:tentative="1">
+      <w:start w:val="1"/>
+      <w:numFmt w:val="bullet"/>
+      <w:lvlText w:val="o"/>
+      <w:lvlJc w:val="left"/>
+      <w:pPr>
+        <w:ind w:left="3960" w:hanging="360"/>
+      </w:pPr>
+      <w:rPr>
+        <w:rFonts w:ascii="Courier New" w:hAnsi="Courier New" w:cs="Courier New" w:hint="default"/>
+      </w:rPr>
+    </w:lvl>
+    <w:lvl w:ilvl="5" w:tplc="04220005" w:tentative="1">
+      <w:start w:val="1"/>
+      <w:numFmt w:val="bullet"/>
+      <w:lvlText w:val=""/>
+      <w:lvlJc w:val="left"/>
+      <w:pPr>
+        <w:ind w:left="4680" w:hanging="360"/>
+      </w:pPr>
+      <w:rPr>
+        <w:rFonts w:ascii="Wingdings" w:hAnsi="Wingdings" w:hint="default"/>
+      </w:rPr>
+    </w:lvl>
+    <w:lvl w:ilvl="6" w:tplc="04220001" w:tentative="1">
+      <w:start w:val="1"/>
+      <w:numFmt w:val="bullet"/>
+      <w:lvlText w:val=""/>
+      <w:lvlJc w:val="left"/>
+      <w:pPr>
+        <w:ind w:left="5400" w:hanging="360"/>
+      </w:pPr>
+      <w:rPr>
+        <w:rFonts w:ascii="Symbol" w:hAnsi="Symbol" w:hint="default"/>
+      </w:rPr>
+    </w:lvl>
+    <w:lvl w:ilvl="7" w:tplc="04220003" w:tentative="1">
+      <w:start w:val="1"/>
+      <w:numFmt w:val="bullet"/>
+      <w:lvlText w:val="o"/>
+      <w:lvlJc w:val="left"/>
+      <w:pPr>
+        <w:ind w:left="6120" w:hanging="360"/>
+      </w:pPr>
+      <w:rPr>
+        <w:rFonts w:ascii="Courier New" w:hAnsi="Courier New" w:cs="Courier New" w:hint="default"/>
+      </w:rPr>
+    </w:lvl>
+    <w:lvl w:ilvl="8" w:tplc="04220005" w:tentative="1">
+      <w:start w:val="1"/>
+      <w:numFmt w:val="bullet"/>
+      <w:lvlText w:val=""/>
+      <w:lvlJc w:val="left"/>
+      <w:pPr>
+        <w:ind w:left="6840" w:hanging="360"/>
+      </w:pPr>
+      <w:rPr>
+        <w:rFonts w:ascii="Wingdings" w:hAnsi="Wingdings" w:hint="default"/>
+      </w:rPr>
+    </w:lvl>
+  </w:abstractNum>
+  <w:abstractNum w:abstractNumId="4" w15:restartNumberingAfterBreak="0">
+    <w:nsid w:val="392F76CA"/>
     <w:multiLevelType w:val="multilevel"/>
-    <w:tmpl w:val="F0E05A3A"/>
+    <w:tmpl w:val="F4EE1754"/>
     <w:lvl w:ilvl="0">
       <w:start w:val="1"/>
       <w:numFmt w:val="bullet"/>
@@ -4291,10 +10582,10 @@
       </w:rPr>
     </w:lvl>
   </w:abstractNum>
-  <w:abstractNum w:abstractNumId="2" w15:restartNumberingAfterBreak="0">
-    <w:nsid w:val="5E2C089A"/>
+  <w:abstractNum w:abstractNumId="5" w15:restartNumberingAfterBreak="0">
+    <w:nsid w:val="3E964CFB"/>
     <w:multiLevelType w:val="multilevel"/>
-    <w:tmpl w:val="48E01116"/>
+    <w:tmpl w:val="F0E05A3A"/>
     <w:lvl w:ilvl="0">
       <w:start w:val="1"/>
       <w:numFmt w:val="bullet"/>
@@ -4440,122 +10731,10 @@
       </w:rPr>
     </w:lvl>
   </w:abstractNum>
-  <w:abstractNum w:abstractNumId="3" w15:restartNumberingAfterBreak="0">
-    <w:nsid w:val="6329729B"/>
-    <w:multiLevelType w:val="hybridMultilevel"/>
-    <w:tmpl w:val="EDE280A6"/>
-    <w:lvl w:ilvl="0" w:tplc="0E10D20E">
-      <w:numFmt w:val="bullet"/>
-      <w:lvlText w:val="-"/>
-      <w:lvlJc w:val="left"/>
-      <w:pPr>
-        <w:ind w:left="1211" w:hanging="360"/>
-      </w:pPr>
-      <w:rPr>
-        <w:rFonts w:ascii="Times New Roman" w:eastAsiaTheme="minorHAnsi" w:hAnsi="Times New Roman" w:cs="Times New Roman" w:hint="default"/>
-      </w:rPr>
-    </w:lvl>
-    <w:lvl w:ilvl="1" w:tplc="04220003" w:tentative="1">
-      <w:start w:val="1"/>
-      <w:numFmt w:val="bullet"/>
-      <w:lvlText w:val="o"/>
-      <w:lvlJc w:val="left"/>
-      <w:pPr>
-        <w:ind w:left="1931" w:hanging="360"/>
-      </w:pPr>
-      <w:rPr>
-        <w:rFonts w:ascii="Courier New" w:hAnsi="Courier New" w:cs="Courier New" w:hint="default"/>
-      </w:rPr>
-    </w:lvl>
-    <w:lvl w:ilvl="2" w:tplc="04220005" w:tentative="1">
-      <w:start w:val="1"/>
-      <w:numFmt w:val="bullet"/>
-      <w:lvlText w:val=""/>
-      <w:lvlJc w:val="left"/>
-      <w:pPr>
-        <w:ind w:left="2651" w:hanging="360"/>
-      </w:pPr>
-      <w:rPr>
-        <w:rFonts w:ascii="Wingdings" w:hAnsi="Wingdings" w:hint="default"/>
-      </w:rPr>
-    </w:lvl>
-    <w:lvl w:ilvl="3" w:tplc="04220001" w:tentative="1">
-      <w:start w:val="1"/>
-      <w:numFmt w:val="bullet"/>
-      <w:lvlText w:val=""/>
-      <w:lvlJc w:val="left"/>
-      <w:pPr>
-        <w:ind w:left="3371" w:hanging="360"/>
-      </w:pPr>
-      <w:rPr>
-        <w:rFonts w:ascii="Symbol" w:hAnsi="Symbol" w:hint="default"/>
-      </w:rPr>
-    </w:lvl>
-    <w:lvl w:ilvl="4" w:tplc="04220003" w:tentative="1">
-      <w:start w:val="1"/>
-      <w:numFmt w:val="bullet"/>
-      <w:lvlText w:val="o"/>
-      <w:lvlJc w:val="left"/>
-      <w:pPr>
-        <w:ind w:left="4091" w:hanging="360"/>
-      </w:pPr>
-      <w:rPr>
-        <w:rFonts w:ascii="Courier New" w:hAnsi="Courier New" w:cs="Courier New" w:hint="default"/>
-      </w:rPr>
-    </w:lvl>
-    <w:lvl w:ilvl="5" w:tplc="04220005" w:tentative="1">
-      <w:start w:val="1"/>
-      <w:numFmt w:val="bullet"/>
-      <w:lvlText w:val=""/>
-      <w:lvlJc w:val="left"/>
-      <w:pPr>
-        <w:ind w:left="4811" w:hanging="360"/>
-      </w:pPr>
-      <w:rPr>
-        <w:rFonts w:ascii="Wingdings" w:hAnsi="Wingdings" w:hint="default"/>
-      </w:rPr>
-    </w:lvl>
-    <w:lvl w:ilvl="6" w:tplc="04220001" w:tentative="1">
-      <w:start w:val="1"/>
-      <w:numFmt w:val="bullet"/>
-      <w:lvlText w:val=""/>
-      <w:lvlJc w:val="left"/>
-      <w:pPr>
-        <w:ind w:left="5531" w:hanging="360"/>
-      </w:pPr>
-      <w:rPr>
-        <w:rFonts w:ascii="Symbol" w:hAnsi="Symbol" w:hint="default"/>
-      </w:rPr>
-    </w:lvl>
-    <w:lvl w:ilvl="7" w:tplc="04220003" w:tentative="1">
-      <w:start w:val="1"/>
-      <w:numFmt w:val="bullet"/>
-      <w:lvlText w:val="o"/>
-      <w:lvlJc w:val="left"/>
-      <w:pPr>
-        <w:ind w:left="6251" w:hanging="360"/>
-      </w:pPr>
-      <w:rPr>
-        <w:rFonts w:ascii="Courier New" w:hAnsi="Courier New" w:cs="Courier New" w:hint="default"/>
-      </w:rPr>
-    </w:lvl>
-    <w:lvl w:ilvl="8" w:tplc="04220005" w:tentative="1">
-      <w:start w:val="1"/>
-      <w:numFmt w:val="bullet"/>
-      <w:lvlText w:val=""/>
-      <w:lvlJc w:val="left"/>
-      <w:pPr>
-        <w:ind w:left="6971" w:hanging="360"/>
-      </w:pPr>
-      <w:rPr>
-        <w:rFonts w:ascii="Wingdings" w:hAnsi="Wingdings" w:hint="default"/>
-      </w:rPr>
-    </w:lvl>
-  </w:abstractNum>
-  <w:abstractNum w:abstractNumId="4" w15:restartNumberingAfterBreak="0">
-    <w:nsid w:val="6FE86D85"/>
+  <w:abstractNum w:abstractNumId="6" w15:restartNumberingAfterBreak="0">
+    <w:nsid w:val="458D6794"/>
     <w:multiLevelType w:val="multilevel"/>
-    <w:tmpl w:val="9C62CA18"/>
+    <w:tmpl w:val="BBE8221E"/>
     <w:lvl w:ilvl="0">
       <w:start w:val="1"/>
       <w:numFmt w:val="bullet"/>
@@ -4701,20 +10880,829 @@
       </w:rPr>
     </w:lvl>
   </w:abstractNum>
+  <w:abstractNum w:abstractNumId="7" w15:restartNumberingAfterBreak="0">
+    <w:nsid w:val="573B432D"/>
+    <w:multiLevelType w:val="multilevel"/>
+    <w:tmpl w:val="A73C2984"/>
+    <w:lvl w:ilvl="0">
+      <w:start w:val="1"/>
+      <w:numFmt w:val="bullet"/>
+      <w:lvlText w:val=""/>
+      <w:lvlJc w:val="left"/>
+      <w:pPr>
+        <w:tabs>
+          <w:tab w:val="num" w:pos="720"/>
+        </w:tabs>
+        <w:ind w:left="720" w:hanging="360"/>
+      </w:pPr>
+      <w:rPr>
+        <w:rFonts w:ascii="Symbol" w:hAnsi="Symbol" w:hint="default"/>
+        <w:sz w:val="20"/>
+      </w:rPr>
+    </w:lvl>
+    <w:lvl w:ilvl="1" w:tentative="1">
+      <w:start w:val="1"/>
+      <w:numFmt w:val="bullet"/>
+      <w:lvlText w:val="o"/>
+      <w:lvlJc w:val="left"/>
+      <w:pPr>
+        <w:tabs>
+          <w:tab w:val="num" w:pos="1440"/>
+        </w:tabs>
+        <w:ind w:left="1440" w:hanging="360"/>
+      </w:pPr>
+      <w:rPr>
+        <w:rFonts w:ascii="Courier New" w:hAnsi="Courier New" w:hint="default"/>
+        <w:sz w:val="20"/>
+      </w:rPr>
+    </w:lvl>
+    <w:lvl w:ilvl="2" w:tentative="1">
+      <w:start w:val="1"/>
+      <w:numFmt w:val="bullet"/>
+      <w:lvlText w:val=""/>
+      <w:lvlJc w:val="left"/>
+      <w:pPr>
+        <w:tabs>
+          <w:tab w:val="num" w:pos="2160"/>
+        </w:tabs>
+        <w:ind w:left="2160" w:hanging="360"/>
+      </w:pPr>
+      <w:rPr>
+        <w:rFonts w:ascii="Wingdings" w:hAnsi="Wingdings" w:hint="default"/>
+        <w:sz w:val="20"/>
+      </w:rPr>
+    </w:lvl>
+    <w:lvl w:ilvl="3" w:tentative="1">
+      <w:start w:val="1"/>
+      <w:numFmt w:val="bullet"/>
+      <w:lvlText w:val=""/>
+      <w:lvlJc w:val="left"/>
+      <w:pPr>
+        <w:tabs>
+          <w:tab w:val="num" w:pos="2880"/>
+        </w:tabs>
+        <w:ind w:left="2880" w:hanging="360"/>
+      </w:pPr>
+      <w:rPr>
+        <w:rFonts w:ascii="Wingdings" w:hAnsi="Wingdings" w:hint="default"/>
+        <w:sz w:val="20"/>
+      </w:rPr>
+    </w:lvl>
+    <w:lvl w:ilvl="4" w:tentative="1">
+      <w:start w:val="1"/>
+      <w:numFmt w:val="bullet"/>
+      <w:lvlText w:val=""/>
+      <w:lvlJc w:val="left"/>
+      <w:pPr>
+        <w:tabs>
+          <w:tab w:val="num" w:pos="3600"/>
+        </w:tabs>
+        <w:ind w:left="3600" w:hanging="360"/>
+      </w:pPr>
+      <w:rPr>
+        <w:rFonts w:ascii="Wingdings" w:hAnsi="Wingdings" w:hint="default"/>
+        <w:sz w:val="20"/>
+      </w:rPr>
+    </w:lvl>
+    <w:lvl w:ilvl="5" w:tentative="1">
+      <w:start w:val="1"/>
+      <w:numFmt w:val="bullet"/>
+      <w:lvlText w:val=""/>
+      <w:lvlJc w:val="left"/>
+      <w:pPr>
+        <w:tabs>
+          <w:tab w:val="num" w:pos="4320"/>
+        </w:tabs>
+        <w:ind w:left="4320" w:hanging="360"/>
+      </w:pPr>
+      <w:rPr>
+        <w:rFonts w:ascii="Wingdings" w:hAnsi="Wingdings" w:hint="default"/>
+        <w:sz w:val="20"/>
+      </w:rPr>
+    </w:lvl>
+    <w:lvl w:ilvl="6" w:tentative="1">
+      <w:start w:val="1"/>
+      <w:numFmt w:val="bullet"/>
+      <w:lvlText w:val=""/>
+      <w:lvlJc w:val="left"/>
+      <w:pPr>
+        <w:tabs>
+          <w:tab w:val="num" w:pos="5040"/>
+        </w:tabs>
+        <w:ind w:left="5040" w:hanging="360"/>
+      </w:pPr>
+      <w:rPr>
+        <w:rFonts w:ascii="Wingdings" w:hAnsi="Wingdings" w:hint="default"/>
+        <w:sz w:val="20"/>
+      </w:rPr>
+    </w:lvl>
+    <w:lvl w:ilvl="7" w:tentative="1">
+      <w:start w:val="1"/>
+      <w:numFmt w:val="bullet"/>
+      <w:lvlText w:val=""/>
+      <w:lvlJc w:val="left"/>
+      <w:pPr>
+        <w:tabs>
+          <w:tab w:val="num" w:pos="5760"/>
+        </w:tabs>
+        <w:ind w:left="5760" w:hanging="360"/>
+      </w:pPr>
+      <w:rPr>
+        <w:rFonts w:ascii="Wingdings" w:hAnsi="Wingdings" w:hint="default"/>
+        <w:sz w:val="20"/>
+      </w:rPr>
+    </w:lvl>
+    <w:lvl w:ilvl="8" w:tentative="1">
+      <w:start w:val="1"/>
+      <w:numFmt w:val="bullet"/>
+      <w:lvlText w:val=""/>
+      <w:lvlJc w:val="left"/>
+      <w:pPr>
+        <w:tabs>
+          <w:tab w:val="num" w:pos="6480"/>
+        </w:tabs>
+        <w:ind w:left="6480" w:hanging="360"/>
+      </w:pPr>
+      <w:rPr>
+        <w:rFonts w:ascii="Wingdings" w:hAnsi="Wingdings" w:hint="default"/>
+        <w:sz w:val="20"/>
+      </w:rPr>
+    </w:lvl>
+  </w:abstractNum>
+  <w:abstractNum w:abstractNumId="8" w15:restartNumberingAfterBreak="0">
+    <w:nsid w:val="5E2C089A"/>
+    <w:multiLevelType w:val="multilevel"/>
+    <w:tmpl w:val="48E01116"/>
+    <w:lvl w:ilvl="0">
+      <w:start w:val="1"/>
+      <w:numFmt w:val="bullet"/>
+      <w:lvlText w:val=""/>
+      <w:lvlJc w:val="left"/>
+      <w:pPr>
+        <w:tabs>
+          <w:tab w:val="num" w:pos="720"/>
+        </w:tabs>
+        <w:ind w:left="720" w:hanging="360"/>
+      </w:pPr>
+      <w:rPr>
+        <w:rFonts w:ascii="Symbol" w:hAnsi="Symbol" w:hint="default"/>
+        <w:sz w:val="20"/>
+      </w:rPr>
+    </w:lvl>
+    <w:lvl w:ilvl="1" w:tentative="1">
+      <w:start w:val="1"/>
+      <w:numFmt w:val="bullet"/>
+      <w:lvlText w:val="o"/>
+      <w:lvlJc w:val="left"/>
+      <w:pPr>
+        <w:tabs>
+          <w:tab w:val="num" w:pos="1440"/>
+        </w:tabs>
+        <w:ind w:left="1440" w:hanging="360"/>
+      </w:pPr>
+      <w:rPr>
+        <w:rFonts w:ascii="Courier New" w:hAnsi="Courier New" w:hint="default"/>
+        <w:sz w:val="20"/>
+      </w:rPr>
+    </w:lvl>
+    <w:lvl w:ilvl="2" w:tentative="1">
+      <w:start w:val="1"/>
+      <w:numFmt w:val="bullet"/>
+      <w:lvlText w:val=""/>
+      <w:lvlJc w:val="left"/>
+      <w:pPr>
+        <w:tabs>
+          <w:tab w:val="num" w:pos="2160"/>
+        </w:tabs>
+        <w:ind w:left="2160" w:hanging="360"/>
+      </w:pPr>
+      <w:rPr>
+        <w:rFonts w:ascii="Wingdings" w:hAnsi="Wingdings" w:hint="default"/>
+        <w:sz w:val="20"/>
+      </w:rPr>
+    </w:lvl>
+    <w:lvl w:ilvl="3" w:tentative="1">
+      <w:start w:val="1"/>
+      <w:numFmt w:val="bullet"/>
+      <w:lvlText w:val=""/>
+      <w:lvlJc w:val="left"/>
+      <w:pPr>
+        <w:tabs>
+          <w:tab w:val="num" w:pos="2880"/>
+        </w:tabs>
+        <w:ind w:left="2880" w:hanging="360"/>
+      </w:pPr>
+      <w:rPr>
+        <w:rFonts w:ascii="Wingdings" w:hAnsi="Wingdings" w:hint="default"/>
+        <w:sz w:val="20"/>
+      </w:rPr>
+    </w:lvl>
+    <w:lvl w:ilvl="4" w:tentative="1">
+      <w:start w:val="1"/>
+      <w:numFmt w:val="bullet"/>
+      <w:lvlText w:val=""/>
+      <w:lvlJc w:val="left"/>
+      <w:pPr>
+        <w:tabs>
+          <w:tab w:val="num" w:pos="3600"/>
+        </w:tabs>
+        <w:ind w:left="3600" w:hanging="360"/>
+      </w:pPr>
+      <w:rPr>
+        <w:rFonts w:ascii="Wingdings" w:hAnsi="Wingdings" w:hint="default"/>
+        <w:sz w:val="20"/>
+      </w:rPr>
+    </w:lvl>
+    <w:lvl w:ilvl="5" w:tentative="1">
+      <w:start w:val="1"/>
+      <w:numFmt w:val="bullet"/>
+      <w:lvlText w:val=""/>
+      <w:lvlJc w:val="left"/>
+      <w:pPr>
+        <w:tabs>
+          <w:tab w:val="num" w:pos="4320"/>
+        </w:tabs>
+        <w:ind w:left="4320" w:hanging="360"/>
+      </w:pPr>
+      <w:rPr>
+        <w:rFonts w:ascii="Wingdings" w:hAnsi="Wingdings" w:hint="default"/>
+        <w:sz w:val="20"/>
+      </w:rPr>
+    </w:lvl>
+    <w:lvl w:ilvl="6" w:tentative="1">
+      <w:start w:val="1"/>
+      <w:numFmt w:val="bullet"/>
+      <w:lvlText w:val=""/>
+      <w:lvlJc w:val="left"/>
+      <w:pPr>
+        <w:tabs>
+          <w:tab w:val="num" w:pos="5040"/>
+        </w:tabs>
+        <w:ind w:left="5040" w:hanging="360"/>
+      </w:pPr>
+      <w:rPr>
+        <w:rFonts w:ascii="Wingdings" w:hAnsi="Wingdings" w:hint="default"/>
+        <w:sz w:val="20"/>
+      </w:rPr>
+    </w:lvl>
+    <w:lvl w:ilvl="7" w:tentative="1">
+      <w:start w:val="1"/>
+      <w:numFmt w:val="bullet"/>
+      <w:lvlText w:val=""/>
+      <w:lvlJc w:val="left"/>
+      <w:pPr>
+        <w:tabs>
+          <w:tab w:val="num" w:pos="5760"/>
+        </w:tabs>
+        <w:ind w:left="5760" w:hanging="360"/>
+      </w:pPr>
+      <w:rPr>
+        <w:rFonts w:ascii="Wingdings" w:hAnsi="Wingdings" w:hint="default"/>
+        <w:sz w:val="20"/>
+      </w:rPr>
+    </w:lvl>
+    <w:lvl w:ilvl="8" w:tentative="1">
+      <w:start w:val="1"/>
+      <w:numFmt w:val="bullet"/>
+      <w:lvlText w:val=""/>
+      <w:lvlJc w:val="left"/>
+      <w:pPr>
+        <w:tabs>
+          <w:tab w:val="num" w:pos="6480"/>
+        </w:tabs>
+        <w:ind w:left="6480" w:hanging="360"/>
+      </w:pPr>
+      <w:rPr>
+        <w:rFonts w:ascii="Wingdings" w:hAnsi="Wingdings" w:hint="default"/>
+        <w:sz w:val="20"/>
+      </w:rPr>
+    </w:lvl>
+  </w:abstractNum>
+  <w:abstractNum w:abstractNumId="9" w15:restartNumberingAfterBreak="0">
+    <w:nsid w:val="60532225"/>
+    <w:multiLevelType w:val="multilevel"/>
+    <w:tmpl w:val="5CF0B984"/>
+    <w:lvl w:ilvl="0">
+      <w:start w:val="1"/>
+      <w:numFmt w:val="decimal"/>
+      <w:lvlText w:val="%1."/>
+      <w:lvlJc w:val="left"/>
+      <w:pPr>
+        <w:tabs>
+          <w:tab w:val="num" w:pos="720"/>
+        </w:tabs>
+        <w:ind w:left="720" w:hanging="360"/>
+      </w:pPr>
+    </w:lvl>
+    <w:lvl w:ilvl="1" w:tentative="1">
+      <w:start w:val="1"/>
+      <w:numFmt w:val="decimal"/>
+      <w:lvlText w:val="%2."/>
+      <w:lvlJc w:val="left"/>
+      <w:pPr>
+        <w:tabs>
+          <w:tab w:val="num" w:pos="1440"/>
+        </w:tabs>
+        <w:ind w:left="1440" w:hanging="360"/>
+      </w:pPr>
+    </w:lvl>
+    <w:lvl w:ilvl="2" w:tentative="1">
+      <w:start w:val="1"/>
+      <w:numFmt w:val="decimal"/>
+      <w:lvlText w:val="%3."/>
+      <w:lvlJc w:val="left"/>
+      <w:pPr>
+        <w:tabs>
+          <w:tab w:val="num" w:pos="2160"/>
+        </w:tabs>
+        <w:ind w:left="2160" w:hanging="360"/>
+      </w:pPr>
+    </w:lvl>
+    <w:lvl w:ilvl="3" w:tentative="1">
+      <w:start w:val="1"/>
+      <w:numFmt w:val="decimal"/>
+      <w:lvlText w:val="%4."/>
+      <w:lvlJc w:val="left"/>
+      <w:pPr>
+        <w:tabs>
+          <w:tab w:val="num" w:pos="2880"/>
+        </w:tabs>
+        <w:ind w:left="2880" w:hanging="360"/>
+      </w:pPr>
+    </w:lvl>
+    <w:lvl w:ilvl="4" w:tentative="1">
+      <w:start w:val="1"/>
+      <w:numFmt w:val="decimal"/>
+      <w:lvlText w:val="%5."/>
+      <w:lvlJc w:val="left"/>
+      <w:pPr>
+        <w:tabs>
+          <w:tab w:val="num" w:pos="3600"/>
+        </w:tabs>
+        <w:ind w:left="3600" w:hanging="360"/>
+      </w:pPr>
+    </w:lvl>
+    <w:lvl w:ilvl="5" w:tentative="1">
+      <w:start w:val="1"/>
+      <w:numFmt w:val="decimal"/>
+      <w:lvlText w:val="%6."/>
+      <w:lvlJc w:val="left"/>
+      <w:pPr>
+        <w:tabs>
+          <w:tab w:val="num" w:pos="4320"/>
+        </w:tabs>
+        <w:ind w:left="4320" w:hanging="360"/>
+      </w:pPr>
+    </w:lvl>
+    <w:lvl w:ilvl="6" w:tentative="1">
+      <w:start w:val="1"/>
+      <w:numFmt w:val="decimal"/>
+      <w:lvlText w:val="%7."/>
+      <w:lvlJc w:val="left"/>
+      <w:pPr>
+        <w:tabs>
+          <w:tab w:val="num" w:pos="5040"/>
+        </w:tabs>
+        <w:ind w:left="5040" w:hanging="360"/>
+      </w:pPr>
+    </w:lvl>
+    <w:lvl w:ilvl="7" w:tentative="1">
+      <w:start w:val="1"/>
+      <w:numFmt w:val="decimal"/>
+      <w:lvlText w:val="%8."/>
+      <w:lvlJc w:val="left"/>
+      <w:pPr>
+        <w:tabs>
+          <w:tab w:val="num" w:pos="5760"/>
+        </w:tabs>
+        <w:ind w:left="5760" w:hanging="360"/>
+      </w:pPr>
+    </w:lvl>
+    <w:lvl w:ilvl="8" w:tentative="1">
+      <w:start w:val="1"/>
+      <w:numFmt w:val="decimal"/>
+      <w:lvlText w:val="%9."/>
+      <w:lvlJc w:val="left"/>
+      <w:pPr>
+        <w:tabs>
+          <w:tab w:val="num" w:pos="6480"/>
+        </w:tabs>
+        <w:ind w:left="6480" w:hanging="360"/>
+      </w:pPr>
+    </w:lvl>
+  </w:abstractNum>
+  <w:abstractNum w:abstractNumId="10" w15:restartNumberingAfterBreak="0">
+    <w:nsid w:val="6329729B"/>
+    <w:multiLevelType w:val="hybridMultilevel"/>
+    <w:tmpl w:val="EDE280A6"/>
+    <w:lvl w:ilvl="0" w:tplc="0E10D20E">
+      <w:numFmt w:val="bullet"/>
+      <w:lvlText w:val="-"/>
+      <w:lvlJc w:val="left"/>
+      <w:pPr>
+        <w:ind w:left="1211" w:hanging="360"/>
+      </w:pPr>
+      <w:rPr>
+        <w:rFonts w:ascii="Times New Roman" w:eastAsiaTheme="minorHAnsi" w:hAnsi="Times New Roman" w:cs="Times New Roman" w:hint="default"/>
+      </w:rPr>
+    </w:lvl>
+    <w:lvl w:ilvl="1" w:tplc="04220003" w:tentative="1">
+      <w:start w:val="1"/>
+      <w:numFmt w:val="bullet"/>
+      <w:lvlText w:val="o"/>
+      <w:lvlJc w:val="left"/>
+      <w:pPr>
+        <w:ind w:left="1931" w:hanging="360"/>
+      </w:pPr>
+      <w:rPr>
+        <w:rFonts w:ascii="Courier New" w:hAnsi="Courier New" w:cs="Courier New" w:hint="default"/>
+      </w:rPr>
+    </w:lvl>
+    <w:lvl w:ilvl="2" w:tplc="04220005" w:tentative="1">
+      <w:start w:val="1"/>
+      <w:numFmt w:val="bullet"/>
+      <w:lvlText w:val=""/>
+      <w:lvlJc w:val="left"/>
+      <w:pPr>
+        <w:ind w:left="2651" w:hanging="360"/>
+      </w:pPr>
+      <w:rPr>
+        <w:rFonts w:ascii="Wingdings" w:hAnsi="Wingdings" w:hint="default"/>
+      </w:rPr>
+    </w:lvl>
+    <w:lvl w:ilvl="3" w:tplc="04220001" w:tentative="1">
+      <w:start w:val="1"/>
+      <w:numFmt w:val="bullet"/>
+      <w:lvlText w:val=""/>
+      <w:lvlJc w:val="left"/>
+      <w:pPr>
+        <w:ind w:left="3371" w:hanging="360"/>
+      </w:pPr>
+      <w:rPr>
+        <w:rFonts w:ascii="Symbol" w:hAnsi="Symbol" w:hint="default"/>
+      </w:rPr>
+    </w:lvl>
+    <w:lvl w:ilvl="4" w:tplc="04220003" w:tentative="1">
+      <w:start w:val="1"/>
+      <w:numFmt w:val="bullet"/>
+      <w:lvlText w:val="o"/>
+      <w:lvlJc w:val="left"/>
+      <w:pPr>
+        <w:ind w:left="4091" w:hanging="360"/>
+      </w:pPr>
+      <w:rPr>
+        <w:rFonts w:ascii="Courier New" w:hAnsi="Courier New" w:cs="Courier New" w:hint="default"/>
+      </w:rPr>
+    </w:lvl>
+    <w:lvl w:ilvl="5" w:tplc="04220005" w:tentative="1">
+      <w:start w:val="1"/>
+      <w:numFmt w:val="bullet"/>
+      <w:lvlText w:val=""/>
+      <w:lvlJc w:val="left"/>
+      <w:pPr>
+        <w:ind w:left="4811" w:hanging="360"/>
+      </w:pPr>
+      <w:rPr>
+        <w:rFonts w:ascii="Wingdings" w:hAnsi="Wingdings" w:hint="default"/>
+      </w:rPr>
+    </w:lvl>
+    <w:lvl w:ilvl="6" w:tplc="04220001" w:tentative="1">
+      <w:start w:val="1"/>
+      <w:numFmt w:val="bullet"/>
+      <w:lvlText w:val=""/>
+      <w:lvlJc w:val="left"/>
+      <w:pPr>
+        <w:ind w:left="5531" w:hanging="360"/>
+      </w:pPr>
+      <w:rPr>
+        <w:rFonts w:ascii="Symbol" w:hAnsi="Symbol" w:hint="default"/>
+      </w:rPr>
+    </w:lvl>
+    <w:lvl w:ilvl="7" w:tplc="04220003" w:tentative="1">
+      <w:start w:val="1"/>
+      <w:numFmt w:val="bullet"/>
+      <w:lvlText w:val="o"/>
+      <w:lvlJc w:val="left"/>
+      <w:pPr>
+        <w:ind w:left="6251" w:hanging="360"/>
+      </w:pPr>
+      <w:rPr>
+        <w:rFonts w:ascii="Courier New" w:hAnsi="Courier New" w:cs="Courier New" w:hint="default"/>
+      </w:rPr>
+    </w:lvl>
+    <w:lvl w:ilvl="8" w:tplc="04220005" w:tentative="1">
+      <w:start w:val="1"/>
+      <w:numFmt w:val="bullet"/>
+      <w:lvlText w:val=""/>
+      <w:lvlJc w:val="left"/>
+      <w:pPr>
+        <w:ind w:left="6971" w:hanging="360"/>
+      </w:pPr>
+      <w:rPr>
+        <w:rFonts w:ascii="Wingdings" w:hAnsi="Wingdings" w:hint="default"/>
+      </w:rPr>
+    </w:lvl>
+  </w:abstractNum>
+  <w:abstractNum w:abstractNumId="11" w15:restartNumberingAfterBreak="0">
+    <w:nsid w:val="642D7104"/>
+    <w:multiLevelType w:val="hybridMultilevel"/>
+    <w:tmpl w:val="8C3A0D6A"/>
+    <w:lvl w:ilvl="0" w:tplc="0422000F">
+      <w:start w:val="1"/>
+      <w:numFmt w:val="decimal"/>
+      <w:lvlText w:val="%1."/>
+      <w:lvlJc w:val="left"/>
+      <w:pPr>
+        <w:ind w:left="1080" w:hanging="360"/>
+      </w:pPr>
+      <w:rPr>
+        <w:rFonts w:hint="default"/>
+      </w:rPr>
+    </w:lvl>
+    <w:lvl w:ilvl="1" w:tplc="FFFFFFFF" w:tentative="1">
+      <w:start w:val="1"/>
+      <w:numFmt w:val="bullet"/>
+      <w:lvlText w:val="o"/>
+      <w:lvlJc w:val="left"/>
+      <w:pPr>
+        <w:ind w:left="1800" w:hanging="360"/>
+      </w:pPr>
+      <w:rPr>
+        <w:rFonts w:ascii="Courier New" w:hAnsi="Courier New" w:cs="Courier New" w:hint="default"/>
+      </w:rPr>
+    </w:lvl>
+    <w:lvl w:ilvl="2" w:tplc="FFFFFFFF" w:tentative="1">
+      <w:start w:val="1"/>
+      <w:numFmt w:val="bullet"/>
+      <w:lvlText w:val=""/>
+      <w:lvlJc w:val="left"/>
+      <w:pPr>
+        <w:ind w:left="2520" w:hanging="360"/>
+      </w:pPr>
+      <w:rPr>
+        <w:rFonts w:ascii="Wingdings" w:hAnsi="Wingdings" w:hint="default"/>
+      </w:rPr>
+    </w:lvl>
+    <w:lvl w:ilvl="3" w:tplc="FFFFFFFF" w:tentative="1">
+      <w:start w:val="1"/>
+      <w:numFmt w:val="bullet"/>
+      <w:lvlText w:val=""/>
+      <w:lvlJc w:val="left"/>
+      <w:pPr>
+        <w:ind w:left="3240" w:hanging="360"/>
+      </w:pPr>
+      <w:rPr>
+        <w:rFonts w:ascii="Symbol" w:hAnsi="Symbol" w:hint="default"/>
+      </w:rPr>
+    </w:lvl>
+    <w:lvl w:ilvl="4" w:tplc="FFFFFFFF" w:tentative="1">
+      <w:start w:val="1"/>
+      <w:numFmt w:val="bullet"/>
+      <w:lvlText w:val="o"/>
+      <w:lvlJc w:val="left"/>
+      <w:pPr>
+        <w:ind w:left="3960" w:hanging="360"/>
+      </w:pPr>
+      <w:rPr>
+        <w:rFonts w:ascii="Courier New" w:hAnsi="Courier New" w:cs="Courier New" w:hint="default"/>
+      </w:rPr>
+    </w:lvl>
+    <w:lvl w:ilvl="5" w:tplc="FFFFFFFF" w:tentative="1">
+      <w:start w:val="1"/>
+      <w:numFmt w:val="bullet"/>
+      <w:lvlText w:val=""/>
+      <w:lvlJc w:val="left"/>
+      <w:pPr>
+        <w:ind w:left="4680" w:hanging="360"/>
+      </w:pPr>
+      <w:rPr>
+        <w:rFonts w:ascii="Wingdings" w:hAnsi="Wingdings" w:hint="default"/>
+      </w:rPr>
+    </w:lvl>
+    <w:lvl w:ilvl="6" w:tplc="FFFFFFFF" w:tentative="1">
+      <w:start w:val="1"/>
+      <w:numFmt w:val="bullet"/>
+      <w:lvlText w:val=""/>
+      <w:lvlJc w:val="left"/>
+      <w:pPr>
+        <w:ind w:left="5400" w:hanging="360"/>
+      </w:pPr>
+      <w:rPr>
+        <w:rFonts w:ascii="Symbol" w:hAnsi="Symbol" w:hint="default"/>
+      </w:rPr>
+    </w:lvl>
+    <w:lvl w:ilvl="7" w:tplc="FFFFFFFF" w:tentative="1">
+      <w:start w:val="1"/>
+      <w:numFmt w:val="bullet"/>
+      <w:lvlText w:val="o"/>
+      <w:lvlJc w:val="left"/>
+      <w:pPr>
+        <w:ind w:left="6120" w:hanging="360"/>
+      </w:pPr>
+      <w:rPr>
+        <w:rFonts w:ascii="Courier New" w:hAnsi="Courier New" w:cs="Courier New" w:hint="default"/>
+      </w:rPr>
+    </w:lvl>
+    <w:lvl w:ilvl="8" w:tplc="FFFFFFFF" w:tentative="1">
+      <w:start w:val="1"/>
+      <w:numFmt w:val="bullet"/>
+      <w:lvlText w:val=""/>
+      <w:lvlJc w:val="left"/>
+      <w:pPr>
+        <w:ind w:left="6840" w:hanging="360"/>
+      </w:pPr>
+      <w:rPr>
+        <w:rFonts w:ascii="Wingdings" w:hAnsi="Wingdings" w:hint="default"/>
+      </w:rPr>
+    </w:lvl>
+  </w:abstractNum>
+  <w:abstractNum w:abstractNumId="12" w15:restartNumberingAfterBreak="0">
+    <w:nsid w:val="6FE86D85"/>
+    <w:multiLevelType w:val="multilevel"/>
+    <w:tmpl w:val="9C62CA18"/>
+    <w:lvl w:ilvl="0">
+      <w:start w:val="1"/>
+      <w:numFmt w:val="bullet"/>
+      <w:lvlText w:val=""/>
+      <w:lvlJc w:val="left"/>
+      <w:pPr>
+        <w:tabs>
+          <w:tab w:val="num" w:pos="720"/>
+        </w:tabs>
+        <w:ind w:left="720" w:hanging="360"/>
+      </w:pPr>
+      <w:rPr>
+        <w:rFonts w:ascii="Symbol" w:hAnsi="Symbol" w:hint="default"/>
+        <w:sz w:val="20"/>
+      </w:rPr>
+    </w:lvl>
+    <w:lvl w:ilvl="1" w:tentative="1">
+      <w:start w:val="1"/>
+      <w:numFmt w:val="bullet"/>
+      <w:lvlText w:val="o"/>
+      <w:lvlJc w:val="left"/>
+      <w:pPr>
+        <w:tabs>
+          <w:tab w:val="num" w:pos="1440"/>
+        </w:tabs>
+        <w:ind w:left="1440" w:hanging="360"/>
+      </w:pPr>
+      <w:rPr>
+        <w:rFonts w:ascii="Courier New" w:hAnsi="Courier New" w:hint="default"/>
+        <w:sz w:val="20"/>
+      </w:rPr>
+    </w:lvl>
+    <w:lvl w:ilvl="2" w:tentative="1">
+      <w:start w:val="1"/>
+      <w:numFmt w:val="bullet"/>
+      <w:lvlText w:val=""/>
+      <w:lvlJc w:val="left"/>
+      <w:pPr>
+        <w:tabs>
+          <w:tab w:val="num" w:pos="2160"/>
+        </w:tabs>
+        <w:ind w:left="2160" w:hanging="360"/>
+      </w:pPr>
+      <w:rPr>
+        <w:rFonts w:ascii="Wingdings" w:hAnsi="Wingdings" w:hint="default"/>
+        <w:sz w:val="20"/>
+      </w:rPr>
+    </w:lvl>
+    <w:lvl w:ilvl="3" w:tentative="1">
+      <w:start w:val="1"/>
+      <w:numFmt w:val="bullet"/>
+      <w:lvlText w:val=""/>
+      <w:lvlJc w:val="left"/>
+      <w:pPr>
+        <w:tabs>
+          <w:tab w:val="num" w:pos="2880"/>
+        </w:tabs>
+        <w:ind w:left="2880" w:hanging="360"/>
+      </w:pPr>
+      <w:rPr>
+        <w:rFonts w:ascii="Wingdings" w:hAnsi="Wingdings" w:hint="default"/>
+        <w:sz w:val="20"/>
+      </w:rPr>
+    </w:lvl>
+    <w:lvl w:ilvl="4" w:tentative="1">
+      <w:start w:val="1"/>
+      <w:numFmt w:val="bullet"/>
+      <w:lvlText w:val=""/>
+      <w:lvlJc w:val="left"/>
+      <w:pPr>
+        <w:tabs>
+          <w:tab w:val="num" w:pos="3600"/>
+        </w:tabs>
+        <w:ind w:left="3600" w:hanging="360"/>
+      </w:pPr>
+      <w:rPr>
+        <w:rFonts w:ascii="Wingdings" w:hAnsi="Wingdings" w:hint="default"/>
+        <w:sz w:val="20"/>
+      </w:rPr>
+    </w:lvl>
+    <w:lvl w:ilvl="5" w:tentative="1">
+      <w:start w:val="1"/>
+      <w:numFmt w:val="bullet"/>
+      <w:lvlText w:val=""/>
+      <w:lvlJc w:val="left"/>
+      <w:pPr>
+        <w:tabs>
+          <w:tab w:val="num" w:pos="4320"/>
+        </w:tabs>
+        <w:ind w:left="4320" w:hanging="360"/>
+      </w:pPr>
+      <w:rPr>
+        <w:rFonts w:ascii="Wingdings" w:hAnsi="Wingdings" w:hint="default"/>
+        <w:sz w:val="20"/>
+      </w:rPr>
+    </w:lvl>
+    <w:lvl w:ilvl="6" w:tentative="1">
+      <w:start w:val="1"/>
+      <w:numFmt w:val="bullet"/>
+      <w:lvlText w:val=""/>
+      <w:lvlJc w:val="left"/>
+      <w:pPr>
+        <w:tabs>
+          <w:tab w:val="num" w:pos="5040"/>
+        </w:tabs>
+        <w:ind w:left="5040" w:hanging="360"/>
+      </w:pPr>
+      <w:rPr>
+        <w:rFonts w:ascii="Wingdings" w:hAnsi="Wingdings" w:hint="default"/>
+        <w:sz w:val="20"/>
+      </w:rPr>
+    </w:lvl>
+    <w:lvl w:ilvl="7" w:tentative="1">
+      <w:start w:val="1"/>
+      <w:numFmt w:val="bullet"/>
+      <w:lvlText w:val=""/>
+      <w:lvlJc w:val="left"/>
+      <w:pPr>
+        <w:tabs>
+          <w:tab w:val="num" w:pos="5760"/>
+        </w:tabs>
+        <w:ind w:left="5760" w:hanging="360"/>
+      </w:pPr>
+      <w:rPr>
+        <w:rFonts w:ascii="Wingdings" w:hAnsi="Wingdings" w:hint="default"/>
+        <w:sz w:val="20"/>
+      </w:rPr>
+    </w:lvl>
+    <w:lvl w:ilvl="8" w:tentative="1">
+      <w:start w:val="1"/>
+      <w:numFmt w:val="bullet"/>
+      <w:lvlText w:val=""/>
+      <w:lvlJc w:val="left"/>
+      <w:pPr>
+        <w:tabs>
+          <w:tab w:val="num" w:pos="6480"/>
+        </w:tabs>
+        <w:ind w:left="6480" w:hanging="360"/>
+      </w:pPr>
+      <w:rPr>
+        <w:rFonts w:ascii="Wingdings" w:hAnsi="Wingdings" w:hint="default"/>
+        <w:sz w:val="20"/>
+      </w:rPr>
+    </w:lvl>
+  </w:abstractNum>
   <w:num w:numId="1" w16cid:durableId="897938845">
+    <w:abstractNumId w:val="10"/>
+  </w:num>
+  <w:num w:numId="2" w16cid:durableId="1923103598">
+    <w:abstractNumId w:val="5"/>
+  </w:num>
+  <w:num w:numId="3" w16cid:durableId="990714939">
+    <w:abstractNumId w:val="12"/>
+  </w:num>
+  <w:num w:numId="4" w16cid:durableId="551693170">
+    <w:abstractNumId w:val="4"/>
+  </w:num>
+  <w:num w:numId="5" w16cid:durableId="1923643032">
+    <w:abstractNumId w:val="8"/>
+  </w:num>
+  <w:num w:numId="6" w16cid:durableId="785470590">
+    <w:abstractNumId w:val="6"/>
+  </w:num>
+  <w:num w:numId="7" w16cid:durableId="1242955875">
+    <w:abstractNumId w:val="2"/>
+  </w:num>
+  <w:num w:numId="8" w16cid:durableId="361248097">
+    <w:abstractNumId w:val="0"/>
+  </w:num>
+  <w:num w:numId="9" w16cid:durableId="541600891">
     <w:abstractNumId w:val="3"/>
   </w:num>
-  <w:num w:numId="2" w16cid:durableId="1923103598">
+  <w:num w:numId="10" w16cid:durableId="99640665">
+    <w:abstractNumId w:val="11"/>
+  </w:num>
+  <w:num w:numId="11" w16cid:durableId="230508489">
+    <w:abstractNumId w:val="7"/>
+  </w:num>
+  <w:num w:numId="12" w16cid:durableId="547837628">
     <w:abstractNumId w:val="1"/>
   </w:num>
-  <w:num w:numId="3" w16cid:durableId="990714939">
-    <w:abstractNumId w:val="4"/>
-  </w:num>
-  <w:num w:numId="4" w16cid:durableId="551693170">
-    <w:abstractNumId w:val="0"/>
-  </w:num>
-  <w:num w:numId="5" w16cid:durableId="1923643032">
-    <w:abstractNumId w:val="2"/>
+  <w:num w:numId="13" w16cid:durableId="1424450002">
+    <w:abstractNumId w:val="9"/>
   </w:num>
 </w:numbering>
 </file>
@@ -5119,7 +12107,7 @@
   <w:style w:type="paragraph" w:default="1" w:styleId="a">
     <w:name w:val="Normal"/>
     <w:qFormat/>
-    <w:rsid w:val="00CA3DD3"/>
+    <w:rsid w:val="00A10142"/>
   </w:style>
   <w:style w:type="paragraph" w:styleId="1">
     <w:name w:val="heading 1"/>
